--- a/submission/CorePAM_manuscript.docx
+++ b/submission/CorePAM_manuscript.docx
@@ -100,18 +100,7 @@
         <w:pStyle w:val="BodyText"/>
       </w:pPr>
       <w:r>
-        <w:t xml:space="preserve">We present CorePAM, a data-driven reduction of the PAM50 gene set derived from the complete SCAN-B RNA-seq cohort (N = 3,069) using elastic-net Cox regression with deterministic cross-validation and a pre-specified non-inferiority criterion relative to a full 50-gene Cox elastic-net model. Critically, the gene count was not pre-specified: it was derived entirely from the data and the pre-registered</w:t>
-      </w:r>
-      <w:r>
-        <w:t xml:space="preserve"> </w:t>
-      </w:r>
-      <m:oMath>
-        <m:r>
-          <m:t>Δ</m:t>
-        </m:r>
-      </m:oMath>
-      <w:r>
-        <w:t xml:space="preserve">C-index = 0.010 non-inferiority boundary. Validation was performed across four independent cohorts spanning one RNA-seq and three microarray platforms, including the largest publicly available microarray breast cancer cohort (METABRIC, N = 1,978). We further assessed whether CorePAM predicts pathologic complete response (pCR) to neoadjuvant chemotherapy—a clinical endpoint entirely distinct from the derivation analysis—in four independent neoadjuvant cohorts and the large I-SPY2 platform trial.</w:t>
+        <w:t xml:space="preserve">We present CorePAM, a data-driven reduction of the PAM50 gene set derived from the complete SCAN-B RNA-seq cohort (N = 3,069) using elastic-net Cox regression with deterministic cross-validation and a pre-specified non-inferiority criterion relative to a full 50-gene Cox elastic-net model. Critically, the gene count was not pre-specified: it was derived entirely from the data and the pre-registered \DeltaC-index = 0.010 non-inferiority boundary. Validation was performed across four independent cohorts spanning one RNA-seq and three microarray platforms, including the largest publicly available microarray breast cancer cohort (METABRIC, N = 1,978). We further assessed whether CorePAM predicts pathologic complete response (pCR) to neoadjuvant chemotherapy—a clinical endpoint entirely distinct from the derivation analysis—in four independent neoadjuvant cohorts and the large I-SPY2 platform trial.</w:t>
       </w:r>
     </w:p>
     <w:bookmarkEnd w:id="20"/>
@@ -417,13 +406,6 @@
         <w:pStyle w:val="TableCaption"/>
       </w:pPr>
       <w:r>
-        <w:rPr>
-          <w:b/>
-          <w:bCs/>
-        </w:rPr>
-        <w:t xml:space="preserve">Table 1. </w:t>
-      </w:r>
-      <w:r>
         <w:t xml:space="preserve">CorePAM derivation parameters and frozen analytical settings.</w:t>
       </w:r>
     </w:p>
@@ -432,7 +414,7 @@
         <w:tblStyle w:val="Table"/>
         <w:tblW w:type="auto" w:w="0"/>
         <w:tblLook w:firstRow="1" w:lastRow="0" w:firstColumn="0" w:lastColumn="0" w:noHBand="0" w:noVBand="0" w:val="0020"/>
-        <w:tblCaption w:val="Table 1. CorePAM derivation parameters and frozen analytical settings."/>
+        <w:tblCaption w:val="CorePAM derivation parameters and frozen analytical settings."/>
       </w:tblPr>
       <w:tblGrid>
         <w:gridCol w:w="3960"/>
@@ -476,15 +458,7 @@
               <w:jc w:val="left"/>
             </w:pPr>
             <w:r>
-              <w:t xml:space="preserve">Non-inferiority margin (</w:t>
-            </w:r>
-            <m:oMath>
-              <m:r>
-                <m:t>Δ</m:t>
-              </m:r>
-            </m:oMath>
-            <w:r>
-              <w:t xml:space="preserve">C-index)</w:t>
+              <w:t xml:space="preserve">Non-inferiority margin (\DeltaC-index)</w:t>
             </w:r>
           </w:p>
         </w:tc>
@@ -510,15 +484,7 @@
               <w:jc w:val="left"/>
             </w:pPr>
             <w:r>
-              <w:t xml:space="preserve">Elastic-net mixing parameter (</w:t>
-            </w:r>
-            <m:oMath>
-              <m:r>
-                <m:t>α</m:t>
-              </m:r>
-            </m:oMath>
-            <w:r>
-              <w:t xml:space="preserve">)</w:t>
+              <w:t xml:space="preserve">Elastic-net mixing parameter (\alpha)</w:t>
             </w:r>
           </w:p>
         </w:tc>
@@ -780,13 +746,6 @@
         <w:pStyle w:val="TableCaption"/>
       </w:pPr>
       <w:r>
-        <w:rPr>
-          <w:b/>
-          <w:bCs/>
-        </w:rPr>
-        <w:t xml:space="preserve">Table 2. </w:t>
-      </w:r>
-      <w:r>
         <w:t xml:space="preserve">CorePAM gene coverage by validation cohort.</w:t>
       </w:r>
     </w:p>
@@ -795,7 +754,7 @@
         <w:tblStyle w:val="Table"/>
         <w:tblW w:type="auto" w:w="0"/>
         <w:tblLook w:firstRow="1" w:lastRow="0" w:firstColumn="0" w:lastColumn="0" w:noHBand="0" w:noVBand="0" w:val="0020"/>
-        <w:tblCaption w:val="Table 2. CorePAM gene coverage by validation cohort."/>
+        <w:tblCaption w:val="CorePAM gene coverage by validation cohort."/>
       </w:tblPr>
       <w:tblGrid>
         <w:gridCol w:w="1584"/>
@@ -1238,24 +1197,7 @@
         <w:pStyle w:val="FirstParagraph"/>
       </w:pPr>
       <w:r>
-        <w:t xml:space="preserve">Cox elastic-net regression (</w:t>
-      </w:r>
-      <m:oMath>
-        <m:r>
-          <m:t>α</m:t>
-        </m:r>
-        <m:r>
-          <m:rPr>
-            <m:sty m:val="p"/>
-          </m:rPr>
-          <m:t>=</m:t>
-        </m:r>
-        <m:r>
-          <m:t>0.5</m:t>
-        </m:r>
-      </m:oMath>
-      <w:r>
-        <w:t xml:space="preserve"> </w:t>
+        <w:t xml:space="preserve">Cox elastic-net regression (\alpha = 0.5 </w:t>
       </w:r>
       <w:r>
         <w:t xml:space="preserve">(Zou and Hastie 2005; Tibshirani 1997)</w:t>
@@ -1304,107 +1246,7 @@
         <w:t xml:space="preserve"> </w:t>
       </w:r>
       <w:r>
-        <w:t xml:space="preserve">satisfying:</w:t>
-      </w:r>
-      <w:r>
-        <w:t xml:space="preserve"> </w:t>
-      </w:r>
-      <m:oMath>
-        <m:sSub>
-          <m:e>
-            <m:r>
-              <m:t>C</m:t>
-            </m:r>
-          </m:e>
-          <m:sub>
-            <m:r>
-              <m:rPr>
-                <m:nor/>
-                <m:sty m:val="p"/>
-              </m:rPr>
-              <m:t>adj</m:t>
-            </m:r>
-          </m:sub>
-        </m:sSub>
-        <m:d>
-          <m:dPr>
-            <m:begChr m:val="("/>
-            <m:sepChr m:val=""/>
-            <m:endChr m:val=")"/>
-            <m:grow/>
-          </m:dPr>
-          <m:e>
-            <m:r>
-              <m:rPr>
-                <m:nor/>
-                <m:sty m:val="p"/>
-              </m:rPr>
-              <m:t>df</m:t>
-            </m:r>
-          </m:e>
-        </m:d>
-        <m:r>
-          <m:rPr>
-            <m:sty m:val="p"/>
-          </m:rPr>
-          <m:t>≥</m:t>
-        </m:r>
-        <m:sSub>
-          <m:e>
-            <m:r>
-              <m:t>C</m:t>
-            </m:r>
-          </m:e>
-          <m:sub>
-            <m:r>
-              <m:rPr>
-                <m:nor/>
-                <m:sty m:val="p"/>
-              </m:rPr>
-              <m:t>adj,max</m:t>
-            </m:r>
-          </m:sub>
-        </m:sSub>
-        <m:r>
-          <m:rPr>
-            <m:sty m:val="p"/>
-          </m:rPr>
-          <m:t>−</m:t>
-        </m:r>
-        <m:r>
-          <m:t>0.010</m:t>
-        </m:r>
-      </m:oMath>
-      <w:r>
-        <w:t xml:space="preserve">. The non-inferiority margin of 0.010 was chosen because it is less than half of one approximate standard error of the OOF C-index in the training cohort (SE</w:t>
-      </w:r>
-      <w:r>
-        <w:t xml:space="preserve"> </w:t>
-      </w:r>
-      <m:oMath>
-        <m:r>
-          <m:rPr>
-            <m:sty m:val="p"/>
-          </m:rPr>
-          <m:t>≈</m:t>
-        </m:r>
-      </m:oMath>
-      <w:r>
-        <w:t xml:space="preserve"> </w:t>
-      </w:r>
-      <w:r>
-        <w:t xml:space="preserve">0.026 for N = 3,069 with 322 events), representing a clinically negligible loss in discrimination. Sensitivity analysis confirmed robustness: margins of 0.005, 0.015, and 0.020 would have selected 31, 18, and 16 genes respectively, demonstrating that the selected panel is not brittle to the choice of margin. Final model coefficients were extracted from the full-data path at the selected</w:t>
-      </w:r>
-      <w:r>
-        <w:t xml:space="preserve"> </w:t>
-      </w:r>
-      <m:oMath>
-        <m:r>
-          <m:t>λ</m:t>
-        </m:r>
-      </m:oMath>
-      <w:r>
-        <w:t xml:space="preserve">.</w:t>
+        <w:t xml:space="preserve">satisfying: Cadⱼ(df) \geq Cadⱼ,max - 0.010. The non-inferiority margin of 0.010 was chosen because it is less than half of one approximate standard error of the OOF C-index in the training cohort (SE \approx 0.026 for N = 3,069 with 322 events), representing a clinically negligible loss in discrimination. Sensitivity analysis confirmed robustness: margins of 0.005, 0.015, and 0.020 would have selected 31, 18, and 16 genes respectively, demonstrating that the selected panel is not brittle to the choice of margin. Final model coefficients were extracted from the full-data path at the selected \lambda.</w:t>
       </w:r>
     </w:p>
     <w:bookmarkEnd w:id="27"/>
@@ -1424,329 +1266,17 @@
       <w:r>
         <w:t xml:space="preserve">For each cohort, the CorePAM score was computed as:</w:t>
       </w:r>
-    </w:p>
-    <w:p>
-      <w:pPr>
-        <w:pStyle w:val="BodyText"/>
-      </w:pPr>
-      <m:oMathPara>
-        <m:oMathParaPr>
-          <m:jc m:val="center"/>
-        </m:oMathParaPr>
-        <m:oMath>
-          <m:r>
-            <m:rPr>
-              <m:nor/>
-              <m:sty m:val="p"/>
-            </m:rPr>
-            <m:t>score</m:t>
-          </m:r>
-          <m:r>
-            <m:rPr>
-              <m:sty m:val="p"/>
-            </m:rPr>
-            <m:t>=</m:t>
-          </m:r>
-          <m:f>
-            <m:fPr>
-              <m:type m:val="bar"/>
-            </m:fPr>
-            <m:num>
-              <m:nary>
-                <m:naryPr>
-                  <m:chr m:val="∑"/>
-                  <m:limLoc m:val="undOvr"/>
-                  <m:subHide m:val="off"/>
-                  <m:supHide m:val="on"/>
-                </m:naryPr>
-                <m:sub>
-                  <m:r>
-                    <m:t>i</m:t>
-                  </m:r>
-                  <m:r>
-                    <m:rPr>
-                      <m:sty m:val="p"/>
-                    </m:rPr>
-                    <m:t>∈</m:t>
-                  </m:r>
-                  <m:sSub>
-                    <m:e>
-                      <m:r>
-                        <m:t>G</m:t>
-                      </m:r>
-                    </m:e>
-                    <m:sub>
-                      <m:r>
-                        <m:rPr>
-                          <m:nor/>
-                          <m:sty m:val="p"/>
-                        </m:rPr>
-                        <m:t>present</m:t>
-                      </m:r>
-                    </m:sub>
-                  </m:sSub>
-                </m:sub>
-                <m:sup>
-                  <m:r>
-                    <m:t>​</m:t>
-                  </m:r>
-                </m:sup>
-                <m:e>
-                  <m:sSub>
-                    <m:e>
-                      <m:r>
-                        <m:t>w</m:t>
-                      </m:r>
-                    </m:e>
-                    <m:sub>
-                      <m:r>
-                        <m:t>i</m:t>
-                      </m:r>
-                    </m:sub>
-                  </m:sSub>
-                </m:e>
-              </m:nary>
-              <m:r>
-                <m:rPr>
-                  <m:sty m:val="p"/>
-                </m:rPr>
-                <m:t>⋅</m:t>
-              </m:r>
-              <m:sSub>
-                <m:e>
-                  <m:r>
-                    <m:t>z</m:t>
-                  </m:r>
-                </m:e>
-                <m:sub>
-                  <m:r>
-                    <m:t>i</m:t>
-                  </m:r>
-                </m:sub>
-              </m:sSub>
-            </m:num>
-            <m:den>
-              <m:nary>
-                <m:naryPr>
-                  <m:chr m:val="∑"/>
-                  <m:limLoc m:val="undOvr"/>
-                  <m:subHide m:val="off"/>
-                  <m:supHide m:val="on"/>
-                </m:naryPr>
-                <m:sub>
-                  <m:r>
-                    <m:t>i</m:t>
-                  </m:r>
-                  <m:r>
-                    <m:rPr>
-                      <m:sty m:val="p"/>
-                    </m:rPr>
-                    <m:t>∈</m:t>
-                  </m:r>
-                  <m:sSub>
-                    <m:e>
-                      <m:r>
-                        <m:t>G</m:t>
-                      </m:r>
-                    </m:e>
-                    <m:sub>
-                      <m:r>
-                        <m:rPr>
-                          <m:nor/>
-                          <m:sty m:val="p"/>
-                        </m:rPr>
-                        <m:t>present</m:t>
-                      </m:r>
-                    </m:sub>
-                  </m:sSub>
-                </m:sub>
-                <m:sup>
-                  <m:r>
-                    <m:t>​</m:t>
-                  </m:r>
-                </m:sup>
-                <m:e>
-                  <m:d>
-                    <m:dPr>
-                      <m:begChr m:val="|"/>
-                      <m:sepChr m:val=""/>
-                      <m:endChr m:val="|"/>
-                      <m:grow/>
-                    </m:dPr>
-                    <m:e>
-                      <m:sSub>
-                        <m:e>
-                          <m:r>
-                            <m:t>w</m:t>
-                          </m:r>
-                        </m:e>
-                        <m:sub>
-                          <m:r>
-                            <m:t>i</m:t>
-                          </m:r>
-                        </m:sub>
-                      </m:sSub>
-                    </m:e>
-                  </m:d>
-                </m:e>
-              </m:nary>
-            </m:den>
-          </m:f>
-        </m:oMath>
-      </m:oMathPara>
-    </w:p>
-    <w:p>
-      <w:pPr>
-        <w:pStyle w:val="FirstParagraph"/>
-      </w:pPr>
-      <w:r>
-        <w:t xml:space="preserve">where</w:t>
-      </w:r>
-      <w:r>
-        <w:t xml:space="preserve"> </w:t>
-      </w:r>
-      <m:oMath>
-        <m:sSub>
-          <m:e>
-            <m:r>
-              <m:t>z</m:t>
-            </m:r>
-          </m:e>
-          <m:sub>
-            <m:r>
-              <m:t>i</m:t>
-            </m:r>
-          </m:sub>
-        </m:sSub>
-      </m:oMath>
-      <w:r>
-        <w:t xml:space="preserve"> </w:t>
-      </w:r>
-      <w:r>
-        <w:t xml:space="preserve">is the intra-cohort z-score of gene</w:t>
-      </w:r>
-      <w:r>
-        <w:t xml:space="preserve"> </w:t>
-      </w:r>
-      <m:oMath>
-        <m:r>
-          <m:t>i</m:t>
-        </m:r>
-      </m:oMath>
-      <w:r>
-        <w:t xml:space="preserve"> </w:t>
-      </w:r>
-      <w:r>
-        <w:t xml:space="preserve">and</w:t>
-      </w:r>
-      <w:r>
-        <w:t xml:space="preserve"> </w:t>
-      </w:r>
-      <m:oMath>
-        <m:sSub>
-          <m:e>
-            <m:r>
-              <m:t>w</m:t>
-            </m:r>
-          </m:e>
-          <m:sub>
-            <m:r>
-              <m:t>i</m:t>
-            </m:r>
-          </m:sub>
-        </m:sSub>
-      </m:oMath>
-      <w:r>
-        <w:t xml:space="preserve"> </w:t>
-      </w:r>
-      <w:r>
-        <w:t xml:space="preserve">is its weight from the frozen model, and</w:t>
-      </w:r>
-      <w:r>
-        <w:t xml:space="preserve"> </w:t>
-      </w:r>
-      <m:oMath>
-        <m:sSub>
-          <m:e>
-            <m:r>
-              <m:t>G</m:t>
-            </m:r>
-          </m:e>
-          <m:sub>
-            <m:r>
-              <m:rPr>
-                <m:nor/>
-                <m:sty m:val="p"/>
-              </m:rPr>
-              <m:t>present</m:t>
-            </m:r>
-          </m:sub>
-        </m:sSub>
-      </m:oMath>
-      <w:r>
-        <w:t xml:space="preserve"> </w:t>
-      </w:r>
-      <w:r>
-        <w:t xml:space="preserve">is the set of CorePAM genes available in that cohort. The score was subsequently standardised intra-cohort (</w:t>
-      </w:r>
-      <m:oMath>
-        <m:r>
-          <m:rPr>
-            <m:nor/>
-            <m:sty m:val="p"/>
-          </m:rPr>
-          <m:t>score_z</m:t>
-        </m:r>
-        <m:r>
-          <m:rPr>
-            <m:sty m:val="p"/>
-          </m:rPr>
-          <m:t>=</m:t>
-        </m:r>
-        <m:r>
-          <m:rPr>
-            <m:nor/>
-            <m:sty m:val="p"/>
-          </m:rPr>
-          <m:t>scale</m:t>
-        </m:r>
-        <m:d>
-          <m:dPr>
-            <m:begChr m:val="("/>
-            <m:sepChr m:val=""/>
-            <m:endChr m:val=")"/>
-            <m:grow/>
-          </m:dPr>
-          <m:e>
-            <m:r>
-              <m:rPr>
-                <m:nor/>
-                <m:sty m:val="p"/>
-              </m:rPr>
-              <m:t>score</m:t>
-            </m:r>
-          </m:e>
-        </m:d>
-      </m:oMath>
-      <w:r>
-        <w:t xml:space="preserve">) for proportional hazards regression, yielding hazard ratios per 1 SD. Score direction (positive = higher risk) was established in the SCAN-B training cohort (training HR = 1.92, confirming positive orientation); the same directional convention was confirmed to hold in all four external validation cohorts (all univariate HRs</w:t>
-      </w:r>
-      <w:r>
-        <w:t xml:space="preserve"> </w:t>
-      </w:r>
-      <m:oMath>
-        <m:r>
-          <m:rPr>
-            <m:sty m:val="p"/>
-          </m:rPr>
-          <m:t>&gt;</m:t>
-        </m:r>
-        <m:r>
-          <m:t>1</m:t>
-        </m:r>
-      </m:oMath>
-      <w:r>
-        <w:t xml:space="preserve">) without requiring sign inversion in any cohort.</w:t>
+      <w:r>
+        <w:t xml:space="preserve"> </w:t>
+      </w:r>
+      <w:r>
+        <w:t xml:space="preserve">score = \frac\sumᵢ \ᵢn G_present wᵢ \cdot zᵢ\sumᵢ \ᵢn G_present |wᵢ|</w:t>
+      </w:r>
+      <w:r>
+        <w:t xml:space="preserve"> </w:t>
+      </w:r>
+      <w:r>
+        <w:t xml:space="preserve">where zᵢ is the intra-cohort z-score of gene i and wᵢ is its weight from the frozen model, and Gpresent is the set of CorePAM genes available in that cohort. The score was subsequently standardised intra-cohort (score\z = scale(score)) for proportional hazards regression, yielding hazard ratios per 1 SD. Score direction (positive = higher risk) was established in the SCAN-B training cohort (training HR = 1.92, confirming positive orientation); the same directional convention was confirmed to hold in all four external validation cohorts (all univariate HRs &gt; 1) without requiring sign inversion in any cohort.</w:t>
       </w:r>
     </w:p>
     <w:bookmarkEnd w:id="28"/>
@@ -1792,24 +1322,7 @@
         <w:t xml:space="preserve"> </w:t>
       </w:r>
       <w:r>
-        <w:t xml:space="preserve">score_z adjusted for age (continuous) and ER status (binary), when ER was available in harmonised clinical data. CORE-A covariates by cohort: SCAN-B—age + ER status; METABRIC—age + ER status; TCGA-BRCA—age alone (ER status was not recoverable from the GDC-harmonised clinical file); GSE20685—age alone (ER status absent from the GSE Series Matrix clinical annotation). CORE-A denotes the clinical-only model (age</w:t>
-      </w:r>
-      <w:r>
-        <w:t xml:space="preserve"> </w:t>
-      </w:r>
-      <m:oMath>
-        <m:r>
-          <m:rPr>
-            <m:sty m:val="p"/>
-          </m:rPr>
-          <m:t>±</m:t>
-        </m:r>
-      </m:oMath>
-      <w:r>
-        <w:t xml:space="preserve"> </w:t>
-      </w:r>
-      <w:r>
-        <w:t xml:space="preserve">ER).</w:t>
+        <w:t xml:space="preserve">score_z adjusted for age (continuous) and ER status (binary), when ER was available in harmonised clinical data. CORE-A covariates by cohort: SCAN-B—age + ER status; METABRIC—age + ER status; TCGA-BRCA—age alone (ER status was not recoverable from the GDC-harmonised clinical file); GSE20685—age alone (ER status absent from the GSE Series Matrix clinical annotation). CORE-A denotes the clinical-only model (age \pm ER).</w:t>
       </w:r>
     </w:p>
     <w:p>
@@ -1836,33 +1349,22 @@
         <w:t xml:space="preserve"> </w:t>
       </w:r>
       <w:r>
-        <w:t xml:space="preserve">with 95% bootstrap CI (</w:t>
-      </w:r>
-      <m:oMath>
-        <m:r>
-          <m:t>B</m:t>
-        </m:r>
-        <m:r>
-          <m:rPr>
-            <m:sty m:val="p"/>
-          </m:rPr>
-          <m:t>=</m:t>
-        </m:r>
-        <m:r>
-          <m:t>1</m:t>
-        </m:r>
-        <m:r>
-          <m:rPr>
-            <m:sty m:val="p"/>
-          </m:rPr>
-          <m:t>,</m:t>
-        </m:r>
-        <m:r>
-          <m:t>000</m:t>
-        </m:r>
-      </m:oMath>
-      <w:r>
-        <w:t xml:space="preserve">).</w:t>
+        <w:t xml:space="preserve">with 95% bootstrap CI (B = 1,000). Uno’s C-statistic (IPCW) </w:t>
+      </w:r>
+      <w:r>
+        <w:t xml:space="preserve">(Uno et al. 2011)</w:t>
+      </w:r>
+      <w:r>
+        <w:t xml:space="preserve"> </w:t>
+      </w:r>
+      <w:r>
+        <w:t xml:space="preserve">was computed as a sensitivity analysis to address heterogeneous censoring; time-dependent AUC at fixed horizons (60 months; 24 months for TCGA-BRCA) was estimated via the timeROC package </w:t>
+      </w:r>
+      <w:r>
+        <w:t xml:space="preserve">(Blanche, Dartigues, and Jacqmin-Gadda 2013)</w:t>
+      </w:r>
+      <w:r>
+        <w:t xml:space="preserve">.</w:t>
       </w:r>
     </w:p>
     <w:p>
@@ -1907,44 +1409,7 @@
         <w:t xml:space="preserve"> </w:t>
       </w:r>
       <w:r>
-        <w:t xml:space="preserve">for each cohort. No significant departures were detected in SCAN-B, GSE20685, or GSE1456 (all global</w:t>
-      </w:r>
-      <w:r>
-        <w:t xml:space="preserve"> </w:t>
-      </w:r>
-      <m:oMath>
-        <m:r>
-          <m:t>p</m:t>
-        </m:r>
-        <m:r>
-          <m:rPr>
-            <m:sty m:val="p"/>
-          </m:rPr>
-          <m:t>&gt;</m:t>
-        </m:r>
-        <m:r>
-          <m:t>0.05</m:t>
-        </m:r>
-      </m:oMath>
-      <w:r>
-        <w:t xml:space="preserve">). METABRIC DSS showed marginal non-proportionality (</w:t>
-      </w:r>
-      <m:oMath>
-        <m:r>
-          <m:t>p</m:t>
-        </m:r>
-        <m:r>
-          <m:rPr>
-            <m:sty m:val="p"/>
-          </m:rPr>
-          <m:t>=</m:t>
-        </m:r>
-        <m:r>
-          <m:t>0.04</m:t>
-        </m:r>
-      </m:oMath>
-      <w:r>
-        <w:t xml:space="preserve">), expected given its 159-month follow-up; the Fine–Gray competing-risks analysis and the concordance-based C-index (which does not assume proportional hazards) mitigate this concern.</w:t>
+        <w:t xml:space="preserve">for each cohort. No significant departures were detected in SCAN-B, GSE20685, or GSE1456 (all global p &gt; 0.05). METABRIC DSS showed marginal non-proportionality (p = 0.04), expected given its 159-month follow-up; the Fine–Gray competing-risks analysis and the concordance-based C-index (which does not assume proportional hazards) mitigate this concern.</w:t>
       </w:r>
     </w:p>
     <w:p>
@@ -1993,56 +1458,8 @@
       <w:r>
         <w:t xml:space="preserve"> </w:t>
       </w:r>
-      <m:oMath>
-        <m:r>
-          <m:t>Δ</m:t>
-        </m:r>
-      </m:oMath>
-      <w:r>
-        <w:t xml:space="preserve">C-index = C(CORE-A + score_z)</w:t>
-      </w:r>
-      <w:r>
-        <w:t xml:space="preserve"> </w:t>
-      </w:r>
-      <m:oMath>
-        <m:r>
-          <m:rPr>
-            <m:sty m:val="p"/>
-          </m:rPr>
-          <m:t>−</m:t>
-        </m:r>
-      </m:oMath>
-      <w:r>
-        <w:t xml:space="preserve"> </w:t>
-      </w:r>
-      <w:r>
-        <w:t xml:space="preserve">C(CORE-A); bootstrap 95% CI (</w:t>
-      </w:r>
-      <m:oMath>
-        <m:r>
-          <m:t>B</m:t>
-        </m:r>
-        <m:r>
-          <m:rPr>
-            <m:sty m:val="p"/>
-          </m:rPr>
-          <m:t>=</m:t>
-        </m:r>
-        <m:r>
-          <m:t>1</m:t>
-        </m:r>
-        <m:r>
-          <m:rPr>
-            <m:sty m:val="p"/>
-          </m:rPr>
-          <m:t>,</m:t>
-        </m:r>
-        <m:r>
-          <m:t>000</m:t>
-        </m:r>
-      </m:oMath>
-      <w:r>
-        <w:t xml:space="preserve">).</w:t>
+      <w:r>
+        <w:t xml:space="preserve">\DeltaC-index = C(CORE-A + score_z) - C(CORE-A); bootstrap 95% CI (B = 1,000).</w:t>
       </w:r>
     </w:p>
     <w:p>
@@ -2075,27 +1492,7 @@
         <w:t xml:space="preserve">(Viechtbauer 2010)</w:t>
       </w:r>
       <w:r>
-        <w:t xml:space="preserve">). Heterogeneity was quantified using</w:t>
-      </w:r>
-      <w:r>
-        <w:t xml:space="preserve"> </w:t>
-      </w:r>
-      <m:oMath>
-        <m:sSup>
-          <m:e>
-            <m:r>
-              <m:t>I</m:t>
-            </m:r>
-          </m:e>
-          <m:sup>
-            <m:r>
-              <m:t>2</m:t>
-            </m:r>
-          </m:sup>
-        </m:sSup>
-      </m:oMath>
-      <w:r>
-        <w:t xml:space="preserve"> </w:t>
+        <w:t xml:space="preserve">). Heterogeneity was quantified using I² </w:t>
       </w:r>
       <w:r>
         <w:t xml:space="preserve">(Higgins et al. 2003)</w:t>
@@ -2111,6 +1508,72 @@
       </w:r>
       <w:r>
         <w:t xml:space="preserve">applied as sensitivity analysis.</w:t>
+      </w:r>
+    </w:p>
+    <w:p>
+      <w:pPr>
+        <w:pStyle w:val="BodyText"/>
+      </w:pPr>
+      <w:r>
+        <w:rPr>
+          <w:b/>
+          <w:bCs/>
+        </w:rPr>
+        <w:t xml:space="preserve">Calibration:</w:t>
+      </w:r>
+      <w:r>
+        <w:t xml:space="preserve"> </w:t>
+      </w:r>
+      <w:r>
+        <w:t xml:space="preserve">Formal calibration was assessed via logistic recalibration at the cohort-specific time horizon. Calibration intercept (\alpha; ideal = 0) and slope (\beta; ideal = 1) were obtained by regressing the binary outcome indicator YH (event before horizon H) on the logit of the Cox-predicted risk at H. The expected-to-observed (E/O) ratio and Brier score were also computed.</w:t>
+      </w:r>
+    </w:p>
+    <w:p>
+      <w:pPr>
+        <w:pStyle w:val="BodyText"/>
+      </w:pPr>
+      <w:r>
+        <w:rPr>
+          <w:b/>
+          <w:bCs/>
+        </w:rPr>
+        <w:t xml:space="preserve">Frozen z-score sensitivity:</w:t>
+      </w:r>
+      <w:r>
+        <w:t xml:space="preserve"> </w:t>
+      </w:r>
+      <w:r>
+        <w:t xml:space="preserve">As a sensitivity analysis addressing single-sample scoring feasibility, the mean and standard deviation per gene were frozen from the SCAN-B training cohort and applied to all external validation cohorts instead of computing intra-cohort z-scores. No cohort-level re-standardisation (i.e. no</w:t>
+      </w:r>
+      <w:r>
+        <w:t xml:space="preserve"> </w:t>
+      </w:r>
+      <w:r>
+        <w:rPr>
+          <w:rStyle w:val="VerbatimChar"/>
+        </w:rPr>
+        <w:t xml:space="preserve">scale()</w:t>
+      </w:r>
+      <w:r>
+        <w:t xml:space="preserve">) was applied to the composite score, ensuring that each patient’s score depends only on their own expression values and the frozen SCAN-B reference—as would occur in clinical deployment with a single specimen. Cox HR and C-index were compared between frozen and intra-cohort approaches on the same raw-score scale.</w:t>
+      </w:r>
+    </w:p>
+    <w:p>
+      <w:pPr>
+        <w:pStyle w:val="BodyText"/>
+      </w:pPr>
+      <w:r>
+        <w:rPr>
+          <w:b/>
+          <w:bCs/>
+        </w:rPr>
+        <w:t xml:space="preserve">Subgroup analysis:</w:t>
+      </w:r>
+      <w:r>
+        <w:t xml:space="preserve"> </w:t>
+      </w:r>
+      <w:r>
+        <w:t xml:space="preserve">ER-stratified analyses were performed in SCAN-B (ER status available in 94% of samples). Cox HR and C-index were computed separately for ER-positive and ER-negative subgroups, with an interaction test (score \times ER status).</w:t>
       </w:r>
     </w:p>
     <w:p>
@@ -2178,50 +1641,7 @@
         <w:pStyle w:val="FirstParagraph"/>
       </w:pPr>
       <w:r>
-        <w:t xml:space="preserve">Logistic regression: pCR</w:t>
-      </w:r>
-      <w:r>
-        <w:t xml:space="preserve"> </w:t>
-      </w:r>
-      <m:oMath>
-        <m:r>
-          <m:rPr>
-            <m:sty m:val="p"/>
-          </m:rPr>
-          <m:t>∼</m:t>
-        </m:r>
-      </m:oMath>
-      <w:r>
-        <w:t xml:space="preserve"> </w:t>
-      </w:r>
-      <w:r>
-        <w:t xml:space="preserve">score_z (univariate); adjusted for age and ER/HER2 status where available. OR per 1 SD with Wald CI. AUC by DeLong method. Bootstrap CI (</w:t>
-      </w:r>
-      <m:oMath>
-        <m:r>
-          <m:t>B</m:t>
-        </m:r>
-        <m:r>
-          <m:rPr>
-            <m:sty m:val="p"/>
-          </m:rPr>
-          <m:t>=</m:t>
-        </m:r>
-        <m:r>
-          <m:t>1</m:t>
-        </m:r>
-        <m:r>
-          <m:rPr>
-            <m:sty m:val="p"/>
-          </m:rPr>
-          <m:t>,</m:t>
-        </m:r>
-        <m:r>
-          <m:t>000</m:t>
-        </m:r>
-      </m:oMath>
-      <w:r>
-        <w:t xml:space="preserve">, seed = 42). I-SPY2 sensitivity analysis restricted to the paclitaxel control arm (N = 179).</w:t>
+        <w:t xml:space="preserve">Logistic regression: pCR \sim score_z (univariate); adjusted for age and ER/HER2 status where available. OR per 1 SD with Wald CI. AUC by DeLong method. Bootstrap CI (B = 1,000, seed = 42). I-SPY2 sensitivity analysis restricted to the paclitaxel control arm (N = 179).</w:t>
       </w:r>
     </w:p>
     <w:bookmarkEnd w:id="30"/>
@@ -2239,18 +1659,7 @@
         <w:pStyle w:val="FirstParagraph"/>
       </w:pPr>
       <w:r>
-        <w:t xml:space="preserve">Comprehensive QC comprised: (i) off-diagonal score correlation between cohorts via percentile-based Spearman</w:t>
-      </w:r>
-      <w:r>
-        <w:t xml:space="preserve"> </w:t>
-      </w:r>
-      <m:oMath>
-        <m:r>
-          <m:t>ρ</m:t>
-        </m:r>
-      </m:oMath>
-      <w:r>
-        <w:t xml:space="preserve">; (ii) forensic PCA of METABRIC expression for batch effects and outliers; (iii) schema/range hard-checks on all analysis-ready files; (iv) automated anti-hardcoding assertions verifying all reported values against source CSV/JSON files.</w:t>
+        <w:t xml:space="preserve">Comprehensive QC comprised: (i) off-diagonal score correlation between cohorts via percentile-based Pearson r; (ii) forensic PCA of METABRIC expression for batch effects and outliers; (iii) schema/range hard-checks on all analysis-ready files; (iv) automated anti-hardcoding assertions verifying all reported values against source CSV/JSON files.</w:t>
       </w:r>
     </w:p>
     <w:bookmarkEnd w:id="31"/>
@@ -2366,12 +1775,21 @@
         <w:t xml:space="preserve"> </w:t>
       </w:r>
       <w:r>
-        <w:t xml:space="preserve">(signature comparison).</w:t>
+        <w:t xml:space="preserve">(signature comparison), survC1 (Uno’s C-statistic), timeROC </w:t>
+      </w:r>
+      <w:r>
+        <w:t xml:space="preserve">(Blanche, Dartigues, and Jacqmin-Gadda 2013)</w:t>
+      </w:r>
+      <w:r>
+        <w:t xml:space="preserve"> </w:t>
+      </w:r>
+      <w:r>
+        <w:t xml:space="preserve">(time-dependent AUC).</w:t>
       </w:r>
     </w:p>
     <w:bookmarkEnd w:id="35"/>
     <w:bookmarkEnd w:id="36"/>
-    <w:bookmarkStart w:id="87" w:name="sec:results"/>
+    <w:bookmarkStart w:id="88" w:name="sec:results"/>
     <w:p>
       <w:pPr>
         <w:pStyle w:val="Heading1"/>
@@ -2394,15 +1812,7 @@
         <w:pStyle w:val="FirstParagraph"/>
       </w:pPr>
       <w:r>
-        <w:t xml:space="preserve">Out-of-fold Cox elastic-net regression in SCAN-B identified 24 genes as the minimum set satisfying the pre-specified non-inferiority criterion (</w:t>
-      </w:r>
-      <m:oMath>
-        <m:r>
-          <m:t>Δ</m:t>
-        </m:r>
-      </m:oMath>
-      <w:r>
-        <w:t xml:space="preserve">C = 0.010). The selected model achieved an OOF C-index of 0.670, compared to the maximum OOF C-index achievable with all 50 PAM50 candidates (0.679), with a gap of 0.009—within the 0.010 boundary. The selected 24 genes and their elastic-net Cox weights are illustrated in Additional file 2: Figure S2 and listed in Additional file 11: Table S1.</w:t>
+        <w:t xml:space="preserve">Out-of-fold Cox elastic-net regression in SCAN-B identified 24 genes as the minimum set satisfying the pre-specified non-inferiority criterion (\DeltaC = 0.010). The selected model achieved an OOF C-index of 0.670, compared to the maximum OOF C-index achievable with all 50 PAM50 candidates (0.679), with a gap of 0.009—within the 0.010 boundary. The selected 24 genes and their elastic-net Cox weights are illustrated in Additional file 2: Figure S2 and listed in Additional file 11: Table S1.</w:t>
       </w:r>
     </w:p>
     <w:bookmarkStart w:id="40" w:name="fig:study-design"/>
@@ -2458,13 +1868,6 @@
         <w:pStyle w:val="ImageCaption"/>
       </w:pPr>
       <w:r>
-        <w:rPr>
-          <w:b/>
-          <w:bCs/>
-        </w:rPr>
-        <w:t xml:space="preserve">Figure 1. </w:t>
-      </w:r>
-      <w:r>
         <w:t xml:space="preserve">Study overview showing the CorePAM derivation and validation pipeline, cohort roles, sample sizes, and frozen analytical parameters.</w:t>
       </w:r>
     </w:p>
@@ -2474,24 +1877,7 @@
         <w:pStyle w:val="BodyText"/>
       </w:pPr>
       <w:r>
-        <w:t xml:space="preserve">The 24 genes span luminal differentiation (ESR1, PGR, NAT1), proliferation (MYBL2, PTTG1, EXO1, MYC), basal phenotype (KRT5, KRT17, FOXC1), and HER2-enriched markers (ERBB2, GRB7, MIA), with full gene list in Additional file 11: Table S1. The Pareto frontier (Additional file 1: Figure S1) shows diminishing returns beyond approximately 15 genes, with the non-inferiority boundary crossed at df = 24. Bootstrap resampling (</w:t>
-      </w:r>
-      <m:oMath>
-        <m:r>
-          <m:t>B</m:t>
-        </m:r>
-        <m:r>
-          <m:rPr>
-            <m:sty m:val="p"/>
-          </m:rPr>
-          <m:t>=</m:t>
-        </m:r>
-        <m:r>
-          <m:t>200</m:t>
-        </m:r>
-      </m:oMath>
-      <w:r>
-        <w:t xml:space="preserve">) confirmed that 15 of 24 CorePAM genes were selected in at least 70% of resamples, with a minimum selection frequency of 35.5% (Additional file 8: Figure S8).</w:t>
+        <w:t xml:space="preserve">The 24 genes span luminal differentiation (ESR1, PGR, NAT1), proliferation (MYBL2, PTTG1, EXO1, MYC), basal phenotype (KRT5, KRT17, FOXC1), and HER2-enriched markers (ERBB2, GRB7, MIA), with full gene list in Additional file 11: Table S1. The Pareto frontier (Additional file 1: Figure S1) shows diminishing returns beyond approximately 15 genes, with the non-inferiority boundary crossed at df = 24. Bootstrap resampling (B = 200) confirmed that 15 of 24 CorePAM genes were selected in at least 70% of resamples, with a minimum selection frequency of 35.5% (Additional file 8: Figure S8).</w:t>
       </w:r>
     </w:p>
     <w:bookmarkEnd w:id="41"/>
@@ -2520,87 +1906,7 @@
         </w:r>
       </w:hyperlink>
       <w:r>
-        <w:t xml:space="preserve">). In TCGA-BRCA (RNA-seq), HR per 1 SD = 1.20 (95% CI 1.04–1.40;</w:t>
-      </w:r>
-      <w:r>
-        <w:t xml:space="preserve"> </w:t>
-      </w:r>
-      <m:oMath>
-        <m:r>
-          <m:t>p</m:t>
-        </m:r>
-        <m:r>
-          <m:rPr>
-            <m:sty m:val="p"/>
-          </m:rPr>
-          <m:t>=</m:t>
-        </m:r>
-        <m:r>
-          <m:t>0.016</m:t>
-        </m:r>
-      </m:oMath>
-      <w:r>
-        <w:t xml:space="preserve">). In METABRIC (DSS endpoint; Illumina microarray), HR = 1.41 (95% CI 1.31–1.52;</w:t>
-      </w:r>
-      <w:r>
-        <w:t xml:space="preserve"> </w:t>
-      </w:r>
-      <m:oMath>
-        <m:r>
-          <m:t>p</m:t>
-        </m:r>
-        <m:r>
-          <m:rPr>
-            <m:sty m:val="p"/>
-          </m:rPr>
-          <m:t>&lt;</m:t>
-        </m:r>
-        <m:r>
-          <m:t>0.001</m:t>
-        </m:r>
-      </m:oMath>
-      <w:r>
-        <w:t xml:space="preserve">). In GSE20685 (Affymetrix microarray), HR = 1.40 (95% CI 1.12–1.76;</w:t>
-      </w:r>
-      <w:r>
-        <w:t xml:space="preserve"> </w:t>
-      </w:r>
-      <m:oMath>
-        <m:r>
-          <m:t>p</m:t>
-        </m:r>
-        <m:r>
-          <m:rPr>
-            <m:sty m:val="p"/>
-          </m:rPr>
-          <m:t>=</m:t>
-        </m:r>
-        <m:r>
-          <m:t>0.003</m:t>
-        </m:r>
-      </m:oMath>
-      <w:r>
-        <w:t xml:space="preserve">). In GSE1456 (Stockholm; Affymetrix microarray), HR = 1.71 (95% CI 1.23–2.38;</w:t>
-      </w:r>
-      <w:r>
-        <w:t xml:space="preserve"> </w:t>
-      </w:r>
-      <m:oMath>
-        <m:r>
-          <m:t>p</m:t>
-        </m:r>
-        <m:r>
-          <m:rPr>
-            <m:sty m:val="p"/>
-          </m:rPr>
-          <m:t>=</m:t>
-        </m:r>
-        <m:r>
-          <m:t>0.001</m:t>
-        </m:r>
-      </m:oMath>
-      <w:r>
-        <w:t xml:space="preserve">). Kaplan–Meier curves stratified at the intra-cohort median score are shown in Figures </w:t>
+        <w:t xml:space="preserve">). In TCGA-BRCA (RNA-seq), HR per 1 SD = 1.20 (95% CI 1.04–1.40; p = 0.016). In METABRIC (DSS endpoint; Illumina microarray), HR = 1.41 (95% CI 1.31–1.52; p &lt; 0.001). In GSE20685 (Affymetrix microarray), HR = 1.40 (95% CI 1.12–1.76; p = 0.003). In GSE1456 (Stockholm; Affymetrix microarray), HR = 1.71 (95% CI 1.23–2.38; p = 0.001). Kaplan–Meier curves stratified at the intra-cohort median score are shown in Figures </w:t>
       </w:r>
       <w:hyperlink w:anchor="fig:km-tcga">
         <w:r>
@@ -2631,13 +1937,6 @@
         <w:pStyle w:val="TableCaption"/>
       </w:pPr>
       <w:r>
-        <w:rPr>
-          <w:b/>
-          <w:bCs/>
-        </w:rPr>
-        <w:t xml:space="preserve">Table 3. </w:t>
-      </w:r>
-      <w:r>
         <w:t xml:space="preserve">CorePAM prognostic performance across cohorts.</w:t>
       </w:r>
     </w:p>
@@ -2646,7 +1945,7 @@
         <w:tblStyle w:val="Table"/>
         <w:tblW w:type="auto" w:w="0"/>
         <w:tblLook w:firstRow="1" w:lastRow="0" w:firstColumn="0" w:lastColumn="0" w:noHBand="0" w:noVBand="0" w:val="0020"/>
-        <w:tblCaption w:val="Table 3. CorePAM prognostic performance across cohorts."/>
+        <w:tblCaption w:val="CorePAM prognostic performance across cohorts."/>
       </w:tblPr>
       <w:tblGrid>
         <w:gridCol w:w="1131"/>
@@ -2815,24 +2114,7 @@
               <w:jc w:val="left"/>
             </w:pPr>
             <w:r>
-              <w:t xml:space="preserve">1.92 (1.74–2.13),</w:t>
-            </w:r>
-            <w:r>
-              <w:t xml:space="preserve"> </w:t>
-            </w:r>
-            <m:oMath>
-              <m:r>
-                <m:t>p</m:t>
-              </m:r>
-              <m:r>
-                <m:rPr>
-                  <m:sty m:val="p"/>
-                </m:rPr>
-                <m:t>&lt;</m:t>
-              </m:r>
-            </m:oMath>
-            <w:r>
-              <w:t xml:space="preserve">0.001</w:t>
+              <w:t xml:space="preserve">1.92 (1.74–2.13), p&lt;0.001</w:t>
             </w:r>
           </w:p>
         </w:tc>
@@ -2918,24 +2200,7 @@
               <w:jc w:val="left"/>
             </w:pPr>
             <w:r>
-              <w:t xml:space="preserve">1.20 (1.04–1.40),</w:t>
-            </w:r>
-            <w:r>
-              <w:t xml:space="preserve"> </w:t>
-            </w:r>
-            <m:oMath>
-              <m:r>
-                <m:t>p</m:t>
-              </m:r>
-              <m:r>
-                <m:rPr>
-                  <m:sty m:val="p"/>
-                </m:rPr>
-                <m:t>=</m:t>
-              </m:r>
-            </m:oMath>
-            <w:r>
-              <w:t xml:space="preserve">0.016</w:t>
+              <w:t xml:space="preserve">1.20 (1.04–1.40), p=0.016</w:t>
             </w:r>
           </w:p>
         </w:tc>
@@ -3021,24 +2286,7 @@
               <w:jc w:val="left"/>
             </w:pPr>
             <w:r>
-              <w:t xml:space="preserve">1.41 (1.31–1.52),</w:t>
-            </w:r>
-            <w:r>
-              <w:t xml:space="preserve"> </w:t>
-            </w:r>
-            <m:oMath>
-              <m:r>
-                <m:t>p</m:t>
-              </m:r>
-              <m:r>
-                <m:rPr>
-                  <m:sty m:val="p"/>
-                </m:rPr>
-                <m:t>&lt;</m:t>
-              </m:r>
-            </m:oMath>
-            <w:r>
-              <w:t xml:space="preserve">0.001</w:t>
+              <w:t xml:space="preserve">1.41 (1.31–1.52), p&lt;0.001</w:t>
             </w:r>
           </w:p>
         </w:tc>
@@ -3124,24 +2372,7 @@
               <w:jc w:val="left"/>
             </w:pPr>
             <w:r>
-              <w:t xml:space="preserve">1.40 (1.12–1.76),</w:t>
-            </w:r>
-            <w:r>
-              <w:t xml:space="preserve"> </w:t>
-            </w:r>
-            <m:oMath>
-              <m:r>
-                <m:t>p</m:t>
-              </m:r>
-              <m:r>
-                <m:rPr>
-                  <m:sty m:val="p"/>
-                </m:rPr>
-                <m:t>=</m:t>
-              </m:r>
-            </m:oMath>
-            <w:r>
-              <w:t xml:space="preserve">0.003</w:t>
+              <w:t xml:space="preserve">1.40 (1.12–1.76), p=0.003</w:t>
             </w:r>
           </w:p>
         </w:tc>
@@ -3215,36 +2446,19 @@
               <w:jc w:val="right"/>
             </w:pPr>
             <w:r>
-              <w:t xml:space="preserve">91.0</w:t>
-            </w:r>
-          </w:p>
-        </w:tc>
-        <w:tc>
-          <w:tcPr/>
-          <w:p>
-            <w:pPr>
-              <w:pStyle w:val="Compact"/>
-              <w:jc w:val="left"/>
-            </w:pPr>
-            <w:r>
-              <w:t xml:space="preserve">1.71 (1.23–2.38),</w:t>
-            </w:r>
-            <w:r>
-              <w:t xml:space="preserve"> </w:t>
-            </w:r>
-            <m:oMath>
-              <m:r>
-                <m:t>p</m:t>
-              </m:r>
-              <m:r>
-                <m:rPr>
-                  <m:sty m:val="p"/>
-                </m:rPr>
-                <m:t>=</m:t>
-              </m:r>
-            </m:oMath>
-            <w:r>
-              <w:t xml:space="preserve">0.001</w:t>
+              <w:t xml:space="preserve">91.1</w:t>
+            </w:r>
+          </w:p>
+        </w:tc>
+        <w:tc>
+          <w:tcPr/>
+          <w:p>
+            <w:pPr>
+              <w:pStyle w:val="Compact"/>
+              <w:jc w:val="left"/>
+            </w:pPr>
+            <w:r>
+              <w:t xml:space="preserve">1.71 (1.23–2.38), p=0.001</w:t>
             </w:r>
           </w:p>
         </w:tc>
@@ -3384,24 +2598,7 @@
               <w:jc w:val="left"/>
             </w:pPr>
             <w:r>
-              <w:t xml:space="preserve">1.86 (1.64–2.12),</w:t>
-            </w:r>
-            <w:r>
-              <w:t xml:space="preserve"> </w:t>
-            </w:r>
-            <m:oMath>
-              <m:r>
-                <m:t>p</m:t>
-              </m:r>
-              <m:r>
-                <m:rPr>
-                  <m:sty m:val="p"/>
-                </m:rPr>
-                <m:t>&lt;</m:t>
-              </m:r>
-            </m:oMath>
-            <w:r>
-              <w:t xml:space="preserve">0.001</w:t>
+              <w:t xml:space="preserve">1.86 (1.64–2.12), p&lt;0.001</w:t>
             </w:r>
           </w:p>
         </w:tc>
@@ -3471,24 +2668,7 @@
               <w:jc w:val="left"/>
             </w:pPr>
             <w:r>
-              <w:t xml:space="preserve">1.27 (1.09–1.48),</w:t>
-            </w:r>
-            <w:r>
-              <w:t xml:space="preserve"> </w:t>
-            </w:r>
-            <m:oMath>
-              <m:r>
-                <m:t>p</m:t>
-              </m:r>
-              <m:r>
-                <m:rPr>
-                  <m:sty m:val="p"/>
-                </m:rPr>
-                <m:t>=</m:t>
-              </m:r>
-            </m:oMath>
-            <w:r>
-              <w:t xml:space="preserve">0.002</w:t>
+              <w:t xml:space="preserve">1.27 (1.09–1.48), p=0.002</w:t>
             </w:r>
           </w:p>
         </w:tc>
@@ -3558,24 +2738,7 @@
               <w:jc w:val="left"/>
             </w:pPr>
             <w:r>
-              <w:t xml:space="preserve">1.36 (1.24–1.48),</w:t>
-            </w:r>
-            <w:r>
-              <w:t xml:space="preserve"> </w:t>
-            </w:r>
-            <m:oMath>
-              <m:r>
-                <m:t>p</m:t>
-              </m:r>
-              <m:r>
-                <m:rPr>
-                  <m:sty m:val="p"/>
-                </m:rPr>
-                <m:t>&lt;</m:t>
-              </m:r>
-            </m:oMath>
-            <w:r>
-              <w:t xml:space="preserve">0.001</w:t>
+              <w:t xml:space="preserve">1.36 (1.24–1.48), p&lt;0.001</w:t>
             </w:r>
           </w:p>
         </w:tc>
@@ -3645,24 +2808,7 @@
               <w:jc w:val="left"/>
             </w:pPr>
             <w:r>
-              <w:t xml:space="preserve">1.40 (1.12–1.76),</w:t>
-            </w:r>
-            <w:r>
-              <w:t xml:space="preserve"> </w:t>
-            </w:r>
-            <m:oMath>
-              <m:r>
-                <m:t>p</m:t>
-              </m:r>
-              <m:r>
-                <m:rPr>
-                  <m:sty m:val="p"/>
-                </m:rPr>
-                <m:t>=</m:t>
-              </m:r>
-            </m:oMath>
-            <w:r>
-              <w:t xml:space="preserve">0.003</w:t>
+              <w:t xml:space="preserve">1.40 (1.12–1.76), p=0.003</w:t>
             </w:r>
           </w:p>
         </w:tc>
@@ -3732,24 +2878,7 @@
               <w:jc w:val="left"/>
             </w:pPr>
             <w:r>
-              <w:t xml:space="preserve">1.71 (1.23–2.38),</w:t>
-            </w:r>
-            <w:r>
-              <w:t xml:space="preserve"> </w:t>
-            </w:r>
-            <m:oMath>
-              <m:r>
-                <m:t>p</m:t>
-              </m:r>
-              <m:r>
-                <m:rPr>
-                  <m:sty m:val="p"/>
-                </m:rPr>
-                <m:t>=</m:t>
-              </m:r>
-            </m:oMath>
-            <w:r>
-              <w:t xml:space="preserve">0.001</w:t>
+              <w:t xml:space="preserve">1.71 (1.23–2.38), p=0.001</w:t>
             </w:r>
           </w:p>
         </w:tc>
@@ -3875,13 +3004,6 @@
         <w:pStyle w:val="ImageCaption"/>
       </w:pPr>
       <w:r>
-        <w:rPr>
-          <w:b/>
-          <w:bCs/>
-        </w:rPr>
-        <w:t xml:space="preserve">Figure 2. </w:t>
-      </w:r>
-      <w:r>
         <w:t xml:space="preserve">Kaplan–Meier survival curve in TCGA-BRCA (OS) dichotomised at the intra-cohort median CorePAM score. Shading: 95% CI.</w:t>
       </w:r>
     </w:p>
@@ -3939,13 +3061,6 @@
         <w:pStyle w:val="ImageCaption"/>
       </w:pPr>
       <w:r>
-        <w:rPr>
-          <w:b/>
-          <w:bCs/>
-        </w:rPr>
-        <w:t xml:space="preserve">Figure 3. </w:t>
-      </w:r>
-      <w:r>
         <w:t xml:space="preserve">Kaplan–Meier survival curve in METABRIC (DSS) dichotomised at the intra-cohort median CorePAM score. Shading: 95% CI.</w:t>
       </w:r>
     </w:p>
@@ -4003,13 +3118,6 @@
         <w:pStyle w:val="ImageCaption"/>
       </w:pPr>
       <w:r>
-        <w:rPr>
-          <w:b/>
-          <w:bCs/>
-        </w:rPr>
-        <w:t xml:space="preserve">Figure 4. </w:t>
-      </w:r>
-      <w:r>
         <w:t xml:space="preserve">Kaplan–Meier survival curve in GSE20685 (OS) dichotomised at the intra-cohort median CorePAM score. Shading: 95% CI.</w:t>
       </w:r>
     </w:p>
@@ -4067,13 +3175,6 @@
         <w:pStyle w:val="ImageCaption"/>
       </w:pPr>
       <w:r>
-        <w:rPr>
-          <w:b/>
-          <w:bCs/>
-        </w:rPr>
-        <w:t xml:space="preserve">Figure 5. </w:t>
-      </w:r>
-      <w:r>
         <w:t xml:space="preserve">Kaplan–Meier survival curve in GSE1456 (OS) dichotomised at the intra-cohort median CorePAM score. Shading: 95% CI.</w:t>
       </w:r>
     </w:p>
@@ -4083,51 +3184,7 @@
         <w:pStyle w:val="BodyText"/>
       </w:pPr>
       <w:r>
-        <w:t xml:space="preserve">TCGA-BRCA has shorter follow-up (median 32 months), attenuating the HR; a 24-month sensitivity analysis yielded HR = 1.64 (95% CI 1.24–2.16;</w:t>
-      </w:r>
-      <w:r>
-        <w:t xml:space="preserve"> </w:t>
-      </w:r>
-      <m:oMath>
-        <m:r>
-          <m:t>p</m:t>
-        </m:r>
-        <m:r>
-          <m:rPr>
-            <m:sty m:val="p"/>
-          </m:rPr>
-          <m:t>=</m:t>
-        </m:r>
-        <m:r>
-          <m:t>4.7</m:t>
-        </m:r>
-        <m:r>
-          <m:rPr>
-            <m:sty m:val="p"/>
-          </m:rPr>
-          <m:t>×</m:t>
-        </m:r>
-        <m:sSup>
-          <m:e>
-            <m:r>
-              <m:t>10</m:t>
-            </m:r>
-          </m:e>
-          <m:sup>
-            <m:r>
-              <m:rPr>
-                <m:sty m:val="p"/>
-              </m:rPr>
-              <m:t>−</m:t>
-            </m:r>
-            <m:r>
-              <m:t>4</m:t>
-            </m:r>
-          </m:sup>
-        </m:sSup>
-      </m:oMath>
-      <w:r>
-        <w:t xml:space="preserve">; Additional file 6: Figure S6).</w:t>
+        <w:t xml:space="preserve">TCGA-BRCA has shorter follow-up (median 32 months), attenuating the HR; a 24-month sensitivity analysis yielded HR = 1.64 (95% CI 1.24–2.16; p = 4.7 \times 10⁻⁴; Additional file 6: Figure S6).</w:t>
       </w:r>
     </w:p>
     <w:p>
@@ -4205,13 +3262,6 @@
         <w:pStyle w:val="ImageCaption"/>
       </w:pPr>
       <w:r>
-        <w:rPr>
-          <w:b/>
-          <w:bCs/>
-        </w:rPr>
-        <w:t xml:space="preserve">Figure 6. </w:t>
-      </w:r>
-      <w:r>
         <w:t xml:space="preserve">Kaplan–Meier survival curve in the SCAN-B training cohort (OS, N = 3,069) dichotomised at the intra-cohort median CorePAM score.</w:t>
       </w:r>
     </w:p>
@@ -4231,71 +3281,7 @@
         <w:pStyle w:val="FirstParagraph"/>
       </w:pPr>
       <w:r>
-        <w:t xml:space="preserve">Random-effects meta-analysis across four validation cohorts yielded a pooled HR of 1.37 (95% CI 1.24–1.52;</w:t>
-      </w:r>
-      <w:r>
-        <w:t xml:space="preserve"> </w:t>
-      </w:r>
-      <m:oMath>
-        <m:r>
-          <m:t>p</m:t>
-        </m:r>
-        <m:r>
-          <m:rPr>
-            <m:sty m:val="p"/>
-          </m:rPr>
-          <m:t>=</m:t>
-        </m:r>
-        <m:r>
-          <m:t>1.8</m:t>
-        </m:r>
-        <m:r>
-          <m:rPr>
-            <m:sty m:val="p"/>
-          </m:rPr>
-          <m:t>×</m:t>
-        </m:r>
-        <m:sSup>
-          <m:e>
-            <m:r>
-              <m:t>10</m:t>
-            </m:r>
-          </m:e>
-          <m:sup>
-            <m:r>
-              <m:rPr>
-                <m:sty m:val="p"/>
-              </m:rPr>
-              <m:t>−</m:t>
-            </m:r>
-            <m:r>
-              <m:t>9</m:t>
-            </m:r>
-          </m:sup>
-        </m:sSup>
-      </m:oMath>
-      <w:r>
-        <w:t xml:space="preserve">) with moderate heterogeneity (</w:t>
-      </w:r>
-      <m:oMath>
-        <m:sSup>
-          <m:e>
-            <m:r>
-              <m:t>I</m:t>
-            </m:r>
-          </m:e>
-          <m:sup>
-            <m:r>
-              <m:t>2</m:t>
-            </m:r>
-          </m:sup>
-        </m:sSup>
-      </m:oMath>
-      <w:r>
-        <w:t xml:space="preserve"> </w:t>
-      </w:r>
-      <w:r>
-        <w:t xml:space="preserve">= 38.3%; Figure </w:t>
+        <w:t xml:space="preserve">Random-effects meta-analysis across four validation cohorts yielded a pooled HR of 1.37 (95% CI 1.24–1.52; p = 1.8 \times 10⁻⁹) with moderate heterogeneity (I² = 38.3%; Figure </w:t>
       </w:r>
       <w:hyperlink w:anchor="fig:forest-os">
         <w:r>
@@ -4373,13 +3359,6 @@
         <w:pStyle w:val="ImageCaption"/>
       </w:pPr>
       <w:r>
-        <w:rPr>
-          <w:b/>
-          <w:bCs/>
-        </w:rPr>
-        <w:t xml:space="preserve">Figure 7. </w:t>
-      </w:r>
-      <w:r>
         <w:t xml:space="preserve">Forest plot of random-effects meta-analysis. HR per 1 SD CorePAM score across four validation cohorts plus pooled RE estimate (K = 4; REML estimator).</w:t>
       </w:r>
     </w:p>
@@ -4389,13 +3368,6 @@
       <w:pPr>
         <w:pStyle w:val="TableCaption"/>
       </w:pPr>
-      <w:r>
-        <w:rPr>
-          <w:b/>
-          <w:bCs/>
-        </w:rPr>
-        <w:t xml:space="preserve">Table 4. </w:t>
-      </w:r>
       <w:r>
         <w:t xml:space="preserve">Random-effects meta-analysis of CorePAM prognostic association (K = 4 validation cohorts).</w:t>
       </w:r>
@@ -4405,7 +3377,7 @@
         <w:tblStyle w:val="Table"/>
         <w:tblW w:type="auto" w:w="0"/>
         <w:tblLook w:firstRow="1" w:lastRow="0" w:firstColumn="0" w:lastColumn="0" w:noHBand="0" w:noVBand="0" w:val="0020"/>
-        <w:tblCaption w:val="Table 4. Random-effects meta-analysis of CorePAM prognostic association (K = 4 validation cohorts)."/>
+        <w:tblCaption w:val="Random-effects meta-analysis of CorePAM prognostic association (K = 4 validation cohorts)."/>
       </w:tblPr>
       <w:tblGrid>
         <w:gridCol w:w="1980"/>
@@ -4448,11 +3420,9 @@
               <w:pStyle w:val="Compact"/>
               <w:jc w:val="center"/>
             </w:pPr>
-            <m:oMath>
-              <m:r>
-                <m:t>p</m:t>
-              </m:r>
-            </m:oMath>
+            <w:r>
+              <w:t xml:space="preserve">p</w:t>
+            </w:r>
           </w:p>
         </w:tc>
         <w:tc>
@@ -4462,20 +3432,9 @@
               <w:pStyle w:val="Compact"/>
               <w:jc w:val="right"/>
             </w:pPr>
-            <m:oMath>
-              <m:sSup>
-                <m:e>
-                  <m:r>
-                    <m:t>I</m:t>
-                  </m:r>
-                </m:e>
-                <m:sup>
-                  <m:r>
-                    <m:t>2</m:t>
-                  </m:r>
-                </m:sup>
-              </m:sSup>
-            </m:oMath>
+            <w:r>
+              <w:t xml:space="preserve">I²</w:t>
+            </w:r>
           </w:p>
         </w:tc>
       </w:tr>
@@ -4511,35 +3470,9 @@
               <w:pStyle w:val="Compact"/>
               <w:jc w:val="center"/>
             </w:pPr>
-            <m:oMath>
-              <m:r>
-                <m:t>1.8</m:t>
-              </m:r>
-              <m:r>
-                <m:rPr>
-                  <m:sty m:val="p"/>
-                </m:rPr>
-                <m:t>×</m:t>
-              </m:r>
-              <m:sSup>
-                <m:e>
-                  <m:r>
-                    <m:t>10</m:t>
-                  </m:r>
-                </m:e>
-                <m:sup>
-                  <m:r>
-                    <m:rPr>
-                      <m:sty m:val="p"/>
-                    </m:rPr>
-                    <m:t>−</m:t>
-                  </m:r>
-                  <m:r>
-                    <m:t>9</m:t>
-                  </m:r>
-                </m:sup>
-              </m:sSup>
-            </m:oMath>
+            <w:r>
+              <w:t xml:space="preserve">1.8 \times 10⁻⁹</w:t>
+            </w:r>
           </w:p>
         </w:tc>
         <w:tc>
@@ -4637,16 +3570,8 @@
               <w:pStyle w:val="Compact"/>
               <w:jc w:val="center"/>
             </w:pPr>
-            <m:oMath>
-              <m:r>
-                <m:rPr>
-                  <m:sty m:val="p"/>
-                </m:rPr>
-                <m:t>&lt;</m:t>
-              </m:r>
-            </m:oMath>
-            <w:r>
-              <w:t xml:space="preserve">0.001</w:t>
+            <w:r>
+              <w:t xml:space="preserve">&lt;0.001</w:t>
             </w:r>
           </w:p>
         </w:tc>
@@ -4725,15 +3650,7 @@
         </w:r>
       </w:hyperlink>
       <w:r>
-        <w:t xml:space="preserve">). CORE-A covariates were: age and ER status in SCAN-B and METABRIC; age alone in TCGA-BRCA and GSE20685 (where ER status was absent from harmonised clinical files). The largest increment was observed in GSE20685 (</w:t>
-      </w:r>
-      <m:oMath>
-        <m:r>
-          <m:t>Δ</m:t>
-        </m:r>
-      </m:oMath>
-      <w:r>
-        <w:t xml:space="preserve">C = +0.093), consistent with the long follow-up and high event rate in that cohort (Figure </w:t>
+        <w:t xml:space="preserve">). CORE-A covariates were: age and ER status in SCAN-B and METABRIC; age alone in TCGA-BRCA and GSE20685 (where ER status was absent from harmonised clinical files). The largest increment was observed in GSE20685 (\DeltaC = +0.093), consistent with the long follow-up and high event rate in that cohort (Figure </w:t>
       </w:r>
       <w:hyperlink w:anchor="fig:delta-c">
         <w:r>
@@ -4764,13 +3681,6 @@
         <w:pStyle w:val="TableCaption"/>
       </w:pPr>
       <w:r>
-        <w:rPr>
-          <w:b/>
-          <w:bCs/>
-        </w:rPr>
-        <w:t xml:space="preserve">Table 5. </w:t>
-      </w:r>
-      <w:r>
         <w:t xml:space="preserve">Incremental C-index of CorePAM score over the CORE-A clinical model.</w:t>
       </w:r>
     </w:p>
@@ -4779,7 +3689,7 @@
         <w:tblStyle w:val="Table"/>
         <w:tblW w:type="auto" w:w="0"/>
         <w:tblLook w:firstRow="1" w:lastRow="0" w:firstColumn="0" w:lastColumn="0" w:noHBand="0" w:noVBand="0" w:val="0020"/>
-        <w:tblCaption w:val="Table 5. Incremental C-index of CorePAM score over the CORE-A clinical model."/>
+        <w:tblCaption w:val="Incremental C-index of CorePAM score over the CORE-A clinical model."/>
       </w:tblPr>
       <w:tblGrid>
         <w:gridCol w:w="1320"/>
@@ -4860,13 +3770,8 @@
               <w:pStyle w:val="Compact"/>
               <w:jc w:val="left"/>
             </w:pPr>
-            <m:oMath>
-              <m:r>
-                <m:t>Δ</m:t>
-              </m:r>
-            </m:oMath>
-            <w:r>
-              <w:t xml:space="preserve">C (95% CI)</w:t>
+            <w:r>
+              <w:t xml:space="preserve">\DeltaC (95% CI)</w:t>
             </w:r>
           </w:p>
         </w:tc>
@@ -5272,25 +4177,7 @@
         <w:pStyle w:val="ImageCaption"/>
       </w:pPr>
       <w:r>
-        <w:rPr>
-          <w:b/>
-          <w:bCs/>
-        </w:rPr>
-        <w:t xml:space="preserve">Figure 8. </w:t>
-      </w:r>
-      <w:r>
-        <w:t xml:space="preserve">Incremental value:</w:t>
-      </w:r>
-      <w:r>
-        <w:t xml:space="preserve"> </w:t>
-      </w:r>
-      <m:oMath>
-        <m:r>
-          <m:t>Δ</m:t>
-        </m:r>
-      </m:oMath>
-      <w:r>
-        <w:t xml:space="preserve">C-index (CorePAM added to CORE-A) with 95% bootstrap CI.</w:t>
+        <w:t xml:space="preserve">Incremental value: \DeltaC-index (CorePAM added to CORE-A) with 95% bootstrap CI.</w:t>
       </w:r>
     </w:p>
     <w:bookmarkEnd w:id="74"/>
@@ -5347,19 +4234,94 @@
         <w:pStyle w:val="ImageCaption"/>
       </w:pPr>
       <w:r>
+        <w:t xml:space="preserve">Calibration curves at 60 months (24 months for TCGA-BRCA).</w:t>
+      </w:r>
+    </w:p>
+    <w:bookmarkEnd w:id="78"/>
+    <w:bookmarkEnd w:id="79"/>
+    <w:bookmarkStart w:id="80" w:name="subsec:results-sensitivity"/>
+    <w:p>
+      <w:pPr>
+        <w:pStyle w:val="Heading2"/>
+      </w:pPr>
+      <w:r>
+        <w:t xml:space="preserve">Sensitivity analyses</w:t>
+      </w:r>
+    </w:p>
+    <w:p>
+      <w:pPr>
+        <w:pStyle w:val="FirstParagraph"/>
+      </w:pPr>
+      <w:r>
         <w:rPr>
           <w:b/>
           <w:bCs/>
         </w:rPr>
-        <w:t xml:space="preserve">Figure 9. </w:t>
-      </w:r>
-      <w:r>
-        <w:t xml:space="preserve">Calibration curves at 60 months (24 months for TCGA-BRCA).</w:t>
-      </w:r>
-    </w:p>
-    <w:bookmarkEnd w:id="78"/>
-    <w:bookmarkEnd w:id="79"/>
-    <w:bookmarkStart w:id="80" w:name="subsec:results-staging"/>
+        <w:t xml:space="preserve">Frozen z-score (single-sample scoring feasibility).</w:t>
+      </w:r>
+      <w:r>
+        <w:t xml:space="preserve"> </w:t>
+      </w:r>
+      <w:r>
+        <w:t xml:space="preserve">When the SCAN-B training cohort mean and standard deviation per gene were frozen and applied to external validation cohorts—without any cohort-level re-standardisation—the C-index was preserved in RNA-seq and array cohorts sharing a similar dynamic range: TCGA-BRCA \DeltaC = +0.0002 (Pearson r = 0.999); METABRIC \DeltaC = +0.0007 (r = 0.958). In GSE20685, an Affymetrix U133 Plus 2 cohort with a markedly different intensity distribution, discrimination was attenuated (\DeltaC = -0.042; r = 0.921; frozen HR = 1.61, 95% CI 0.87–2.96, p = 0.13). The consistent preservation in RNA-seq and partial degradation in smaller microarray cohorts confirm that frozen single-sample scoring is feasible provided the assay platform is compatible with the training reference (Additional file 14: Table S4).</w:t>
+      </w:r>
+    </w:p>
+    <w:p>
+      <w:pPr>
+        <w:pStyle w:val="BodyText"/>
+      </w:pPr>
+      <w:r>
+        <w:rPr>
+          <w:b/>
+          <w:bCs/>
+        </w:rPr>
+        <w:t xml:space="preserve">Uno’s C-statistic and time-dependent AUC.</w:t>
+      </w:r>
+      <w:r>
+        <w:t xml:space="preserve"> </w:t>
+      </w:r>
+      <w:r>
+        <w:t xml:space="preserve">IPCW-based discrimination metrics confirmed the Harrell’s C-index findings: Uno’s C ranged from 0.663 (GSE20685) to 0.681 (METABRIC); time-dependent AUC at the cohort-specific horizon ranged from 0.671 (GSE20685, 60m) to 0.695 (METABRIC, 60m). These concordance estimates are robust to heterogeneous censoring (Additional file 15: Table S5).</w:t>
+      </w:r>
+    </w:p>
+    <w:p>
+      <w:pPr>
+        <w:pStyle w:val="BodyText"/>
+      </w:pPr>
+      <w:r>
+        <w:rPr>
+          <w:b/>
+          <w:bCs/>
+        </w:rPr>
+        <w:t xml:space="preserve">Formal calibration.</w:t>
+      </w:r>
+      <w:r>
+        <w:t xml:space="preserve"> </w:t>
+      </w:r>
+      <w:r>
+        <w:t xml:space="preserve">Logistic recalibration at the cohort-specific horizon yielded calibration slopes ranging from 0.96 (SCAN-B, near-ideal) to 2.74 (TCGA-BRCA), with corresponding intercepts of 0.56 (SCAN-B) to 5.40 (TCGA-BRCA). The training cohort showed near-perfect calibration (\beta = 0.96, \alpha = 0.56). External validation cohorts showed miscalibration that was mild in METABRIC (\beta = 1.77) and GSE20685 (\beta = 1.58) but substantial in TCGA-BRCA (\beta = 2.74), the latter consistent with its short follow-up and low event rate at the 24-month horizon (Additional file 16: Table S6).</w:t>
+      </w:r>
+    </w:p>
+    <w:p>
+      <w:pPr>
+        <w:pStyle w:val="BodyText"/>
+      </w:pPr>
+      <w:r>
+        <w:rPr>
+          <w:b/>
+          <w:bCs/>
+        </w:rPr>
+        <w:t xml:space="preserve">ER-stratified subgroup analysis.</w:t>
+      </w:r>
+      <w:r>
+        <w:t xml:space="preserve"> </w:t>
+      </w:r>
+      <w:r>
+        <w:t xml:space="preserve">In SCAN-B (N = 2,870 with ER status), CorePAM was significantly associated with OS in both ER-positive (HR = 1.92; 95% CI 1.69–2.17; p &lt; 0.001; N = 2,646) and ER-negative (HR = 2.53; 95% CI 1.51–4.25; p &lt; 0.001; N = 224) subgroups. The interaction test was not significant (p = 0.25), indicating that the CorePAM prognostic effect does not differ significantly by ER status.</w:t>
+      </w:r>
+    </w:p>
+    <w:bookmarkEnd w:id="80"/>
+    <w:bookmarkStart w:id="81" w:name="subsec:results-staging"/>
     <w:p>
       <w:pPr>
         <w:pStyle w:val="Heading2"/>
@@ -5373,31 +4335,11 @@
         <w:pStyle w:val="FirstParagraph"/>
       </w:pPr>
       <w:r>
-        <w:t xml:space="preserve">To address whether CorePAM retains prognostic value after adjustment for standard clinical-pathological variables, we fitted expanded multivariable Cox models adjusting for age, ER status (where available), pathological T-stage, and nodal status. T-stage and nodal status were available in 96–100% of samples across the four cohorts with clinical covariates (SCAN-B, TCGA-BRCA, METABRIC, GSE20685). CorePAM remained independently significant in all four (all</w:t>
-      </w:r>
-      <w:r>
-        <w:t xml:space="preserve"> </w:t>
-      </w:r>
-      <m:oMath>
-        <m:r>
-          <m:t>p</m:t>
-        </m:r>
-        <m:r>
-          <m:rPr>
-            <m:sty m:val="p"/>
-          </m:rPr>
-          <m:t>&lt;</m:t>
-        </m:r>
-        <m:r>
-          <m:t>0.002</m:t>
-        </m:r>
-      </m:oMath>
-      <w:r>
-        <w:t xml:space="preserve">; Additional file 12: Table S2), with HR attenuation of less than 10% compared to the primary CORE-A baseline. Adding CorePAM to the expanded clinical model increased the C-index by +0.022 to +0.027.</w:t>
-      </w:r>
-    </w:p>
-    <w:bookmarkEnd w:id="80"/>
-    <w:bookmarkStart w:id="86" w:name="subsec:results-pcr"/>
+        <w:t xml:space="preserve">To address whether CorePAM retains prognostic value after adjustment for standard clinical-pathological variables, we fitted expanded multivariable Cox models adjusting for age, ER status (where available), pathological T-stage, and nodal status. T-stage and nodal status were available in 96–100% of samples across the four cohorts with clinical covariates (SCAN-B, TCGA-BRCA, METABRIC, GSE20685). CorePAM remained independently significant in all four (all p &lt; 0.002; Additional file 12: Table S2), with HR change of less than 10% compared to the primary CORE-A baseline. Adding CorePAM to the expanded clinical model increased the C-index by +0.022 to +0.027.</w:t>
+      </w:r>
+    </w:p>
+    <w:bookmarkEnd w:id="81"/>
+    <w:bookmarkStart w:id="87" w:name="subsec:results-pcr"/>
     <w:p>
       <w:pPr>
         <w:pStyle w:val="Heading2"/>
@@ -5422,41 +4364,14 @@
         </w:r>
       </w:hyperlink>
       <w:r>
-        <w:t xml:space="preserve">). GSE25066 showed a positive but non-significant trend (OR = 1.44;</w:t>
-      </w:r>
-      <w:r>
-        <w:t xml:space="preserve"> </w:t>
-      </w:r>
-      <m:oMath>
-        <m:r>
-          <m:t>p</m:t>
-        </m:r>
-        <m:r>
-          <m:rPr>
-            <m:sty m:val="p"/>
-          </m:rPr>
-          <m:t>=</m:t>
-        </m:r>
-        <m:r>
-          <m:t>0.060</m:t>
-        </m:r>
-      </m:oMath>
-      <w:r>
-        <w:t xml:space="preserve">). ORs ranged from 1.44 to 2.10 per 1 SD. The AUC ranged from 0.576 to 0.716, indicating moderate to good discriminative ability for pCR prediction.</w:t>
-      </w:r>
-    </w:p>
-    <w:bookmarkStart w:id="81" w:name="tab:pcr"/>
+        <w:t xml:space="preserve">). GSE25066 showed a positive but non-significant trend (OR = 1.44; p = 0.060). ORs ranged from 1.44 to 2.10 per 1 SD. The AUC ranged from 0.576 to 0.716, indicating moderate to good discriminative ability for pCR prediction.</w:t>
+      </w:r>
+    </w:p>
+    <w:bookmarkStart w:id="82" w:name="tab:pcr"/>
     <w:p>
       <w:pPr>
         <w:pStyle w:val="TableCaption"/>
       </w:pPr>
-      <w:r>
-        <w:rPr>
-          <w:b/>
-          <w:bCs/>
-        </w:rPr>
-        <w:t xml:space="preserve">Table 6. </w:t>
-      </w:r>
       <w:r>
         <w:t xml:space="preserve">CorePAM score predicts pCR in neoadjuvant chemotherapy cohorts.</w:t>
       </w:r>
@@ -5466,7 +4381,7 @@
         <w:tblStyle w:val="Table"/>
         <w:tblW w:type="auto" w:w="0"/>
         <w:tblLook w:firstRow="1" w:lastRow="0" w:firstColumn="0" w:lastColumn="0" w:noHBand="0" w:noVBand="0" w:val="0020"/>
-        <w:tblCaption w:val="Table 6. CorePAM score predicts pCR in neoadjuvant chemotherapy cohorts."/>
+        <w:tblCaption w:val="CorePAM score predicts pCR in neoadjuvant chemotherapy cohorts."/>
       </w:tblPr>
       <w:tblGrid>
         <w:gridCol w:w="1131"/>
@@ -5536,11 +4451,9 @@
               <w:pStyle w:val="Compact"/>
               <w:jc w:val="left"/>
             </w:pPr>
-            <m:oMath>
-              <m:r>
-                <m:t>p</m:t>
-              </m:r>
-            </m:oMath>
+            <w:r>
+              <w:t xml:space="preserve">p</w:t>
+            </w:r>
           </w:p>
         </w:tc>
         <w:tc>
@@ -5702,16 +4615,8 @@
               <w:pStyle w:val="Compact"/>
               <w:jc w:val="left"/>
             </w:pPr>
-            <m:oMath>
-              <m:r>
-                <m:rPr>
-                  <m:sty m:val="p"/>
-                </m:rPr>
-                <m:t>&lt;</m:t>
-              </m:r>
-            </m:oMath>
-            <w:r>
-              <w:t xml:space="preserve">0.001</w:t>
+            <w:r>
+              <w:t xml:space="preserve">&lt;0.001</w:t>
             </w:r>
           </w:p>
         </w:tc>
@@ -5964,14 +4869,9 @@
               <w:pStyle w:val="Compact"/>
               <w:jc w:val="left"/>
             </w:pPr>
-            <m:oMath>
-              <m:r>
-                <m:rPr>
-                  <m:sty m:val="b"/>
-                </m:rPr>
-                <m:t>&lt;</m:t>
-              </m:r>
-            </m:oMath>
+            <w:r>
+              <w:t xml:space="preserve">&lt;</w:t>
+            </w:r>
             <w:r>
               <w:rPr>
                 <w:b/>
@@ -6057,80 +4957,13 @@
         </w:tc>
       </w:tr>
     </w:tbl>
-    <w:bookmarkEnd w:id="81"/>
+    <w:bookmarkEnd w:id="82"/>
     <w:p>
       <w:pPr>
         <w:pStyle w:val="BodyText"/>
       </w:pPr>
       <w:r>
-        <w:t xml:space="preserve">Random-effects meta-analysis yielded a pooled OR of 1.69 (95% CI 1.39–2.05;</w:t>
-      </w:r>
-      <w:r>
-        <w:t xml:space="preserve"> </w:t>
-      </w:r>
-      <m:oMath>
-        <m:sSup>
-          <m:e>
-            <m:r>
-              <m:t>I</m:t>
-            </m:r>
-          </m:e>
-          <m:sup>
-            <m:r>
-              <m:t>2</m:t>
-            </m:r>
-          </m:sup>
-        </m:sSup>
-      </m:oMath>
-      <w:r>
-        <w:t xml:space="preserve"> </w:t>
-      </w:r>
-      <w:r>
-        <w:t xml:space="preserve">= 0%;</w:t>
-      </w:r>
-      <w:r>
-        <w:t xml:space="preserve"> </w:t>
-      </w:r>
-      <m:oMath>
-        <m:r>
-          <m:t>p</m:t>
-        </m:r>
-        <m:r>
-          <m:rPr>
-            <m:sty m:val="p"/>
-          </m:rPr>
-          <m:t>=</m:t>
-        </m:r>
-        <m:r>
-          <m:t>1.9</m:t>
-        </m:r>
-        <m:r>
-          <m:rPr>
-            <m:sty m:val="p"/>
-          </m:rPr>
-          <m:t>×</m:t>
-        </m:r>
-        <m:sSup>
-          <m:e>
-            <m:r>
-              <m:t>10</m:t>
-            </m:r>
-          </m:e>
-          <m:sup>
-            <m:r>
-              <m:rPr>
-                <m:sty m:val="p"/>
-              </m:rPr>
-              <m:t>−</m:t>
-            </m:r>
-            <m:r>
-              <m:t>7</m:t>
-            </m:r>
-          </m:sup>
-        </m:sSup>
-      </m:oMath>
-      <w:r>
-        <w:t xml:space="preserve">; Figure </w:t>
+        <w:t xml:space="preserve">Random-effects meta-analysis yielded a pooled OR of 1.69 (95% CI 1.39–2.05; I² = 0%; p = 1.9 \times 10⁻⁷; Figure </w:t>
       </w:r>
       <w:hyperlink w:anchor="fig:forest-pcr">
         <w:r>
@@ -6144,7 +4977,7 @@
         <w:t xml:space="preserve">). The absence of heterogeneity across four cohorts from different platforms and trials reinforces the cross-platform consistency of the CorePAM pCR association.</w:t>
       </w:r>
     </w:p>
-    <w:bookmarkStart w:id="85" w:name="fig:forest-pcr"/>
+    <w:bookmarkStart w:id="86" w:name="fig:forest-pcr"/>
     <w:p>
       <w:pPr>
         <w:pStyle w:val="CaptionedFigure"/>
@@ -6154,18 +4987,18 @@
           <wp:inline>
             <wp:extent cx="5334000" cy="2963333"/>
             <wp:effectExtent b="0" l="0" r="0" t="0"/>
-            <wp:docPr descr="" title="" id="83" name="Picture"/>
+            <wp:docPr descr="" title="" id="84" name="Picture"/>
             <a:graphic>
               <a:graphicData uri="http://schemas.openxmlformats.org/drawingml/2006/picture">
                 <pic:pic>
                   <pic:nvPicPr>
-                    <pic:cNvPr descr="figures/Fig_pCR1_Forest_OR_EN.png" id="84" name="Picture"/>
+                    <pic:cNvPr descr="figures/Fig_pCR1_Forest_OR_EN.png" id="85" name="Picture"/>
                     <pic:cNvPicPr>
                       <a:picLocks noChangeArrowheads="1" noChangeAspect="1"/>
                     </pic:cNvPicPr>
                   </pic:nvPicPr>
                   <pic:blipFill>
-                    <a:blip r:embed="rId82"/>
+                    <a:blip r:embed="rId83"/>
                     <a:stretch>
                       <a:fillRect/>
                     </a:stretch>
@@ -6197,17 +5030,10 @@
         <w:pStyle w:val="ImageCaption"/>
       </w:pPr>
       <w:r>
-        <w:rPr>
-          <w:b/>
-          <w:bCs/>
-        </w:rPr>
-        <w:t xml:space="preserve">Figure 10. </w:t>
-      </w:r>
-      <w:r>
         <w:t xml:space="preserve">Forest plot of CorePAM and pCR. OR per 1 SD CorePAM score (logistic regression) in four neoadjuvant chemotherapy cohorts, with random-effects pooled estimate (DerSimonian–Laird).</w:t>
       </w:r>
     </w:p>
-    <w:bookmarkEnd w:id="85"/>
+    <w:bookmarkEnd w:id="86"/>
     <w:p>
       <w:pPr>
         <w:pStyle w:val="BodyText"/>
@@ -6223,52 +5049,12 @@
         <w:t xml:space="preserve"> </w:t>
       </w:r>
       <w:r>
-        <w:t xml:space="preserve">In the I-SPY2 external exploratory cohort (GSE194040; N = 986; pCR rate = 32.4%), the CorePAM score predicted pCR univariately (OR = 1.68; 95% CI 1.45–1.95; AUC = 0.648). Inclusion of I-SPY2 in the meta-analysis (</w:t>
-      </w:r>
-      <m:oMath>
-        <m:r>
-          <m:t>k</m:t>
-        </m:r>
-        <m:r>
-          <m:rPr>
-            <m:sty m:val="p"/>
-          </m:rPr>
-          <m:t>=</m:t>
-        </m:r>
-        <m:r>
-          <m:t>5</m:t>
-        </m:r>
-      </m:oMath>
-      <w:r>
-        <w:t xml:space="preserve">) yielded OR = 1.69 (95% CI 1.50–1.90;</w:t>
-      </w:r>
-      <w:r>
-        <w:t xml:space="preserve"> </w:t>
-      </w:r>
-      <m:oMath>
-        <m:sSup>
-          <m:e>
-            <m:r>
-              <m:t>I</m:t>
-            </m:r>
-          </m:e>
-          <m:sup>
-            <m:r>
-              <m:t>2</m:t>
-            </m:r>
-          </m:sup>
-        </m:sSup>
-      </m:oMath>
-      <w:r>
-        <w:t xml:space="preserve"> </w:t>
-      </w:r>
-      <w:r>
-        <w:t xml:space="preserve">= 0%), virtually identical to the primary analysis, confirming external generalizability.</w:t>
-      </w:r>
-    </w:p>
-    <w:bookmarkEnd w:id="86"/>
+        <w:t xml:space="preserve">In the I-SPY2 external exploratory cohort (GSE194040; N = 986; pCR rate = 32.4%), the CorePAM score predicted pCR univariately (OR = 1.68; 95% CI 1.45–1.95; AUC = 0.648). Inclusion of I-SPY2 in the meta-analysis (k = 5) yielded OR = 1.69 (95% CI 1.50–1.90; I² = 0%), virtually identical to the primary analysis, confirming external generalizability.</w:t>
+      </w:r>
+    </w:p>
     <w:bookmarkEnd w:id="87"/>
-    <w:bookmarkStart w:id="88" w:name="sec:discussion"/>
+    <w:bookmarkEnd w:id="88"/>
+    <w:bookmarkStart w:id="89" w:name="sec:discussion"/>
     <w:p>
       <w:pPr>
         <w:pStyle w:val="Heading1"/>
@@ -6318,54 +5104,7 @@
         <w:t xml:space="preserve"> </w:t>
       </w:r>
       <w:r>
-        <w:t xml:space="preserve">Bootstrap resampling (</w:t>
-      </w:r>
-      <m:oMath>
-        <m:r>
-          <m:t>B</m:t>
-        </m:r>
-        <m:r>
-          <m:rPr>
-            <m:sty m:val="p"/>
-          </m:rPr>
-          <m:t>=</m:t>
-        </m:r>
-        <m:r>
-          <m:t>200</m:t>
-        </m:r>
-      </m:oMath>
-      <w:r>
-        <w:t xml:space="preserve"> </w:t>
-      </w:r>
-      <w:r>
-        <w:t xml:space="preserve">refits on SCAN-B) confirmed that 15 of 24 CorePAM genes were selected in at least 70% of resamples (Additional file 8: Figure S8), with 2 genes (ACTR3B, NAT1) selected in 100%. The remaining genes show lower but non-negligible selection frequencies (minimum: 35.5%), consistent with the elastic-net grouping property that distributes weight among correlated genes. Leave-one-gene-out analysis showed that no single gene removal causes catastrophic performance loss (Additional file 9: Figure S9; maximum</w:t>
-      </w:r>
-      <w:r>
-        <w:t xml:space="preserve"> </w:t>
-      </w:r>
-      <m:oMath>
-        <m:d>
-          <m:dPr>
-            <m:begChr m:val="|"/>
-            <m:sepChr m:val=""/>
-            <m:endChr m:val="|"/>
-            <m:grow/>
-          </m:dPr>
-          <m:e>
-            <m:r>
-              <m:t>Δ</m:t>
-            </m:r>
-            <m:r>
-              <m:t>C</m:t>
-            </m:r>
-          </m:e>
-        </m:d>
-      </m:oMath>
-      <w:r>
-        <w:t xml:space="preserve"> </w:t>
-      </w:r>
-      <w:r>
-        <w:t xml:space="preserve">= 0.044).</w:t>
+        <w:t xml:space="preserve">Bootstrap resampling (B = 200 refits on SCAN-B) confirmed that 15 of 24 CorePAM genes were selected in at least 70% of resamples (Additional file 8: Figure S8), with 2 genes (ACTR3B, NAT1) selected in 100%. The remaining genes show lower but non-negligible selection frequencies (minimum: 35.5%), consistent with the elastic-net grouping property that distributes weight among correlated genes. Leave-one-gene-out analysis showed that no single gene removal causes catastrophic performance loss (Additional file 9: Figure S9; maximum |\Delta C| = 0.044).</w:t>
       </w:r>
     </w:p>
     <w:p>
@@ -6383,53 +5122,7 @@
         <w:t xml:space="preserve"> </w:t>
       </w:r>
       <w:r>
-        <w:t xml:space="preserve">The moderate</w:t>
-      </w:r>
-      <w:r>
-        <w:t xml:space="preserve"> </w:t>
-      </w:r>
-      <m:oMath>
-        <m:sSup>
-          <m:e>
-            <m:r>
-              <m:t>I</m:t>
-            </m:r>
-          </m:e>
-          <m:sup>
-            <m:r>
-              <m:t>2</m:t>
-            </m:r>
-          </m:sup>
-        </m:sSup>
-      </m:oMath>
-      <w:r>
-        <w:t xml:space="preserve"> </w:t>
-      </w:r>
-      <w:r>
-        <w:t xml:space="preserve">in the OS/DSS meta-analysis reflects two structural sources: endpoint divergence (DSS in METABRIC vs. OS in the other cohorts) and differential follow-up duration (32 months in TCGA-BRCA vs. 91–159 months elsewhere). The OS-harmonised sensitivity analysis (substituting METABRIC OS for DSS) reduced</w:t>
-      </w:r>
-      <w:r>
-        <w:t xml:space="preserve"> </w:t>
-      </w:r>
-      <m:oMath>
-        <m:sSup>
-          <m:e>
-            <m:r>
-              <m:t>I</m:t>
-            </m:r>
-          </m:e>
-          <m:sup>
-            <m:r>
-              <m:t>2</m:t>
-            </m:r>
-          </m:sup>
-        </m:sSup>
-      </m:oMath>
-      <w:r>
-        <w:t xml:space="preserve"> </w:t>
-      </w:r>
-      <w:r>
-        <w:t xml:space="preserve">substantially, confirming the pooled estimate is not driven by endpoint choice. The key finding is the consistency of</w:t>
+        <w:t xml:space="preserve">The moderate I² in the OS/DSS meta-analysis reflects two structural sources: endpoint divergence (DSS in METABRIC vs. OS in the other cohorts) and differential follow-up duration (32 months in TCGA-BRCA vs. 91–159 months elsewhere). The OS-harmonised sensitivity analysis (substituting METABRIC OS for DSS) reduced I² substantially, confirming the pooled estimate is not driven by endpoint choice. The key finding is the consistency of</w:t>
       </w:r>
       <w:r>
         <w:t xml:space="preserve"> </w:t>
@@ -6460,18 +5153,7 @@
         <w:t xml:space="preserve"> </w:t>
       </w:r>
       <w:r>
-        <w:t xml:space="preserve">The retained genes recapitulate core PAM50 biology: luminal differentiation (ESR1, PGR, BCL2, NAT1), proliferation (MYBL2, PTTG1, EXO1, MYC), basal phenotype (KRT5, KRT17, FOXC1), and HER2-enriched markers (ERBB2, GRB7). The proliferation genes also explain the pCR signal, as these pathways are targeted by anthracycline-taxane regimens. The 26 excluded genes received zero weight at the selected</w:t>
-      </w:r>
-      <w:r>
-        <w:t xml:space="preserve"> </w:t>
-      </w:r>
-      <m:oMath>
-        <m:r>
-          <m:t>λ</m:t>
-        </m:r>
-      </m:oMath>
-      <w:r>
-        <w:t xml:space="preserve">, consistent with functional redundancy under the elastic-net grouping property.</w:t>
+        <w:t xml:space="preserve">The retained genes recapitulate core PAM50 biology: luminal differentiation (ESR1, PGR, BCL2, NAT1), proliferation (MYBL2, PTTG1, EXO1, MYC), basal phenotype (KRT5, KRT17, FOXC1), and HER2-enriched markers (ERBB2, GRB7). The proliferation genes also explain the pCR signal, as these pathways are targeted by anthracycline-taxane regimens. The 26 excluded genes received zero weight at the selected \lambda, consistent with functional redundancy under the elastic-net grouping property.</w:t>
       </w:r>
     </w:p>
     <w:p>
@@ -6489,27 +5171,7 @@
         <w:t xml:space="preserve"> </w:t>
       </w:r>
       <w:r>
-        <w:t xml:space="preserve">The pCR block showed no heterogeneity (</w:t>
-      </w:r>
-      <m:oMath>
-        <m:sSup>
-          <m:e>
-            <m:r>
-              <m:t>I</m:t>
-            </m:r>
-          </m:e>
-          <m:sup>
-            <m:r>
-              <m:t>2</m:t>
-            </m:r>
-          </m:sup>
-        </m:sSup>
-      </m:oMath>
-      <w:r>
-        <w:t xml:space="preserve"> </w:t>
-      </w:r>
-      <w:r>
-        <w:t xml:space="preserve">= 0% across four cohorts), consistent with the biological basis of the signal: the retained proliferation genes are directly targeted by standard neoadjuvant regimens </w:t>
+        <w:t xml:space="preserve">The pCR block showed no heterogeneity (I² = 0% across four cohorts), consistent with the biological basis of the signal: the retained proliferation genes are directly targeted by standard neoadjuvant regimens </w:t>
       </w:r>
       <w:r>
         <w:t xml:space="preserve">(Prat et al. 2015)</w:t>
@@ -6544,7 +5206,61 @@
         </w:r>
       </w:hyperlink>
       <w:r>
-        <w:t xml:space="preserve">). In external validation cohorts, the observed risk stratification exceeded the predicted range, consistent with model under-confidence when applying scores cross-platform without recalibration—a structural property of intra-cohort z-scoring. Decision curve analysis confirmed positive net benefit across a range of probability thresholds in all cohorts (Additional file 7: Figure S7).</w:t>
+        <w:t xml:space="preserve">). Formal logistic recalibration confirmed near-ideal calibration in the training cohort (slope \beta = 0.96) with moderate miscalibration in external cohorts (slopes 1.58–2.74), consistent with model under-confidence when applying scores cross-platform without recalibration—a structural property of intra-cohort z-scoring. Decision curve analysis confirmed positive net benefit across a range of probability thresholds in all cohorts (Additional file 7: Figure S7).</w:t>
+      </w:r>
+    </w:p>
+    <w:p>
+      <w:pPr>
+        <w:pStyle w:val="BodyText"/>
+      </w:pPr>
+      <w:r>
+        <w:rPr>
+          <w:b/>
+          <w:bCs/>
+        </w:rPr>
+        <w:t xml:space="preserve">Frozen z-score supports clinical translation.</w:t>
+      </w:r>
+      <w:r>
+        <w:t xml:space="preserve"> </w:t>
+      </w:r>
+      <w:r>
+        <w:t xml:space="preserve">A key reviewer concern was whether the intra-cohort z-score normalisation—appropriate for retrospective multi-cohort validation—could support single-sample scoring. Our frozen z-score sensitivity analysis applied SCAN-B reference mean/SD per gene to each external cohort without any cohort-level re-standardisation, ensuring that each patient’s score depends only on their own expression values and the frozen reference. Discrimination was preserved in TCGA-BRCA (\DeltaC = +0.0002; r = 0.999) and METABRIC (\DeltaC = +0.0007; r = 0.958). In GSE20685 (Affymetrix U133 Plus 2), frozen scoring showed measurable degradation (\DeltaC = -0.042; r = 0.921), consistent with the larger distributional gap between RNA-seq and this microarray platform. These results confirm that a fixed normalisation reference can support single-sample scoring when the assay platform is compatible with the training reference.</w:t>
+      </w:r>
+    </w:p>
+    <w:p>
+      <w:pPr>
+        <w:pStyle w:val="BodyText"/>
+      </w:pPr>
+      <w:r>
+        <w:rPr>
+          <w:b/>
+          <w:bCs/>
+        </w:rPr>
+        <w:t xml:space="preserve">Uno’s C-statistic confirms robustness to censoring.</w:t>
+      </w:r>
+      <w:r>
+        <w:t xml:space="preserve"> </w:t>
+      </w:r>
+      <w:r>
+        <w:t xml:space="preserve">IPCW-based concordance metrics (Uno’s C, time-dependent AUC) yielded estimates consistent with Harrell’s C-index, confirming that the observed discrimination is not an artefact of heterogeneous censoring distributions across cohorts.</w:t>
+      </w:r>
+    </w:p>
+    <w:p>
+      <w:pPr>
+        <w:pStyle w:val="BodyText"/>
+      </w:pPr>
+      <w:r>
+        <w:rPr>
+          <w:b/>
+          <w:bCs/>
+        </w:rPr>
+        <w:t xml:space="preserve">ER subgroup analysis.</w:t>
+      </w:r>
+      <w:r>
+        <w:t xml:space="preserve"> </w:t>
+      </w:r>
+      <w:r>
+        <w:t xml:space="preserve">CorePAM was significantly associated with OS in both ER-positive and ER-negative subgroups in SCAN-B, with no significant interaction (p = 0.25). The numerically higher HR in ER-negative patients (2.53 vs 1.92) likely reflects the stronger contribution of proliferation and basal genes in triple-negative biology. However, the small ER-negative sample (N = 224, 35 events) limits the precision of this estimate. Full ER-stratified analysis across all cohorts was not feasible because TCGA-BRCA and GSE20685 lack harmonised ER status.</w:t>
       </w:r>
     </w:p>
     <w:p>
@@ -6562,7 +5278,7 @@
         <w:t xml:space="preserve"> </w:t>
       </w:r>
       <w:r>
-        <w:t xml:space="preserve">An exploratory sensitivity analysis adjusting for pathological T-stage and nodal status—the key clinical-pathological confounders not included in the primary CORE-A baseline—confirmed that CorePAM retains independent prognostic value in all four cohorts (Additional file 12: Table S2). The HR attenuation was less than 10%, and the incremental C-index remained positive (+0.022 to +0.027). This does not alter the primary endpoint or replace the main analyses; it corroborates robustness against pathological confounding.</w:t>
+        <w:t xml:space="preserve">An exploratory sensitivity analysis adjusting for pathological T-stage and nodal status—the key clinical-pathological confounders not included in the primary CORE-A baseline—confirmed that CorePAM retains independent prognostic value in all four cohorts (Additional file 12: Table S2). The absolute HR change was less than 10% in all cohorts, and the incremental C-index remained positive (+0.022 to +0.027). This does not alter the primary endpoint or replace the main analyses; it corroborates robustness against pathological confounding.</w:t>
       </w:r>
     </w:p>
     <w:p>
@@ -6586,32 +5302,7 @@
         <w:t xml:space="preserve">(Gendoo et al. 2016)</w:t>
       </w:r>
       <w:r>
-        <w:t xml:space="preserve">) of the PAM50-derived Risk of Recurrence score (ROR-S, 50 genes) and the OncotypeDX Recurrence Score (ODX-RS, 21 genes) showed that CorePAM (24 genes) performs competitively (Additional file 13: Table S3). CorePAM showed advantages in the RNA-seq cohorts (its training domain) and small deficits (</w:t>
-      </w:r>
-      <m:oMath>
-        <m:r>
-          <m:t>Δ</m:t>
-        </m:r>
-      </m:oMath>
-      <w:r>
-        <w:t xml:space="preserve">C</w:t>
-      </w:r>
-      <w:r>
-        <w:t xml:space="preserve"> </w:t>
-      </w:r>
-      <m:oMath>
-        <m:r>
-          <m:rPr>
-            <m:sty m:val="p"/>
-          </m:rPr>
-          <m:t>&lt;</m:t>
-        </m:r>
-        <m:r>
-          <m:t>0.03</m:t>
-        </m:r>
-      </m:oMath>
-      <w:r>
-        <w:t xml:space="preserve">) in the microarray cohorts (the development domain of those signatures). This comparison involves research-based score implementations—not commercial assays—and should be interpreted as evidence of competitive performance, not clinical equivalence.</w:t>
+        <w:t xml:space="preserve">) of the PAM50-derived Risk of Recurrence score (ROR-S, 50 genes) and the OncotypeDX Recurrence Score (ODX-RS, 21 genes) showed that CorePAM (24 genes) performs competitively (Additional file 13: Table S3). CorePAM showed advantages in the RNA-seq cohorts (its training domain) and small deficits (\DeltaC &lt; 0.03) in the microarray cohorts (the development domain of those signatures). This comparison involves research-based score implementations—not commercial assays—and should be interpreted as evidence of competitive performance, not clinical equivalence.</w:t>
       </w:r>
     </w:p>
     <w:p>
@@ -6647,11 +5338,11 @@
         <w:t xml:space="preserve"> </w:t>
       </w:r>
       <w:r>
-        <w:t xml:space="preserve">This is a retrospective study using public data. TCGA-BRCA has structurally short follow-up (median 32 months), attenuating the detectable HR; the 24-month sensitivity analysis (Additional file 6: Figure S6) partially mitigates this. METABRIC uses DSS as the primary endpoint, following established precedent for that dataset. Two CorePAM genes are absent from the Affymetrix HGU133A platform used in GSE20685 (22/24 = 91.7% coverage); gene dropout sensitivity analysis confirmed minimal impact (Additional file 9: Figure S9). The primary CORE-A clinical baseline was restricted to age and ER status—the two variables consistently available in harmonised form—although expanded models including T-stage and nodal status confirmed independent prognostic value (Additional file 12: Table S2). ER status was unavailable in TCGA-BRCA and GSE20685, restricting CORE-A to age alone in those cohorts. Comparisons with ROR-S and ODX-RS used research-based implementations, not commercial assays. No prospective validation was performed. The current score formulation relies on intra-cohort z-score normalisation, which is appropriate for retrospective multi-cohort validation but does not directly support single-sample scoring in a clinical setting; clinical translation would require a fixed normalisation reference (e.g., platform-specific reference distributions or housekeeping-gene calibration), which is the subject of future technical validation work.</w:t>
-      </w:r>
-    </w:p>
-    <w:bookmarkEnd w:id="88"/>
-    <w:bookmarkStart w:id="89" w:name="sec:conclusions"/>
+        <w:t xml:space="preserve">This is a retrospective study using public data. TCGA-BRCA has structurally short follow-up (median 32 months), attenuating the detectable HR; the 24-month sensitivity analysis (Additional file 6: Figure S6) partially mitigates this. METABRIC uses DSS as the primary endpoint, following established precedent for that dataset. Two CorePAM genes are absent from the Affymetrix HGU133A platform used in GSE20685 (22/24 = 91.7% coverage); gene dropout sensitivity analysis confirmed minimal impact (Additional file 9: Figure S9). The primary CORE-A clinical baseline was restricted to age and ER status—the two variables consistently available in harmonised form—although expanded models including T-stage and nodal status confirmed independent prognostic value (Additional file 12: Table S2). ER status was unavailable in TCGA-BRCA and GSE20685, restricting CORE-A to age alone in those cohorts. Comparisons with ROR-S and ODX-RS used research-based implementations, not commercial assays. No prospective validation was performed. The primary score formulation uses intra-cohort z-score normalisation; however, a frozen z-score sensitivity analysis (using SCAN-B reference parameters without cohort-level re-standardisation) demonstrated preserved discrimination in RNA-seq and Illumina array cohorts (\DeltaC &lt; 0.001) and honest degradation in the Affymetrix cohort (\DeltaC = -0.042), supporting the feasibility of single-sample scoring with a fixed reference for compatible platforms. Full clinical translation would additionally require platform-specific housekeeping-gene calibration, which is the subject of future technical validation work. HER2 status was not available in sufficient cohorts to permit HER2-stratified subgroup analysis.</w:t>
+      </w:r>
+    </w:p>
+    <w:bookmarkEnd w:id="89"/>
+    <w:bookmarkStart w:id="90" w:name="sec:conclusions"/>
     <w:p>
       <w:pPr>
         <w:pStyle w:val="Heading1"/>
@@ -6665,31 +5356,11 @@
         <w:pStyle w:val="FirstParagraph"/>
       </w:pPr>
       <w:r>
-        <w:t xml:space="preserve">CorePAM is a 24-gene data-driven reduction of the PAM50 panel, derived without pre-specifying gene count, that achieves non-inferior prognostic discrimination relative to a full 50-gene Cox elastic-net model across four independent validation cohorts and two distinct expression platforms (RNA-seq and microarray). The score provides incremental value beyond a clinical baseline model, remains independently significant after adjustment for anatomical staging (T-stage and nodal status), and predicts pathologic complete response to neoadjuvant chemotherapy with high cross-cohort consistency (</w:t>
-      </w:r>
-      <m:oMath>
-        <m:sSup>
-          <m:e>
-            <m:r>
-              <m:t>I</m:t>
-            </m:r>
-          </m:e>
-          <m:sup>
-            <m:r>
-              <m:t>2</m:t>
-            </m:r>
-          </m:sup>
-        </m:sSup>
-      </m:oMath>
-      <w:r>
-        <w:t xml:space="preserve"> </w:t>
-      </w:r>
-      <w:r>
-        <w:t xml:space="preserve">= 0%). The analytical pipeline is fully reproducible from publicly available data.</w:t>
-      </w:r>
-    </w:p>
-    <w:bookmarkEnd w:id="89"/>
-    <w:bookmarkStart w:id="90" w:name="list-of-abbreviations"/>
+        <w:t xml:space="preserve">CorePAM is a 24-gene data-driven reduction of the PAM50 panel, derived without pre-specifying gene count, that achieves non-inferior prognostic discrimination relative to a full 50-gene Cox elastic-net model across four independent validation cohorts and two distinct expression platforms (RNA-seq and microarray). The score provides incremental value beyond a clinical baseline model, remains independently significant after adjustment for anatomical staging (T-stage and nodal status), and predicts pathologic complete response to neoadjuvant chemotherapy with high cross-cohort consistency (I² = 0%). The analytical pipeline is fully reproducible from publicly available data.</w:t>
+      </w:r>
+    </w:p>
+    <w:bookmarkEnd w:id="90"/>
+    <w:bookmarkStart w:id="91" w:name="list-of-abbreviations"/>
     <w:p>
       <w:pPr>
         <w:pStyle w:val="Heading1"/>
@@ -6715,24 +5386,7 @@
         <w:t xml:space="preserve"> </w:t>
       </w:r>
       <w:r>
-        <w:t xml:space="preserve">CORE-A: Clinical baseline model (age</w:t>
-      </w:r>
-      <w:r>
-        <w:t xml:space="preserve"> </w:t>
-      </w:r>
-      <m:oMath>
-        <m:r>
-          <m:rPr>
-            <m:sty m:val="p"/>
-          </m:rPr>
-          <m:t>±</m:t>
-        </m:r>
-      </m:oMath>
-      <w:r>
-        <w:t xml:space="preserve"> </w:t>
-      </w:r>
-      <w:r>
-        <w:t xml:space="preserve">ER status);</w:t>
+        <w:t xml:space="preserve">CORE-A: Clinical baseline model (age \pm ER status);</w:t>
       </w:r>
       <w:r>
         <w:t xml:space="preserve"> </w:t>
@@ -6896,7 +5550,7 @@
         <w:pStyle w:val="BodyText"/>
       </w:pPr>
       <w:r>
-        <w:t xml:space="preserve">Additional files 1–13 are available as supplementary material. See the Additional files section at the end of this article for descriptions.</w:t>
+        <w:t xml:space="preserve">Additional files 1–16 are available as supplementary material. See the Additional files section at the end of this article for descriptions.</w:t>
       </w:r>
     </w:p>
     <w:p>
@@ -6907,8 +5561,8 @@
         <w:t xml:space="preserve">The authors thank the SCAN-B, TCGA, METABRIC, I-SPY, and Stockholm (GSE1456) consortia for making their data publicly available.</w:t>
       </w:r>
     </w:p>
-    <w:bookmarkEnd w:id="90"/>
-    <w:bookmarkStart w:id="91" w:name="declarations"/>
+    <w:bookmarkEnd w:id="91"/>
+    <w:bookmarkStart w:id="92" w:name="declarations"/>
     <w:p>
       <w:pPr>
         <w:pStyle w:val="Heading1"/>
@@ -7036,8 +5690,8 @@
         <w:t xml:space="preserve">RB designed the study, performed all analyses, and wrote the manuscript. JBS supervised the study and reviewed the manuscript. Both authors read and approved the final manuscript.</w:t>
       </w:r>
     </w:p>
-    <w:bookmarkEnd w:id="91"/>
-    <w:bookmarkStart w:id="174" w:name="additional-files"/>
+    <w:bookmarkEnd w:id="92"/>
+    <w:bookmarkStart w:id="180" w:name="additional-files"/>
     <w:p>
       <w:pPr>
         <w:pStyle w:val="Heading1"/>
@@ -7046,7 +5700,7 @@
         <w:t xml:space="preserve">Additional files</w:t>
       </w:r>
     </w:p>
-    <w:bookmarkStart w:id="95" w:name="fig:s1-pareto"/>
+    <w:bookmarkStart w:id="96" w:name="fig:s1-pareto"/>
     <w:p>
       <w:pPr>
         <w:pStyle w:val="CaptionedFigure"/>
@@ -7056,18 +5710,18 @@
           <wp:inline>
             <wp:extent cx="5334000" cy="3333749"/>
             <wp:effectExtent b="0" l="0" r="0" t="0"/>
-            <wp:docPr descr="" title="" id="93" name="Picture"/>
+            <wp:docPr descr="" title="" id="94" name="Picture"/>
             <a:graphic>
               <a:graphicData uri="http://schemas.openxmlformats.org/drawingml/2006/picture">
                 <pic:pic>
                   <pic:nvPicPr>
-                    <pic:cNvPr descr="additional_files/Additional_file_01_FigS1_Pareto.png" id="94" name="Picture"/>
+                    <pic:cNvPr descr="additional_files/Additional_file_01_FigS1_Pareto.png" id="95" name="Picture"/>
                     <pic:cNvPicPr>
                       <a:picLocks noChangeArrowheads="1" noChangeAspect="1"/>
                     </pic:cNvPicPr>
                   </pic:nvPicPr>
                   <pic:blipFill>
-                    <a:blip r:embed="rId92"/>
+                    <a:blip r:embed="rId93"/>
                     <a:stretch>
                       <a:fillRect/>
                     </a:stretch>
@@ -7103,48 +5757,17 @@
           <w:b/>
           <w:bCs/>
         </w:rPr>
-        <w:t xml:space="preserve">Figure 11. </w:t>
-      </w:r>
-      <w:r>
-        <w:rPr>
-          <w:b/>
-          <w:bCs/>
-        </w:rPr>
         <w:t xml:space="preserve">Additional file 1: Figure S1.</w:t>
       </w:r>
       <w:r>
         <w:t xml:space="preserve"> </w:t>
       </w:r>
       <w:r>
-        <w:t xml:space="preserve">Pareto frontier: gene count vs. OOF C-index. Each point represents a unique df level along the glmnet regularisation path. Dashed red line: non-inferiority boundary (</w:t>
-      </w:r>
-      <m:oMath>
-        <m:sSub>
-          <m:e>
-            <m:r>
-              <m:t>C</m:t>
-            </m:r>
-          </m:e>
-          <m:sub>
-            <m:r>
-              <m:rPr>
-                <m:nor/>
-                <m:sty m:val="p"/>
-              </m:rPr>
-              <m:t>max</m:t>
-            </m:r>
-          </m:sub>
-        </m:sSub>
-      </m:oMath>
-      <w:r>
-        <w:t xml:space="preserve"> </w:t>
-      </w:r>
-      <w:r>
-        <w:t xml:space="preserve">minus 0.010).</w:t>
-      </w:r>
-    </w:p>
-    <w:bookmarkEnd w:id="95"/>
-    <w:bookmarkStart w:id="99" w:name="fig:s2-weights"/>
+        <w:t xml:space="preserve">Pareto frontier: gene count vs. OOF C-index. Each point represents a unique df level along the glmnet regularisation path. Dashed red line: non-inferiority boundary (Cmax - \Delta C; \Delta C = 0.010).</w:t>
+      </w:r>
+    </w:p>
+    <w:bookmarkEnd w:id="96"/>
+    <w:bookmarkStart w:id="100" w:name="fig:s2-weights"/>
     <w:p>
       <w:pPr>
         <w:pStyle w:val="CaptionedFigure"/>
@@ -7154,18 +5777,18 @@
           <wp:inline>
             <wp:extent cx="5334000" cy="4000499"/>
             <wp:effectExtent b="0" l="0" r="0" t="0"/>
-            <wp:docPr descr="" title="" id="97" name="Picture"/>
+            <wp:docPr descr="" title="" id="98" name="Picture"/>
             <a:graphic>
               <a:graphicData uri="http://schemas.openxmlformats.org/drawingml/2006/picture">
                 <pic:pic>
                   <pic:nvPicPr>
-                    <pic:cNvPr descr="additional_files/Additional_file_02_FigS2_Weights.png" id="98" name="Picture"/>
+                    <pic:cNvPr descr="additional_files/Additional_file_02_FigS2_Weights.png" id="99" name="Picture"/>
                     <pic:cNvPicPr>
                       <a:picLocks noChangeArrowheads="1" noChangeAspect="1"/>
                     </pic:cNvPicPr>
                   </pic:nvPicPr>
                   <pic:blipFill>
-                    <a:blip r:embed="rId96"/>
+                    <a:blip r:embed="rId97"/>
                     <a:stretch>
                       <a:fillRect/>
                     </a:stretch>
@@ -7201,13 +5824,6 @@
           <w:b/>
           <w:bCs/>
         </w:rPr>
-        <w:t xml:space="preserve">Figure 12. </w:t>
-      </w:r>
-      <w:r>
-        <w:rPr>
-          <w:b/>
-          <w:bCs/>
-        </w:rPr>
         <w:t xml:space="preserve">Additional file 2: Figure S2.</w:t>
       </w:r>
       <w:r>
@@ -7217,8 +5833,8 @@
         <w:t xml:space="preserve">CorePAM gene weights (lollipop plot). Elastic-net Cox regression coefficients. Positive weights (red): higher expression associated with worse survival.</w:t>
       </w:r>
     </w:p>
-    <w:bookmarkEnd w:id="99"/>
-    <w:bookmarkStart w:id="103" w:name="fig:s3-correlation"/>
+    <w:bookmarkEnd w:id="100"/>
+    <w:bookmarkStart w:id="104" w:name="fig:s3-correlation"/>
     <w:p>
       <w:pPr>
         <w:pStyle w:val="CaptionedFigure"/>
@@ -7228,18 +5844,18 @@
           <wp:inline>
             <wp:extent cx="5334000" cy="4572000"/>
             <wp:effectExtent b="0" l="0" r="0" t="0"/>
-            <wp:docPr descr="" title="" id="101" name="Picture"/>
+            <wp:docPr descr="" title="" id="102" name="Picture"/>
             <a:graphic>
               <a:graphicData uri="http://schemas.openxmlformats.org/drawingml/2006/picture">
                 <pic:pic>
                   <pic:nvPicPr>
-                    <pic:cNvPr descr="additional_files/Additional_file_03_FigS3_Correlation.png" id="102" name="Picture"/>
+                    <pic:cNvPr descr="additional_files/Additional_file_03_FigS3_Correlation.png" id="103" name="Picture"/>
                     <pic:cNvPicPr>
                       <a:picLocks noChangeArrowheads="1" noChangeAspect="1"/>
                     </pic:cNvPicPr>
                   </pic:nvPicPr>
                   <pic:blipFill>
-                    <a:blip r:embed="rId100"/>
+                    <a:blip r:embed="rId101"/>
                     <a:stretch>
                       <a:fillRect/>
                     </a:stretch>
@@ -7275,38 +5891,17 @@
           <w:b/>
           <w:bCs/>
         </w:rPr>
-        <w:t xml:space="preserve">Figure 13. </w:t>
-      </w:r>
-      <w:r>
-        <w:rPr>
-          <w:b/>
-          <w:bCs/>
-        </w:rPr>
         <w:t xml:space="preserve">Additional file 3: Figure S3.</w:t>
       </w:r>
       <w:r>
         <w:t xml:space="preserve"> </w:t>
       </w:r>
       <w:r>
-        <w:t xml:space="preserve">Off-diagonal CorePAM score correlations between cohorts. Spearman</w:t>
-      </w:r>
-      <w:r>
-        <w:t xml:space="preserve"> </w:t>
-      </w:r>
-      <m:oMath>
-        <m:r>
-          <m:t>ρ</m:t>
-        </m:r>
-      </m:oMath>
-      <w:r>
-        <w:t xml:space="preserve"> </w:t>
-      </w:r>
-      <w:r>
-        <w:t xml:space="preserve">computed on paired percentiles.</w:t>
-      </w:r>
-    </w:p>
-    <w:bookmarkEnd w:id="103"/>
-    <w:bookmarkStart w:id="107" w:name="fig:s4-pca"/>
+        <w:t xml:space="preserve">Off-diagonal CorePAM score correlations between cohorts. Pearson r computed on paired quantile values.</w:t>
+      </w:r>
+    </w:p>
+    <w:bookmarkEnd w:id="104"/>
+    <w:bookmarkStart w:id="108" w:name="fig:s4-pca"/>
     <w:p>
       <w:pPr>
         <w:pStyle w:val="CaptionedFigure"/>
@@ -7316,18 +5911,18 @@
           <wp:inline>
             <wp:extent cx="5334000" cy="1905000"/>
             <wp:effectExtent b="0" l="0" r="0" t="0"/>
-            <wp:docPr descr="" title="" id="105" name="Picture"/>
+            <wp:docPr descr="" title="" id="106" name="Picture"/>
             <a:graphic>
               <a:graphicData uri="http://schemas.openxmlformats.org/drawingml/2006/picture">
                 <pic:pic>
                   <pic:nvPicPr>
-                    <pic:cNvPr descr="additional_files/Additional_file_04_FigS4_PCA.png" id="106" name="Picture"/>
+                    <pic:cNvPr descr="additional_files/Additional_file_04_FigS4_PCA.png" id="107" name="Picture"/>
                     <pic:cNvPicPr>
                       <a:picLocks noChangeArrowheads="1" noChangeAspect="1"/>
                     </pic:cNvPicPr>
                   </pic:nvPicPr>
                   <pic:blipFill>
-                    <a:blip r:embed="rId104"/>
+                    <a:blip r:embed="rId105"/>
                     <a:stretch>
                       <a:fillRect/>
                     </a:stretch>
@@ -7363,24 +5958,17 @@
           <w:b/>
           <w:bCs/>
         </w:rPr>
-        <w:t xml:space="preserve">Figure 14. </w:t>
-      </w:r>
-      <w:r>
-        <w:rPr>
-          <w:b/>
-          <w:bCs/>
-        </w:rPr>
         <w:t xml:space="preserve">Additional file 4: Figure S4.</w:t>
       </w:r>
       <w:r>
         <w:t xml:space="preserve"> </w:t>
       </w:r>
       <w:r>
-        <w:t xml:space="preserve">Forensic PCA of METABRIC expression matrix. Principal component analysis coloured by batch/platform annotation.</w:t>
-      </w:r>
-    </w:p>
-    <w:bookmarkEnd w:id="107"/>
-    <w:bookmarkStart w:id="111" w:name="fig:s5-metabric-sens"/>
+        <w:t xml:space="preserve">Forensic PCA of METABRIC expression matrix. Principal component analysis coloured by ER status.</w:t>
+      </w:r>
+    </w:p>
+    <w:bookmarkEnd w:id="108"/>
+    <w:bookmarkStart w:id="112" w:name="fig:s5-metabric-sens"/>
     <w:p>
       <w:pPr>
         <w:pStyle w:val="CaptionedFigure"/>
@@ -7390,18 +5978,18 @@
           <wp:inline>
             <wp:extent cx="5334000" cy="4000500"/>
             <wp:effectExtent b="0" l="0" r="0" t="0"/>
-            <wp:docPr descr="" title="" id="109" name="Picture"/>
+            <wp:docPr descr="" title="" id="110" name="Picture"/>
             <a:graphic>
               <a:graphicData uri="http://schemas.openxmlformats.org/drawingml/2006/picture">
                 <pic:pic>
                   <pic:nvPicPr>
-                    <pic:cNvPr descr="additional_files/Additional_file_05_FigS5_METABRIC_Sensitivity.png" id="110" name="Picture"/>
+                    <pic:cNvPr descr="additional_files/Additional_file_05_FigS5_METABRIC_Sensitivity.png" id="111" name="Picture"/>
                     <pic:cNvPicPr>
                       <a:picLocks noChangeArrowheads="1" noChangeAspect="1"/>
                     </pic:cNvPicPr>
                   </pic:nvPicPr>
                   <pic:blipFill>
-                    <a:blip r:embed="rId108"/>
+                    <a:blip r:embed="rId109"/>
                     <a:stretch>
                       <a:fillRect/>
                     </a:stretch>
@@ -7437,13 +6025,6 @@
           <w:b/>
           <w:bCs/>
         </w:rPr>
-        <w:t xml:space="preserve">Figure 15. </w:t>
-      </w:r>
-      <w:r>
-        <w:rPr>
-          <w:b/>
-          <w:bCs/>
-        </w:rPr>
         <w:t xml:space="preserve">Additional file 5: Figure S5.</w:t>
       </w:r>
       <w:r>
@@ -7453,8 +6034,8 @@
         <w:t xml:space="preserve">METABRIC sensitivity analyses. A: OS endpoint. B: Fine–Gray competing risks model. C: Quartile Kaplan–Meier (DSS).</w:t>
       </w:r>
     </w:p>
-    <w:bookmarkEnd w:id="111"/>
-    <w:bookmarkStart w:id="115" w:name="fig:s6-tcga-24m"/>
+    <w:bookmarkEnd w:id="112"/>
+    <w:bookmarkStart w:id="116" w:name="fig:s6-tcga-24m"/>
     <w:p>
       <w:pPr>
         <w:pStyle w:val="CaptionedFigure"/>
@@ -7464,18 +6045,18 @@
           <wp:inline>
             <wp:extent cx="5334000" cy="4000500"/>
             <wp:effectExtent b="0" l="0" r="0" t="0"/>
-            <wp:docPr descr="" title="" id="113" name="Picture"/>
+            <wp:docPr descr="" title="" id="114" name="Picture"/>
             <a:graphic>
               <a:graphicData uri="http://schemas.openxmlformats.org/drawingml/2006/picture">
                 <pic:pic>
                   <pic:nvPicPr>
-                    <pic:cNvPr descr="additional_files/Additional_file_06_FigS6_TCGA_24m.png" id="114" name="Picture"/>
+                    <pic:cNvPr descr="additional_files/Additional_file_06_FigS6_TCGA_24m.png" id="115" name="Picture"/>
                     <pic:cNvPicPr>
                       <a:picLocks noChangeArrowheads="1" noChangeAspect="1"/>
                     </pic:cNvPicPr>
                   </pic:nvPicPr>
                   <pic:blipFill>
-                    <a:blip r:embed="rId112"/>
+                    <a:blip r:embed="rId113"/>
                     <a:stretch>
                       <a:fillRect/>
                     </a:stretch>
@@ -7511,13 +6092,6 @@
           <w:b/>
           <w:bCs/>
         </w:rPr>
-        <w:t xml:space="preserve">Figure 16. </w:t>
-      </w:r>
-      <w:r>
-        <w:rPr>
-          <w:b/>
-          <w:bCs/>
-        </w:rPr>
         <w:t xml:space="preserve">Additional file 6: Figure S6.</w:t>
       </w:r>
       <w:r>
@@ -7527,8 +6101,8 @@
         <w:t xml:space="preserve">TCGA-BRCA 24-month sensitivity analysis.</w:t>
       </w:r>
     </w:p>
-    <w:bookmarkEnd w:id="115"/>
-    <w:bookmarkStart w:id="119" w:name="fig:s7-dca"/>
+    <w:bookmarkEnd w:id="116"/>
+    <w:bookmarkStart w:id="120" w:name="fig:s7-dca"/>
     <w:p>
       <w:pPr>
         <w:pStyle w:val="CaptionedFigure"/>
@@ -7538,18 +6112,18 @@
           <wp:inline>
             <wp:extent cx="5334000" cy="4000500"/>
             <wp:effectExtent b="0" l="0" r="0" t="0"/>
-            <wp:docPr descr="" title="" id="117" name="Picture"/>
+            <wp:docPr descr="" title="" id="118" name="Picture"/>
             <a:graphic>
               <a:graphicData uri="http://schemas.openxmlformats.org/drawingml/2006/picture">
                 <pic:pic>
                   <pic:nvPicPr>
-                    <pic:cNvPr descr="additional_files/Additional_file_07_FigS7_DCA_OS.png" id="118" name="Picture"/>
+                    <pic:cNvPr descr="additional_files/Additional_file_07_FigS7_DCA_OS.png" id="119" name="Picture"/>
                     <pic:cNvPicPr>
                       <a:picLocks noChangeArrowheads="1" noChangeAspect="1"/>
                     </pic:cNvPicPr>
                   </pic:nvPicPr>
                   <pic:blipFill>
-                    <a:blip r:embed="rId116"/>
+                    <a:blip r:embed="rId117"/>
                     <a:stretch>
                       <a:fillRect/>
                     </a:stretch>
@@ -7585,13 +6159,6 @@
           <w:b/>
           <w:bCs/>
         </w:rPr>
-        <w:t xml:space="preserve">Figure 17. </w:t>
-      </w:r>
-      <w:r>
-        <w:rPr>
-          <w:b/>
-          <w:bCs/>
-        </w:rPr>
         <w:t xml:space="preserve">Additional file 7: Figure S7.</w:t>
       </w:r>
       <w:r>
@@ -7601,8 +6168,8 @@
         <w:t xml:space="preserve">Decision curve analysis (OS). Net benefit versus treat-all and treat-none strategies. Horizons: 60 months (SCAN-B, METABRIC, GSE20685) and 24 months (TCGA-BRCA).</w:t>
       </w:r>
     </w:p>
-    <w:bookmarkEnd w:id="119"/>
-    <w:bookmarkStart w:id="123" w:name="fig:s8-bootstrap"/>
+    <w:bookmarkEnd w:id="120"/>
+    <w:bookmarkStart w:id="124" w:name="fig:s8-bootstrap"/>
     <w:p>
       <w:pPr>
         <w:pStyle w:val="CaptionedFigure"/>
@@ -7612,18 +6179,18 @@
           <wp:inline>
             <wp:extent cx="5334000" cy="6277482"/>
             <wp:effectExtent b="0" l="0" r="0" t="0"/>
-            <wp:docPr descr="" title="" id="121" name="Picture"/>
+            <wp:docPr descr="" title="" id="122" name="Picture"/>
             <a:graphic>
               <a:graphicData uri="http://schemas.openxmlformats.org/drawingml/2006/picture">
                 <pic:pic>
                   <pic:nvPicPr>
-                    <pic:cNvPr descr="additional_files/Additional_file_08_FigS8_Bootstrap.png" id="122" name="Picture"/>
+                    <pic:cNvPr descr="additional_files/Additional_file_08_FigS8_Bootstrap.png" id="123" name="Picture"/>
                     <pic:cNvPicPr>
                       <a:picLocks noChangeArrowheads="1" noChangeAspect="1"/>
                     </pic:cNvPicPr>
                   </pic:nvPicPr>
                   <pic:blipFill>
-                    <a:blip r:embed="rId120"/>
+                    <a:blip r:embed="rId121"/>
                     <a:stretch>
                       <a:fillRect/>
                     </a:stretch>
@@ -7659,41 +6226,17 @@
           <w:b/>
           <w:bCs/>
         </w:rPr>
-        <w:t xml:space="preserve">Figure 18. </w:t>
-      </w:r>
-      <w:r>
-        <w:rPr>
-          <w:b/>
-          <w:bCs/>
-        </w:rPr>
         <w:t xml:space="preserve">Additional file 8: Figure S8.</w:t>
       </w:r>
       <w:r>
         <w:t xml:space="preserve"> </w:t>
       </w:r>
       <w:r>
-        <w:t xml:space="preserve">Bootstrap stability of CorePAM gene selection (</w:t>
-      </w:r>
-      <m:oMath>
-        <m:r>
-          <m:t>B</m:t>
-        </m:r>
-        <m:r>
-          <m:rPr>
-            <m:sty m:val="p"/>
-          </m:rPr>
-          <m:t>=</m:t>
-        </m:r>
-        <m:r>
-          <m:t>200</m:t>
-        </m:r>
-      </m:oMath>
-      <w:r>
-        <w:t xml:space="preserve">). Frequency of each PAM50 gene across 200 bootstrap refits.</w:t>
-      </w:r>
-    </w:p>
-    <w:bookmarkEnd w:id="123"/>
-    <w:bookmarkStart w:id="127" w:name="fig:s9-dropout"/>
+        <w:t xml:space="preserve">Bootstrap stability of CorePAM gene selection (B = 200). Frequency of each PAM50 gene across 200 bootstrap refits.</w:t>
+      </w:r>
+    </w:p>
+    <w:bookmarkEnd w:id="124"/>
+    <w:bookmarkStart w:id="128" w:name="fig:s9-dropout"/>
     <w:p>
       <w:pPr>
         <w:pStyle w:val="CaptionedFigure"/>
@@ -7703,18 +6246,18 @@
           <wp:inline>
             <wp:extent cx="5334000" cy="5334000"/>
             <wp:effectExtent b="0" l="0" r="0" t="0"/>
-            <wp:docPr descr="" title="" id="125" name="Picture"/>
+            <wp:docPr descr="" title="" id="126" name="Picture"/>
             <a:graphic>
               <a:graphicData uri="http://schemas.openxmlformats.org/drawingml/2006/picture">
                 <pic:pic>
                   <pic:nvPicPr>
-                    <pic:cNvPr descr="additional_files/Additional_file_09_FigS9_GeneDropout.png" id="126" name="Picture"/>
+                    <pic:cNvPr descr="additional_files/Additional_file_09_FigS9_GeneDropout.png" id="127" name="Picture"/>
                     <pic:cNvPicPr>
                       <a:picLocks noChangeArrowheads="1" noChangeAspect="1"/>
                     </pic:cNvPicPr>
                   </pic:nvPicPr>
                   <pic:blipFill>
-                    <a:blip r:embed="rId124"/>
+                    <a:blip r:embed="rId125"/>
                     <a:stretch>
                       <a:fillRect/>
                     </a:stretch>
@@ -7750,13 +6293,6 @@
           <w:b/>
           <w:bCs/>
         </w:rPr>
-        <w:t xml:space="preserve">Figure 19. </w:t>
-      </w:r>
-      <w:r>
-        <w:rPr>
-          <w:b/>
-          <w:bCs/>
-        </w:rPr>
         <w:t xml:space="preserve">Additional file 9: Figure S9.</w:t>
       </w:r>
       <w:r>
@@ -7766,8 +6302,8 @@
         <w:t xml:space="preserve">Leave-one-gene-out sensitivity analysis. Change in C-index when each CorePAM gene is individually removed.</w:t>
       </w:r>
     </w:p>
-    <w:bookmarkEnd w:id="127"/>
-    <w:bookmarkStart w:id="131" w:name="fig:s10-corea-sens"/>
+    <w:bookmarkEnd w:id="128"/>
+    <w:bookmarkStart w:id="132" w:name="fig:s10-corea-sens"/>
     <w:p>
       <w:pPr>
         <w:pStyle w:val="CaptionedFigure"/>
@@ -7777,18 +6313,18 @@
           <wp:inline>
             <wp:extent cx="5334000" cy="3556000"/>
             <wp:effectExtent b="0" l="0" r="0" t="0"/>
-            <wp:docPr descr="" title="" id="129" name="Picture"/>
+            <wp:docPr descr="" title="" id="130" name="Picture"/>
             <a:graphic>
               <a:graphicData uri="http://schemas.openxmlformats.org/drawingml/2006/picture">
                 <pic:pic>
                   <pic:nvPicPr>
-                    <pic:cNvPr descr="additional_files/Additional_file_10_FigS10_COREA_Sensitivity.png" id="130" name="Picture"/>
+                    <pic:cNvPr descr="additional_files/Additional_file_10_FigS10_COREA_Sensitivity.png" id="131" name="Picture"/>
                     <pic:cNvPicPr>
                       <a:picLocks noChangeArrowheads="1" noChangeAspect="1"/>
                     </pic:cNvPicPr>
                   </pic:nvPicPr>
                   <pic:blipFill>
-                    <a:blip r:embed="rId128"/>
+                    <a:blip r:embed="rId129"/>
                     <a:stretch>
                       <a:fillRect/>
                     </a:stretch>
@@ -7824,13 +6360,6 @@
           <w:b/>
           <w:bCs/>
         </w:rPr>
-        <w:t xml:space="preserve">Figure 20. </w:t>
-      </w:r>
-      <w:r>
-        <w:rPr>
-          <w:b/>
-          <w:bCs/>
-        </w:rPr>
         <w:t xml:space="preserve">Additional file 10: Figure S10.</w:t>
       </w:r>
       <w:r>
@@ -7840,19 +6369,12 @@
         <w:t xml:space="preserve">CORE-A baseline sensitivity analysis. Forest plot comparing CorePAM adjusted HR under different clinical baselines.</w:t>
       </w:r>
     </w:p>
-    <w:bookmarkEnd w:id="131"/>
-    <w:bookmarkStart w:id="132" w:name="tab:s1-weights"/>
+    <w:bookmarkEnd w:id="132"/>
+    <w:bookmarkStart w:id="133" w:name="tab:s1-weights"/>
     <w:p>
       <w:pPr>
         <w:pStyle w:val="TableCaption"/>
       </w:pPr>
-      <w:r>
-        <w:rPr>
-          <w:b/>
-          <w:bCs/>
-        </w:rPr>
-        <w:t xml:space="preserve">Table 7. </w:t>
-      </w:r>
       <w:r>
         <w:rPr>
           <w:b/>
@@ -7872,7 +6394,7 @@
         <w:tblStyle w:val="Table"/>
         <w:tblW w:type="auto" w:w="0"/>
         <w:tblLook w:firstRow="1" w:lastRow="0" w:firstColumn="0" w:lastColumn="0" w:noHBand="0" w:noVBand="0" w:val="0020"/>
-        <w:tblCaption w:val="Table 7. Additional file 11: Table S1. CorePAM gene list with elastic-net Cox regression weights (24 genes). Positive weights: higher expression associated with worse survival; negative weights: protective association."/>
+        <w:tblCaption w:val="Additional file 11: Table S1. CorePAM gene list with elastic-net Cox regression weights (24 genes). Positive weights: higher expression associated with worse survival; negative weights: protective association."/>
       </w:tblPr>
       <w:tblGrid>
         <w:gridCol w:w="2640"/>
@@ -7978,39 +6500,20 @@
               <w:pStyle w:val="Compact"/>
               <w:jc w:val="right"/>
             </w:pPr>
-            <m:oMath>
-              <m:r>
-                <m:rPr>
-                  <m:sty m:val="p"/>
-                </m:rPr>
-                <m:t>−</m:t>
-              </m:r>
-            </m:oMath>
-            <w:r>
-              <w:t xml:space="preserve">0.2052</w:t>
-            </w:r>
-          </w:p>
-        </w:tc>
-        <w:tc>
-          <w:tcPr/>
-          <w:p>
-            <w:pPr>
-              <w:pStyle w:val="Compact"/>
-              <w:jc w:val="left"/>
-            </w:pPr>
-            <w:r>
-              <w:t xml:space="preserve">Protective (</w:t>
-            </w:r>
-            <m:oMath>
-              <m:r>
-                <m:rPr>
-                  <m:sty m:val="p"/>
-                </m:rPr>
-                <m:t>−</m:t>
-              </m:r>
-            </m:oMath>
-            <w:r>
-              <w:t xml:space="preserve">)</w:t>
+            <w:r>
+              <w:t xml:space="preserve">-0.2052</w:t>
+            </w:r>
+          </w:p>
+        </w:tc>
+        <w:tc>
+          <w:tcPr/>
+          <w:p>
+            <w:pPr>
+              <w:pStyle w:val="Compact"/>
+              <w:jc w:val="left"/>
+            </w:pPr>
+            <w:r>
+              <w:t xml:space="preserve">Protective (-)</w:t>
             </w:r>
           </w:p>
         </w:tc>
@@ -8035,39 +6538,20 @@
               <w:pStyle w:val="Compact"/>
               <w:jc w:val="right"/>
             </w:pPr>
-            <m:oMath>
-              <m:r>
-                <m:rPr>
-                  <m:sty m:val="p"/>
-                </m:rPr>
-                <m:t>−</m:t>
-              </m:r>
-            </m:oMath>
-            <w:r>
-              <w:t xml:space="preserve">0.1848</w:t>
-            </w:r>
-          </w:p>
-        </w:tc>
-        <w:tc>
-          <w:tcPr/>
-          <w:p>
-            <w:pPr>
-              <w:pStyle w:val="Compact"/>
-              <w:jc w:val="left"/>
-            </w:pPr>
-            <w:r>
-              <w:t xml:space="preserve">Protective (</w:t>
-            </w:r>
-            <m:oMath>
-              <m:r>
-                <m:rPr>
-                  <m:sty m:val="p"/>
-                </m:rPr>
-                <m:t>−</m:t>
-              </m:r>
-            </m:oMath>
-            <w:r>
-              <w:t xml:space="preserve">)</w:t>
+            <w:r>
+              <w:t xml:space="preserve">-0.1848</w:t>
+            </w:r>
+          </w:p>
+        </w:tc>
+        <w:tc>
+          <w:tcPr/>
+          <w:p>
+            <w:pPr>
+              <w:pStyle w:val="Compact"/>
+              <w:jc w:val="left"/>
+            </w:pPr>
+            <w:r>
+              <w:t xml:space="preserve">Protective (-)</w:t>
             </w:r>
           </w:p>
         </w:tc>
@@ -8092,39 +6576,20 @@
               <w:pStyle w:val="Compact"/>
               <w:jc w:val="right"/>
             </w:pPr>
-            <m:oMath>
-              <m:r>
-                <m:rPr>
-                  <m:sty m:val="p"/>
-                </m:rPr>
-                <m:t>−</m:t>
-              </m:r>
-            </m:oMath>
-            <w:r>
-              <w:t xml:space="preserve">0.1405</w:t>
-            </w:r>
-          </w:p>
-        </w:tc>
-        <w:tc>
-          <w:tcPr/>
-          <w:p>
-            <w:pPr>
-              <w:pStyle w:val="Compact"/>
-              <w:jc w:val="left"/>
-            </w:pPr>
-            <w:r>
-              <w:t xml:space="preserve">Protective (</w:t>
-            </w:r>
-            <m:oMath>
-              <m:r>
-                <m:rPr>
-                  <m:sty m:val="p"/>
-                </m:rPr>
-                <m:t>−</m:t>
-              </m:r>
-            </m:oMath>
-            <w:r>
-              <w:t xml:space="preserve">)</w:t>
+            <w:r>
+              <w:t xml:space="preserve">-0.1405</w:t>
+            </w:r>
+          </w:p>
+        </w:tc>
+        <w:tc>
+          <w:tcPr/>
+          <w:p>
+            <w:pPr>
+              <w:pStyle w:val="Compact"/>
+              <w:jc w:val="left"/>
+            </w:pPr>
+            <w:r>
+              <w:t xml:space="preserve">Protective (-)</w:t>
             </w:r>
           </w:p>
         </w:tc>
@@ -8149,39 +6614,20 @@
               <w:pStyle w:val="Compact"/>
               <w:jc w:val="right"/>
             </w:pPr>
-            <m:oMath>
-              <m:r>
-                <m:rPr>
-                  <m:sty m:val="p"/>
-                </m:rPr>
-                <m:t>−</m:t>
-              </m:r>
-            </m:oMath>
-            <w:r>
-              <w:t xml:space="preserve">0.1193</w:t>
-            </w:r>
-          </w:p>
-        </w:tc>
-        <w:tc>
-          <w:tcPr/>
-          <w:p>
-            <w:pPr>
-              <w:pStyle w:val="Compact"/>
-              <w:jc w:val="left"/>
-            </w:pPr>
-            <w:r>
-              <w:t xml:space="preserve">Protective (</w:t>
-            </w:r>
-            <m:oMath>
-              <m:r>
-                <m:rPr>
-                  <m:sty m:val="p"/>
-                </m:rPr>
-                <m:t>−</m:t>
-              </m:r>
-            </m:oMath>
-            <w:r>
-              <w:t xml:space="preserve">)</w:t>
+            <w:r>
+              <w:t xml:space="preserve">-0.1193</w:t>
+            </w:r>
+          </w:p>
+        </w:tc>
+        <w:tc>
+          <w:tcPr/>
+          <w:p>
+            <w:pPr>
+              <w:pStyle w:val="Compact"/>
+              <w:jc w:val="left"/>
+            </w:pPr>
+            <w:r>
+              <w:t xml:space="preserve">Protective (-)</w:t>
             </w:r>
           </w:p>
         </w:tc>
@@ -8206,39 +6652,20 @@
               <w:pStyle w:val="Compact"/>
               <w:jc w:val="right"/>
             </w:pPr>
-            <m:oMath>
-              <m:r>
-                <m:rPr>
-                  <m:sty m:val="p"/>
-                </m:rPr>
-                <m:t>−</m:t>
-              </m:r>
-            </m:oMath>
-            <w:r>
-              <w:t xml:space="preserve">0.1183</w:t>
-            </w:r>
-          </w:p>
-        </w:tc>
-        <w:tc>
-          <w:tcPr/>
-          <w:p>
-            <w:pPr>
-              <w:pStyle w:val="Compact"/>
-              <w:jc w:val="left"/>
-            </w:pPr>
-            <w:r>
-              <w:t xml:space="preserve">Protective (</w:t>
-            </w:r>
-            <m:oMath>
-              <m:r>
-                <m:rPr>
-                  <m:sty m:val="p"/>
-                </m:rPr>
-                <m:t>−</m:t>
-              </m:r>
-            </m:oMath>
-            <w:r>
-              <w:t xml:space="preserve">)</w:t>
+            <w:r>
+              <w:t xml:space="preserve">-0.1183</w:t>
+            </w:r>
+          </w:p>
+        </w:tc>
+        <w:tc>
+          <w:tcPr/>
+          <w:p>
+            <w:pPr>
+              <w:pStyle w:val="Compact"/>
+              <w:jc w:val="left"/>
+            </w:pPr>
+            <w:r>
+              <w:t xml:space="preserve">Protective (-)</w:t>
             </w:r>
           </w:p>
         </w:tc>
@@ -8301,39 +6728,20 @@
               <w:pStyle w:val="Compact"/>
               <w:jc w:val="right"/>
             </w:pPr>
-            <m:oMath>
-              <m:r>
-                <m:rPr>
-                  <m:sty m:val="p"/>
-                </m:rPr>
-                <m:t>−</m:t>
-              </m:r>
-            </m:oMath>
-            <w:r>
-              <w:t xml:space="preserve">0.1074</w:t>
-            </w:r>
-          </w:p>
-        </w:tc>
-        <w:tc>
-          <w:tcPr/>
-          <w:p>
-            <w:pPr>
-              <w:pStyle w:val="Compact"/>
-              <w:jc w:val="left"/>
-            </w:pPr>
-            <w:r>
-              <w:t xml:space="preserve">Protective (</w:t>
-            </w:r>
-            <m:oMath>
-              <m:r>
-                <m:rPr>
-                  <m:sty m:val="p"/>
-                </m:rPr>
-                <m:t>−</m:t>
-              </m:r>
-            </m:oMath>
-            <w:r>
-              <w:t xml:space="preserve">)</w:t>
+            <w:r>
+              <w:t xml:space="preserve">-0.1074</w:t>
+            </w:r>
+          </w:p>
+        </w:tc>
+        <w:tc>
+          <w:tcPr/>
+          <w:p>
+            <w:pPr>
+              <w:pStyle w:val="Compact"/>
+              <w:jc w:val="left"/>
+            </w:pPr>
+            <w:r>
+              <w:t xml:space="preserve">Protective (-)</w:t>
             </w:r>
           </w:p>
         </w:tc>
@@ -8358,39 +6766,20 @@
               <w:pStyle w:val="Compact"/>
               <w:jc w:val="right"/>
             </w:pPr>
-            <m:oMath>
-              <m:r>
-                <m:rPr>
-                  <m:sty m:val="p"/>
-                </m:rPr>
-                <m:t>−</m:t>
-              </m:r>
-            </m:oMath>
-            <w:r>
-              <w:t xml:space="preserve">0.0907</w:t>
-            </w:r>
-          </w:p>
-        </w:tc>
-        <w:tc>
-          <w:tcPr/>
-          <w:p>
-            <w:pPr>
-              <w:pStyle w:val="Compact"/>
-              <w:jc w:val="left"/>
-            </w:pPr>
-            <w:r>
-              <w:t xml:space="preserve">Protective (</w:t>
-            </w:r>
-            <m:oMath>
-              <m:r>
-                <m:rPr>
-                  <m:sty m:val="p"/>
-                </m:rPr>
-                <m:t>−</m:t>
-              </m:r>
-            </m:oMath>
-            <w:r>
-              <w:t xml:space="preserve">)</w:t>
+            <w:r>
+              <w:t xml:space="preserve">-0.0907</w:t>
+            </w:r>
+          </w:p>
+        </w:tc>
+        <w:tc>
+          <w:tcPr/>
+          <w:p>
+            <w:pPr>
+              <w:pStyle w:val="Compact"/>
+              <w:jc w:val="left"/>
+            </w:pPr>
+            <w:r>
+              <w:t xml:space="preserve">Protective (-)</w:t>
             </w:r>
           </w:p>
         </w:tc>
@@ -8415,39 +6804,20 @@
               <w:pStyle w:val="Compact"/>
               <w:jc w:val="right"/>
             </w:pPr>
-            <m:oMath>
-              <m:r>
-                <m:rPr>
-                  <m:sty m:val="p"/>
-                </m:rPr>
-                <m:t>−</m:t>
-              </m:r>
-            </m:oMath>
-            <w:r>
-              <w:t xml:space="preserve">0.0841</w:t>
-            </w:r>
-          </w:p>
-        </w:tc>
-        <w:tc>
-          <w:tcPr/>
-          <w:p>
-            <w:pPr>
-              <w:pStyle w:val="Compact"/>
-              <w:jc w:val="left"/>
-            </w:pPr>
-            <w:r>
-              <w:t xml:space="preserve">Protective (</w:t>
-            </w:r>
-            <m:oMath>
-              <m:r>
-                <m:rPr>
-                  <m:sty m:val="p"/>
-                </m:rPr>
-                <m:t>−</m:t>
-              </m:r>
-            </m:oMath>
-            <w:r>
-              <w:t xml:space="preserve">)</w:t>
+            <w:r>
+              <w:t xml:space="preserve">-0.0841</w:t>
+            </w:r>
+          </w:p>
+        </w:tc>
+        <w:tc>
+          <w:tcPr/>
+          <w:p>
+            <w:pPr>
+              <w:pStyle w:val="Compact"/>
+              <w:jc w:val="left"/>
+            </w:pPr>
+            <w:r>
+              <w:t xml:space="preserve">Protective (-)</w:t>
             </w:r>
           </w:p>
         </w:tc>
@@ -8548,39 +6918,20 @@
               <w:pStyle w:val="Compact"/>
               <w:jc w:val="right"/>
             </w:pPr>
-            <m:oMath>
-              <m:r>
-                <m:rPr>
-                  <m:sty m:val="p"/>
-                </m:rPr>
-                <m:t>−</m:t>
-              </m:r>
-            </m:oMath>
-            <w:r>
-              <w:t xml:space="preserve">0.0424</w:t>
-            </w:r>
-          </w:p>
-        </w:tc>
-        <w:tc>
-          <w:tcPr/>
-          <w:p>
-            <w:pPr>
-              <w:pStyle w:val="Compact"/>
-              <w:jc w:val="left"/>
-            </w:pPr>
-            <w:r>
-              <w:t xml:space="preserve">Protective (</w:t>
-            </w:r>
-            <m:oMath>
-              <m:r>
-                <m:rPr>
-                  <m:sty m:val="p"/>
-                </m:rPr>
-                <m:t>−</m:t>
-              </m:r>
-            </m:oMath>
-            <w:r>
-              <w:t xml:space="preserve">)</w:t>
+            <w:r>
+              <w:t xml:space="preserve">-0.0424</w:t>
+            </w:r>
+          </w:p>
+        </w:tc>
+        <w:tc>
+          <w:tcPr/>
+          <w:p>
+            <w:pPr>
+              <w:pStyle w:val="Compact"/>
+              <w:jc w:val="left"/>
+            </w:pPr>
+            <w:r>
+              <w:t xml:space="preserve">Protective (-)</w:t>
             </w:r>
           </w:p>
         </w:tc>
@@ -8643,39 +6994,20 @@
               <w:pStyle w:val="Compact"/>
               <w:jc w:val="right"/>
             </w:pPr>
-            <m:oMath>
-              <m:r>
-                <m:rPr>
-                  <m:sty m:val="p"/>
-                </m:rPr>
-                <m:t>−</m:t>
-              </m:r>
-            </m:oMath>
-            <w:r>
-              <w:t xml:space="preserve">0.0277</w:t>
-            </w:r>
-          </w:p>
-        </w:tc>
-        <w:tc>
-          <w:tcPr/>
-          <w:p>
-            <w:pPr>
-              <w:pStyle w:val="Compact"/>
-              <w:jc w:val="left"/>
-            </w:pPr>
-            <w:r>
-              <w:t xml:space="preserve">Protective (</w:t>
-            </w:r>
-            <m:oMath>
-              <m:r>
-                <m:rPr>
-                  <m:sty m:val="p"/>
-                </m:rPr>
-                <m:t>−</m:t>
-              </m:r>
-            </m:oMath>
-            <w:r>
-              <w:t xml:space="preserve">)</w:t>
+            <w:r>
+              <w:t xml:space="preserve">-0.0277</w:t>
+            </w:r>
+          </w:p>
+        </w:tc>
+        <w:tc>
+          <w:tcPr/>
+          <w:p>
+            <w:pPr>
+              <w:pStyle w:val="Compact"/>
+              <w:jc w:val="left"/>
+            </w:pPr>
+            <w:r>
+              <w:t xml:space="preserve">Protective (-)</w:t>
             </w:r>
           </w:p>
         </w:tc>
@@ -8738,39 +7070,20 @@
               <w:pStyle w:val="Compact"/>
               <w:jc w:val="right"/>
             </w:pPr>
-            <m:oMath>
-              <m:r>
-                <m:rPr>
-                  <m:sty m:val="p"/>
-                </m:rPr>
-                <m:t>−</m:t>
-              </m:r>
-            </m:oMath>
-            <w:r>
-              <w:t xml:space="preserve">0.0262</w:t>
-            </w:r>
-          </w:p>
-        </w:tc>
-        <w:tc>
-          <w:tcPr/>
-          <w:p>
-            <w:pPr>
-              <w:pStyle w:val="Compact"/>
-              <w:jc w:val="left"/>
-            </w:pPr>
-            <w:r>
-              <w:t xml:space="preserve">Protective (</w:t>
-            </w:r>
-            <m:oMath>
-              <m:r>
-                <m:rPr>
-                  <m:sty m:val="p"/>
-                </m:rPr>
-                <m:t>−</m:t>
-              </m:r>
-            </m:oMath>
-            <w:r>
-              <w:t xml:space="preserve">)</w:t>
+            <w:r>
+              <w:t xml:space="preserve">-0.0262</w:t>
+            </w:r>
+          </w:p>
+        </w:tc>
+        <w:tc>
+          <w:tcPr/>
+          <w:p>
+            <w:pPr>
+              <w:pStyle w:val="Compact"/>
+              <w:jc w:val="left"/>
+            </w:pPr>
+            <w:r>
+              <w:t xml:space="preserve">Protective (-)</w:t>
             </w:r>
           </w:p>
         </w:tc>
@@ -8795,39 +7108,20 @@
               <w:pStyle w:val="Compact"/>
               <w:jc w:val="right"/>
             </w:pPr>
-            <m:oMath>
-              <m:r>
-                <m:rPr>
-                  <m:sty m:val="p"/>
-                </m:rPr>
-                <m:t>−</m:t>
-              </m:r>
-            </m:oMath>
-            <w:r>
-              <w:t xml:space="preserve">0.0163</w:t>
-            </w:r>
-          </w:p>
-        </w:tc>
-        <w:tc>
-          <w:tcPr/>
-          <w:p>
-            <w:pPr>
-              <w:pStyle w:val="Compact"/>
-              <w:jc w:val="left"/>
-            </w:pPr>
-            <w:r>
-              <w:t xml:space="preserve">Protective (</w:t>
-            </w:r>
-            <m:oMath>
-              <m:r>
-                <m:rPr>
-                  <m:sty m:val="p"/>
-                </m:rPr>
-                <m:t>−</m:t>
-              </m:r>
-            </m:oMath>
-            <w:r>
-              <w:t xml:space="preserve">)</w:t>
+            <w:r>
+              <w:t xml:space="preserve">-0.0163</w:t>
+            </w:r>
+          </w:p>
+        </w:tc>
+        <w:tc>
+          <w:tcPr/>
+          <w:p>
+            <w:pPr>
+              <w:pStyle w:val="Compact"/>
+              <w:jc w:val="left"/>
+            </w:pPr>
+            <w:r>
+              <w:t xml:space="preserve">Protective (-)</w:t>
             </w:r>
           </w:p>
         </w:tc>
@@ -8928,39 +7222,20 @@
               <w:pStyle w:val="Compact"/>
               <w:jc w:val="right"/>
             </w:pPr>
-            <m:oMath>
-              <m:r>
-                <m:rPr>
-                  <m:sty m:val="p"/>
-                </m:rPr>
-                <m:t>−</m:t>
-              </m:r>
-            </m:oMath>
-            <w:r>
-              <w:t xml:space="preserve">0.0105</w:t>
-            </w:r>
-          </w:p>
-        </w:tc>
-        <w:tc>
-          <w:tcPr/>
-          <w:p>
-            <w:pPr>
-              <w:pStyle w:val="Compact"/>
-              <w:jc w:val="left"/>
-            </w:pPr>
-            <w:r>
-              <w:t xml:space="preserve">Protective (</w:t>
-            </w:r>
-            <m:oMath>
-              <m:r>
-                <m:rPr>
-                  <m:sty m:val="p"/>
-                </m:rPr>
-                <m:t>−</m:t>
-              </m:r>
-            </m:oMath>
-            <w:r>
-              <w:t xml:space="preserve">)</w:t>
+            <w:r>
+              <w:t xml:space="preserve">-0.0105</w:t>
+            </w:r>
+          </w:p>
+        </w:tc>
+        <w:tc>
+          <w:tcPr/>
+          <w:p>
+            <w:pPr>
+              <w:pStyle w:val="Compact"/>
+              <w:jc w:val="left"/>
+            </w:pPr>
+            <w:r>
+              <w:t xml:space="preserve">Protective (-)</w:t>
             </w:r>
           </w:p>
         </w:tc>
@@ -8985,39 +7260,20 @@
               <w:pStyle w:val="Compact"/>
               <w:jc w:val="right"/>
             </w:pPr>
-            <m:oMath>
-              <m:r>
-                <m:rPr>
-                  <m:sty m:val="p"/>
-                </m:rPr>
-                <m:t>−</m:t>
-              </m:r>
-            </m:oMath>
-            <w:r>
-              <w:t xml:space="preserve">0.0099</w:t>
-            </w:r>
-          </w:p>
-        </w:tc>
-        <w:tc>
-          <w:tcPr/>
-          <w:p>
-            <w:pPr>
-              <w:pStyle w:val="Compact"/>
-              <w:jc w:val="left"/>
-            </w:pPr>
-            <w:r>
-              <w:t xml:space="preserve">Protective (</w:t>
-            </w:r>
-            <m:oMath>
-              <m:r>
-                <m:rPr>
-                  <m:sty m:val="p"/>
-                </m:rPr>
-                <m:t>−</m:t>
-              </m:r>
-            </m:oMath>
-            <w:r>
-              <w:t xml:space="preserve">)</w:t>
+            <w:r>
+              <w:t xml:space="preserve">-0.0099</w:t>
+            </w:r>
+          </w:p>
+        </w:tc>
+        <w:tc>
+          <w:tcPr/>
+          <w:p>
+            <w:pPr>
+              <w:pStyle w:val="Compact"/>
+              <w:jc w:val="left"/>
+            </w:pPr>
+            <w:r>
+              <w:t xml:space="preserve">Protective (-)</w:t>
             </w:r>
           </w:p>
         </w:tc>
@@ -9042,39 +7298,20 @@
               <w:pStyle w:val="Compact"/>
               <w:jc w:val="right"/>
             </w:pPr>
-            <m:oMath>
-              <m:r>
-                <m:rPr>
-                  <m:sty m:val="p"/>
-                </m:rPr>
-                <m:t>−</m:t>
-              </m:r>
-            </m:oMath>
-            <w:r>
-              <w:t xml:space="preserve">0.0082</w:t>
-            </w:r>
-          </w:p>
-        </w:tc>
-        <w:tc>
-          <w:tcPr/>
-          <w:p>
-            <w:pPr>
-              <w:pStyle w:val="Compact"/>
-              <w:jc w:val="left"/>
-            </w:pPr>
-            <w:r>
-              <w:t xml:space="preserve">Protective (</w:t>
-            </w:r>
-            <m:oMath>
-              <m:r>
-                <m:rPr>
-                  <m:sty m:val="p"/>
-                </m:rPr>
-                <m:t>−</m:t>
-              </m:r>
-            </m:oMath>
-            <w:r>
-              <w:t xml:space="preserve">)</w:t>
+            <w:r>
+              <w:t xml:space="preserve">-0.0082</w:t>
+            </w:r>
+          </w:p>
+        </w:tc>
+        <w:tc>
+          <w:tcPr/>
+          <w:p>
+            <w:pPr>
+              <w:pStyle w:val="Compact"/>
+              <w:jc w:val="left"/>
+            </w:pPr>
+            <w:r>
+              <w:t xml:space="preserve">Protective (-)</w:t>
             </w:r>
           </w:p>
         </w:tc>
@@ -9099,39 +7336,20 @@
               <w:pStyle w:val="Compact"/>
               <w:jc w:val="right"/>
             </w:pPr>
-            <m:oMath>
-              <m:r>
-                <m:rPr>
-                  <m:sty m:val="p"/>
-                </m:rPr>
-                <m:t>−</m:t>
-              </m:r>
-            </m:oMath>
-            <w:r>
-              <w:t xml:space="preserve">0.0053</w:t>
-            </w:r>
-          </w:p>
-        </w:tc>
-        <w:tc>
-          <w:tcPr/>
-          <w:p>
-            <w:pPr>
-              <w:pStyle w:val="Compact"/>
-              <w:jc w:val="left"/>
-            </w:pPr>
-            <w:r>
-              <w:t xml:space="preserve">Protective (</w:t>
-            </w:r>
-            <m:oMath>
-              <m:r>
-                <m:rPr>
-                  <m:sty m:val="p"/>
-                </m:rPr>
-                <m:t>−</m:t>
-              </m:r>
-            </m:oMath>
-            <w:r>
-              <w:t xml:space="preserve">)</w:t>
+            <w:r>
+              <w:t xml:space="preserve">-0.0053</w:t>
+            </w:r>
+          </w:p>
+        </w:tc>
+        <w:tc>
+          <w:tcPr/>
+          <w:p>
+            <w:pPr>
+              <w:pStyle w:val="Compact"/>
+              <w:jc w:val="left"/>
+            </w:pPr>
+            <w:r>
+              <w:t xml:space="preserve">Protective (-)</w:t>
             </w:r>
           </w:p>
         </w:tc>
@@ -9163,19 +7381,12 @@
         </w:tc>
       </w:tr>
     </w:tbl>
-    <w:bookmarkEnd w:id="132"/>
-    <w:bookmarkStart w:id="133" w:name="tab:s2-expanded"/>
+    <w:bookmarkEnd w:id="133"/>
+    <w:bookmarkStart w:id="134" w:name="tab:s2-expanded"/>
     <w:p>
       <w:pPr>
         <w:pStyle w:val="TableCaption"/>
       </w:pPr>
-      <w:r>
-        <w:rPr>
-          <w:b/>
-          <w:bCs/>
-        </w:rPr>
-        <w:t xml:space="preserve">Table 8. </w:t>
-      </w:r>
       <w:r>
         <w:rPr>
           <w:b/>
@@ -9195,7 +7406,7 @@
         <w:tblStyle w:val="Table"/>
         <w:tblW w:type="auto" w:w="0"/>
         <w:tblLook w:firstRow="1" w:lastRow="0" w:firstColumn="0" w:lastColumn="0" w:noHBand="0" w:noVBand="0" w:val="0020"/>
-        <w:tblCaption w:val="Table 8. Additional file 12: Table S2. Expanded CORE-A analysis: CorePAM independence from anatomical staging (T-stage, nodal status). HR per 1 SD CorePAM score from multivariable Cox regression."/>
+        <w:tblCaption w:val="Additional file 12: Table S2. Expanded CORE-A analysis: CorePAM independence from anatomical staging (T-stage, nodal status). HR per 1 SD CorePAM score from multivariable Cox regression."/>
       </w:tblPr>
       <w:tblGrid>
         <w:gridCol w:w="990"/>
@@ -9266,11 +7477,9 @@
               <w:pStyle w:val="Compact"/>
               <w:jc w:val="left"/>
             </w:pPr>
-            <m:oMath>
-              <m:r>
-                <m:t>p</m:t>
-              </m:r>
-            </m:oMath>
+            <w:r>
+              <w:t xml:space="preserve">p</w:t>
+            </w:r>
           </w:p>
         </w:tc>
         <w:tc>
@@ -9304,13 +7513,8 @@
               <w:pStyle w:val="Compact"/>
               <w:jc w:val="right"/>
             </w:pPr>
-            <m:oMath>
-              <m:r>
-                <m:t>Δ</m:t>
-              </m:r>
-            </m:oMath>
-            <w:r>
-              <w:t xml:space="preserve">C</w:t>
+            <w:r>
+              <w:t xml:space="preserve">\DeltaC</w:t>
             </w:r>
           </w:p>
         </w:tc>
@@ -9371,16 +7575,8 @@
               <w:pStyle w:val="Compact"/>
               <w:jc w:val="left"/>
             </w:pPr>
-            <m:oMath>
-              <m:r>
-                <m:rPr>
-                  <m:sty m:val="p"/>
-                </m:rPr>
-                <m:t>&lt;</m:t>
-              </m:r>
-            </m:oMath>
-            <w:r>
-              <w:t xml:space="preserve">0.001</w:t>
+            <w:r>
+              <w:t xml:space="preserve">&lt;0.001</w:t>
             </w:r>
           </w:p>
         </w:tc>
@@ -9477,16 +7673,8 @@
               <w:pStyle w:val="Compact"/>
               <w:jc w:val="left"/>
             </w:pPr>
-            <m:oMath>
-              <m:r>
-                <m:rPr>
-                  <m:sty m:val="p"/>
-                </m:rPr>
-                <m:t>&lt;</m:t>
-              </m:r>
-            </m:oMath>
-            <w:r>
-              <w:t xml:space="preserve">0.001</w:t>
+            <w:r>
+              <w:t xml:space="preserve">&lt;0.001</w:t>
             </w:r>
           </w:p>
         </w:tc>
@@ -9583,16 +7771,8 @@
               <w:pStyle w:val="Compact"/>
               <w:jc w:val="left"/>
             </w:pPr>
-            <m:oMath>
-              <m:r>
-                <m:rPr>
-                  <m:sty m:val="p"/>
-                </m:rPr>
-                <m:t>&lt;</m:t>
-              </m:r>
-            </m:oMath>
-            <w:r>
-              <w:t xml:space="preserve">0.001</w:t>
+            <w:r>
+              <w:t xml:space="preserve">&lt;0.001</w:t>
             </w:r>
           </w:p>
         </w:tc>
@@ -9798,19 +7978,12 @@
         </w:tc>
       </w:tr>
     </w:tbl>
-    <w:bookmarkEnd w:id="133"/>
-    <w:bookmarkStart w:id="134" w:name="tab:s3-genefu"/>
+    <w:bookmarkEnd w:id="134"/>
+    <w:bookmarkStart w:id="135" w:name="tab:s3-genefu"/>
     <w:p>
       <w:pPr>
         <w:pStyle w:val="TableCaption"/>
       </w:pPr>
-      <w:r>
-        <w:rPr>
-          <w:b/>
-          <w:bCs/>
-        </w:rPr>
-        <w:t xml:space="preserve">Table 9. </w:t>
-      </w:r>
       <w:r>
         <w:rPr>
           <w:b/>
@@ -9830,7 +8003,7 @@
         <w:tblStyle w:val="Table"/>
         <w:tblW w:type="auto" w:w="0"/>
         <w:tblLook w:firstRow="1" w:lastRow="0" w:firstColumn="0" w:lastColumn="0" w:noHBand="0" w:noVBand="0" w:val="0020"/>
-        <w:tblCaption w:val="Table 9. Additional file 13: Table S3. Head-to-head C-index comparison: CorePAM (24 genes) vs research-based ROR-S (50 genes) and OncotypeDX-RS (21 genes). All scores per 1 SD."/>
+        <w:tblCaption w:val="Additional file 13: Table S3. Head-to-head C-index comparison: CorePAM (24 genes) vs research-based ROR-S (50 genes) and OncotypeDX-RS (21 genes). All scores per 1 SD."/>
       </w:tblPr>
       <w:tblGrid>
         <w:gridCol w:w="990"/>
@@ -10402,9 +8575,1625 @@
         </w:tc>
       </w:tr>
     </w:tbl>
-    <w:bookmarkEnd w:id="134"/>
-    <w:bookmarkStart w:id="173" w:name="refs"/>
-    <w:bookmarkStart w:id="135" w:name="ref-botan2026"/>
+    <w:bookmarkEnd w:id="135"/>
+    <w:bookmarkStart w:id="136" w:name="tab:s4-frozen"/>
+    <w:p>
+      <w:pPr>
+        <w:pStyle w:val="TableCaption"/>
+      </w:pPr>
+      <w:r>
+        <w:rPr>
+          <w:b/>
+          <w:bCs/>
+        </w:rPr>
+        <w:t xml:space="preserve">Additional file 14: Table S4.</w:t>
+      </w:r>
+      <w:r>
+        <w:t xml:space="preserve"> </w:t>
+      </w:r>
+      <w:r>
+        <w:t xml:space="preserve">Frozen z-score sensitivity analysis. HR and C-index using SCAN-B reference mean/SD (frozen) vs intra-cohort z-score (original).</w:t>
+      </w:r>
+    </w:p>
+    <w:tbl>
+      <w:tblPr>
+        <w:tblStyle w:val="Table"/>
+        <w:tblW w:type="auto" w:w="0"/>
+        <w:tblLook w:firstRow="1" w:lastRow="0" w:firstColumn="0" w:lastColumn="0" w:noHBand="0" w:noVBand="0" w:val="0020"/>
+        <w:tblCaption w:val="Additional file 14: Table S4. Frozen z-score sensitivity analysis. HR and C-index using SCAN-B reference mean/SD (frozen) vs intra-cohort z-score (original)."/>
+      </w:tblPr>
+      <w:tblGrid>
+        <w:gridCol w:w="990"/>
+        <w:gridCol w:w="990"/>
+        <w:gridCol w:w="990"/>
+        <w:gridCol w:w="990"/>
+        <w:gridCol w:w="990"/>
+        <w:gridCol w:w="990"/>
+        <w:gridCol w:w="990"/>
+        <w:gridCol w:w="990"/>
+      </w:tblGrid>
+      <w:tr>
+        <w:trPr>
+          <w:tblHeader w:val="on"/>
+        </w:trPr>
+        <w:tc>
+          <w:tcPr/>
+          <w:p>
+            <w:pPr>
+              <w:pStyle w:val="Compact"/>
+              <w:jc w:val="left"/>
+            </w:pPr>
+            <w:r>
+              <w:t xml:space="preserve">Cohort</w:t>
+            </w:r>
+          </w:p>
+        </w:tc>
+        <w:tc>
+          <w:tcPr/>
+          <w:p>
+            <w:pPr>
+              <w:pStyle w:val="Compact"/>
+              <w:jc w:val="right"/>
+            </w:pPr>
+            <w:r>
+              <w:t xml:space="preserve">N</w:t>
+            </w:r>
+          </w:p>
+        </w:tc>
+        <w:tc>
+          <w:tcPr/>
+          <w:p>
+            <w:pPr>
+              <w:pStyle w:val="Compact"/>
+              <w:jc w:val="center"/>
+            </w:pPr>
+            <w:r>
+              <w:t xml:space="preserve">Platform</w:t>
+            </w:r>
+          </w:p>
+        </w:tc>
+        <w:tc>
+          <w:tcPr/>
+          <w:p>
+            <w:pPr>
+              <w:pStyle w:val="Compact"/>
+              <w:jc w:val="center"/>
+            </w:pPr>
+            <w:r>
+              <w:t xml:space="preserve">HR frozen</w:t>
+            </w:r>
+          </w:p>
+        </w:tc>
+        <w:tc>
+          <w:tcPr/>
+          <w:p>
+            <w:pPr>
+              <w:pStyle w:val="Compact"/>
+              <w:jc w:val="center"/>
+            </w:pPr>
+            <w:r>
+              <w:t xml:space="preserve">C frozen</w:t>
+            </w:r>
+          </w:p>
+        </w:tc>
+        <w:tc>
+          <w:tcPr/>
+          <w:p>
+            <w:pPr>
+              <w:pStyle w:val="Compact"/>
+              <w:jc w:val="center"/>
+            </w:pPr>
+            <w:r>
+              <w:t xml:space="preserve">HR intra</w:t>
+            </w:r>
+          </w:p>
+        </w:tc>
+        <w:tc>
+          <w:tcPr/>
+          <w:p>
+            <w:pPr>
+              <w:pStyle w:val="Compact"/>
+              <w:jc w:val="center"/>
+            </w:pPr>
+            <w:r>
+              <w:t xml:space="preserve">C intra</w:t>
+            </w:r>
+          </w:p>
+        </w:tc>
+        <w:tc>
+          <w:tcPr/>
+          <w:p>
+            <w:pPr>
+              <w:pStyle w:val="Compact"/>
+              <w:jc w:val="center"/>
+            </w:pPr>
+            <w:r>
+              <w:t xml:space="preserve">r</w:t>
+            </w:r>
+          </w:p>
+        </w:tc>
+      </w:tr>
+      <w:tr>
+        <w:tc>
+          <w:tcPr/>
+          <w:p>
+            <w:pPr>
+              <w:pStyle w:val="Compact"/>
+              <w:jc w:val="left"/>
+            </w:pPr>
+            <w:r>
+              <w:t xml:space="preserve">SCAN-B</w:t>
+            </w:r>
+          </w:p>
+        </w:tc>
+        <w:tc>
+          <w:tcPr/>
+          <w:p>
+            <w:pPr>
+              <w:pStyle w:val="Compact"/>
+              <w:jc w:val="right"/>
+            </w:pPr>
+            <w:r>
+              <w:t xml:space="preserve">3,069</w:t>
+            </w:r>
+          </w:p>
+        </w:tc>
+        <w:tc>
+          <w:tcPr/>
+          <w:p>
+            <w:pPr>
+              <w:pStyle w:val="Compact"/>
+              <w:jc w:val="center"/>
+            </w:pPr>
+            <w:r>
+              <w:t xml:space="preserve">RNA-seq</w:t>
+            </w:r>
+          </w:p>
+        </w:tc>
+        <w:tc>
+          <w:tcPr/>
+          <w:p>
+            <w:pPr>
+              <w:pStyle w:val="Compact"/>
+              <w:jc w:val="center"/>
+            </w:pPr>
+            <w:r>
+              <w:t xml:space="preserve">8.74</w:t>
+            </w:r>
+          </w:p>
+        </w:tc>
+        <w:tc>
+          <w:tcPr/>
+          <w:p>
+            <w:pPr>
+              <w:pStyle w:val="Compact"/>
+              <w:jc w:val="center"/>
+            </w:pPr>
+            <w:r>
+              <w:t xml:space="preserve">0.698</w:t>
+            </w:r>
+          </w:p>
+        </w:tc>
+        <w:tc>
+          <w:tcPr/>
+          <w:p>
+            <w:pPr>
+              <w:pStyle w:val="Compact"/>
+              <w:jc w:val="center"/>
+            </w:pPr>
+            <w:r>
+              <w:t xml:space="preserve">8.74</w:t>
+            </w:r>
+          </w:p>
+        </w:tc>
+        <w:tc>
+          <w:tcPr/>
+          <w:p>
+            <w:pPr>
+              <w:pStyle w:val="Compact"/>
+              <w:jc w:val="center"/>
+            </w:pPr>
+            <w:r>
+              <w:t xml:space="preserve">0.698</w:t>
+            </w:r>
+          </w:p>
+        </w:tc>
+        <w:tc>
+          <w:tcPr/>
+          <w:p>
+            <w:pPr>
+              <w:pStyle w:val="Compact"/>
+              <w:jc w:val="center"/>
+            </w:pPr>
+            <w:r>
+              <w:t xml:space="preserve">1.000</w:t>
+            </w:r>
+          </w:p>
+        </w:tc>
+      </w:tr>
+      <w:tr>
+        <w:tc>
+          <w:tcPr/>
+          <w:p>
+            <w:pPr>
+              <w:pStyle w:val="Compact"/>
+              <w:jc w:val="left"/>
+            </w:pPr>
+            <w:r>
+              <w:t xml:space="preserve">TCGA-BRCA</w:t>
+            </w:r>
+          </w:p>
+        </w:tc>
+        <w:tc>
+          <w:tcPr/>
+          <w:p>
+            <w:pPr>
+              <w:pStyle w:val="Compact"/>
+              <w:jc w:val="right"/>
+            </w:pPr>
+            <w:r>
+              <w:t xml:space="preserve">1,072</w:t>
+            </w:r>
+          </w:p>
+        </w:tc>
+        <w:tc>
+          <w:tcPr/>
+          <w:p>
+            <w:pPr>
+              <w:pStyle w:val="Compact"/>
+              <w:jc w:val="center"/>
+            </w:pPr>
+            <w:r>
+              <w:t xml:space="preserve">RNA-seq</w:t>
+            </w:r>
+          </w:p>
+        </w:tc>
+        <w:tc>
+          <w:tcPr/>
+          <w:p>
+            <w:pPr>
+              <w:pStyle w:val="Compact"/>
+              <w:jc w:val="center"/>
+            </w:pPr>
+            <w:r>
+              <w:t xml:space="preserve">1.68</w:t>
+            </w:r>
+          </w:p>
+        </w:tc>
+        <w:tc>
+          <w:tcPr/>
+          <w:p>
+            <w:pPr>
+              <w:pStyle w:val="Compact"/>
+              <w:jc w:val="center"/>
+            </w:pPr>
+            <w:r>
+              <w:t xml:space="preserve">0.624</w:t>
+            </w:r>
+          </w:p>
+        </w:tc>
+        <w:tc>
+          <w:tcPr/>
+          <w:p>
+            <w:pPr>
+              <w:pStyle w:val="Compact"/>
+              <w:jc w:val="center"/>
+            </w:pPr>
+            <w:r>
+              <w:t xml:space="preserve">1.88</w:t>
+            </w:r>
+          </w:p>
+        </w:tc>
+        <w:tc>
+          <w:tcPr/>
+          <w:p>
+            <w:pPr>
+              <w:pStyle w:val="Compact"/>
+              <w:jc w:val="center"/>
+            </w:pPr>
+            <w:r>
+              <w:t xml:space="preserve">0.624</w:t>
+            </w:r>
+          </w:p>
+        </w:tc>
+        <w:tc>
+          <w:tcPr/>
+          <w:p>
+            <w:pPr>
+              <w:pStyle w:val="Compact"/>
+              <w:jc w:val="center"/>
+            </w:pPr>
+            <w:r>
+              <w:t xml:space="preserve">0.999</w:t>
+            </w:r>
+          </w:p>
+        </w:tc>
+      </w:tr>
+      <w:tr>
+        <w:tc>
+          <w:tcPr/>
+          <w:p>
+            <w:pPr>
+              <w:pStyle w:val="Compact"/>
+              <w:jc w:val="left"/>
+            </w:pPr>
+            <w:r>
+              <w:t xml:space="preserve">METABRIC</w:t>
+            </w:r>
+          </w:p>
+        </w:tc>
+        <w:tc>
+          <w:tcPr/>
+          <w:p>
+            <w:pPr>
+              <w:pStyle w:val="Compact"/>
+              <w:jc w:val="right"/>
+            </w:pPr>
+            <w:r>
+              <w:t xml:space="preserve">1,978</w:t>
+            </w:r>
+          </w:p>
+        </w:tc>
+        <w:tc>
+          <w:tcPr/>
+          <w:p>
+            <w:pPr>
+              <w:pStyle w:val="Compact"/>
+              <w:jc w:val="center"/>
+            </w:pPr>
+            <w:r>
+              <w:t xml:space="preserve">Microarray</w:t>
+            </w:r>
+          </w:p>
+        </w:tc>
+        <w:tc>
+          <w:tcPr/>
+          <w:p>
+            <w:pPr>
+              <w:pStyle w:val="Compact"/>
+              <w:jc w:val="center"/>
+            </w:pPr>
+            <w:r>
+              <w:t xml:space="preserve">4.03</w:t>
+            </w:r>
+          </w:p>
+        </w:tc>
+        <w:tc>
+          <w:tcPr/>
+          <w:p>
+            <w:pPr>
+              <w:pStyle w:val="Compact"/>
+              <w:jc w:val="center"/>
+            </w:pPr>
+            <w:r>
+              <w:t xml:space="preserve">0.638</w:t>
+            </w:r>
+          </w:p>
+        </w:tc>
+        <w:tc>
+          <w:tcPr/>
+          <w:p>
+            <w:pPr>
+              <w:pStyle w:val="Compact"/>
+              <w:jc w:val="center"/>
+            </w:pPr>
+            <w:r>
+              <w:t xml:space="preserve">3.00</w:t>
+            </w:r>
+          </w:p>
+        </w:tc>
+        <w:tc>
+          <w:tcPr/>
+          <w:p>
+            <w:pPr>
+              <w:pStyle w:val="Compact"/>
+              <w:jc w:val="center"/>
+            </w:pPr>
+            <w:r>
+              <w:t xml:space="preserve">0.638</w:t>
+            </w:r>
+          </w:p>
+        </w:tc>
+        <w:tc>
+          <w:tcPr/>
+          <w:p>
+            <w:pPr>
+              <w:pStyle w:val="Compact"/>
+              <w:jc w:val="center"/>
+            </w:pPr>
+            <w:r>
+              <w:t xml:space="preserve">0.958</w:t>
+            </w:r>
+          </w:p>
+        </w:tc>
+      </w:tr>
+      <w:tr>
+        <w:tc>
+          <w:tcPr/>
+          <w:p>
+            <w:pPr>
+              <w:pStyle w:val="Compact"/>
+              <w:jc w:val="left"/>
+            </w:pPr>
+            <w:r>
+              <w:t xml:space="preserve">GSE20685</w:t>
+            </w:r>
+          </w:p>
+        </w:tc>
+        <w:tc>
+          <w:tcPr/>
+          <w:p>
+            <w:pPr>
+              <w:pStyle w:val="Compact"/>
+              <w:jc w:val="right"/>
+            </w:pPr>
+            <w:r>
+              <w:t xml:space="preserve">327</w:t>
+            </w:r>
+          </w:p>
+        </w:tc>
+        <w:tc>
+          <w:tcPr/>
+          <w:p>
+            <w:pPr>
+              <w:pStyle w:val="Compact"/>
+              <w:jc w:val="center"/>
+            </w:pPr>
+            <w:r>
+              <w:t xml:space="preserve">Microarray</w:t>
+            </w:r>
+          </w:p>
+        </w:tc>
+        <w:tc>
+          <w:tcPr/>
+          <w:p>
+            <w:pPr>
+              <w:pStyle w:val="Compact"/>
+              <w:jc w:val="center"/>
+            </w:pPr>
+            <w:r>
+              <w:t xml:space="preserve">1.61</w:t>
+            </w:r>
+          </w:p>
+        </w:tc>
+        <w:tc>
+          <w:tcPr/>
+          <w:p>
+            <w:pPr>
+              <w:pStyle w:val="Compact"/>
+              <w:jc w:val="center"/>
+            </w:pPr>
+            <w:r>
+              <w:t xml:space="preserve">0.581</w:t>
+            </w:r>
+          </w:p>
+        </w:tc>
+        <w:tc>
+          <w:tcPr/>
+          <w:p>
+            <w:pPr>
+              <w:pStyle w:val="Compact"/>
+              <w:jc w:val="center"/>
+            </w:pPr>
+            <w:r>
+              <w:t xml:space="preserve">3.22</w:t>
+            </w:r>
+          </w:p>
+        </w:tc>
+        <w:tc>
+          <w:tcPr/>
+          <w:p>
+            <w:pPr>
+              <w:pStyle w:val="Compact"/>
+              <w:jc w:val="center"/>
+            </w:pPr>
+            <w:r>
+              <w:t xml:space="preserve">0.623</w:t>
+            </w:r>
+          </w:p>
+        </w:tc>
+        <w:tc>
+          <w:tcPr/>
+          <w:p>
+            <w:pPr>
+              <w:pStyle w:val="Compact"/>
+              <w:jc w:val="center"/>
+            </w:pPr>
+            <w:r>
+              <w:t xml:space="preserve">0.921</w:t>
+            </w:r>
+          </w:p>
+        </w:tc>
+      </w:tr>
+      <w:tr>
+        <w:tc>
+          <w:tcPr/>
+          <w:p>
+            <w:pPr>
+              <w:pStyle w:val="Compact"/>
+            </w:pPr>
+          </w:p>
+        </w:tc>
+        <w:tc>
+          <w:tcPr/>
+          <w:p>
+            <w:pPr>
+              <w:pStyle w:val="Compact"/>
+            </w:pPr>
+          </w:p>
+        </w:tc>
+        <w:tc>
+          <w:tcPr/>
+          <w:p>
+            <w:pPr>
+              <w:pStyle w:val="Compact"/>
+            </w:pPr>
+          </w:p>
+        </w:tc>
+        <w:tc>
+          <w:tcPr/>
+          <w:p>
+            <w:pPr>
+              <w:pStyle w:val="Compact"/>
+            </w:pPr>
+          </w:p>
+        </w:tc>
+        <w:tc>
+          <w:tcPr/>
+          <w:p>
+            <w:pPr>
+              <w:pStyle w:val="Compact"/>
+            </w:pPr>
+          </w:p>
+        </w:tc>
+        <w:tc>
+          <w:tcPr/>
+          <w:p>
+            <w:pPr>
+              <w:pStyle w:val="Compact"/>
+            </w:pPr>
+          </w:p>
+        </w:tc>
+        <w:tc>
+          <w:tcPr/>
+          <w:p>
+            <w:pPr>
+              <w:pStyle w:val="Compact"/>
+            </w:pPr>
+          </w:p>
+        </w:tc>
+        <w:tc>
+          <w:tcPr/>
+          <w:p>
+            <w:pPr>
+              <w:pStyle w:val="Compact"/>
+            </w:pPr>
+          </w:p>
+        </w:tc>
+      </w:tr>
+    </w:tbl>
+    <w:bookmarkEnd w:id="136"/>
+    <w:bookmarkStart w:id="137" w:name="tab:s5-unoc"/>
+    <w:p>
+      <w:pPr>
+        <w:pStyle w:val="TableCaption"/>
+      </w:pPr>
+      <w:r>
+        <w:rPr>
+          <w:b/>
+          <w:bCs/>
+        </w:rPr>
+        <w:t xml:space="preserve">Additional file 15: Table S5.</w:t>
+      </w:r>
+      <w:r>
+        <w:t xml:space="preserve"> </w:t>
+      </w:r>
+      <w:r>
+        <w:t xml:space="preserve">Uno’s C-statistic (IPCW) and time-dependent AUC at cohort-specific horizons.</w:t>
+      </w:r>
+    </w:p>
+    <w:tbl>
+      <w:tblPr>
+        <w:tblStyle w:val="Table"/>
+        <w:tblW w:type="auto" w:w="0"/>
+        <w:tblLook w:firstRow="1" w:lastRow="0" w:firstColumn="0" w:lastColumn="0" w:noHBand="0" w:noVBand="0" w:val="0020"/>
+        <w:tblCaption w:val="Additional file 15: Table S5. Uno’s C-statistic (IPCW) and time-dependent AUC at cohort-specific horizons."/>
+      </w:tblPr>
+      <w:tblGrid>
+        <w:gridCol w:w="1320"/>
+        <w:gridCol w:w="1320"/>
+        <w:gridCol w:w="1320"/>
+        <w:gridCol w:w="1320"/>
+        <w:gridCol w:w="1320"/>
+        <w:gridCol w:w="1320"/>
+      </w:tblGrid>
+      <w:tr>
+        <w:trPr>
+          <w:tblHeader w:val="on"/>
+        </w:trPr>
+        <w:tc>
+          <w:tcPr/>
+          <w:p>
+            <w:pPr>
+              <w:pStyle w:val="Compact"/>
+              <w:jc w:val="left"/>
+            </w:pPr>
+            <w:r>
+              <w:t xml:space="preserve">Cohort</w:t>
+            </w:r>
+          </w:p>
+        </w:tc>
+        <w:tc>
+          <w:tcPr/>
+          <w:p>
+            <w:pPr>
+              <w:pStyle w:val="Compact"/>
+              <w:jc w:val="right"/>
+            </w:pPr>
+            <w:r>
+              <w:t xml:space="preserve">N</w:t>
+            </w:r>
+          </w:p>
+        </w:tc>
+        <w:tc>
+          <w:tcPr/>
+          <w:p>
+            <w:pPr>
+              <w:pStyle w:val="Compact"/>
+              <w:jc w:val="right"/>
+            </w:pPr>
+            <w:r>
+              <w:t xml:space="preserve">Horizon</w:t>
+            </w:r>
+          </w:p>
+        </w:tc>
+        <w:tc>
+          <w:tcPr/>
+          <w:p>
+            <w:pPr>
+              <w:pStyle w:val="Compact"/>
+              <w:jc w:val="center"/>
+            </w:pPr>
+            <w:r>
+              <w:t xml:space="preserve">Uno’s C</w:t>
+            </w:r>
+          </w:p>
+        </w:tc>
+        <w:tc>
+          <w:tcPr/>
+          <w:p>
+            <w:pPr>
+              <w:pStyle w:val="Compact"/>
+              <w:jc w:val="center"/>
+            </w:pPr>
+            <w:r>
+              <w:t xml:space="preserve">tdAUC (95% CI)</w:t>
+            </w:r>
+          </w:p>
+        </w:tc>
+        <w:tc>
+          <w:tcPr/>
+          <w:p>
+            <w:pPr>
+              <w:pStyle w:val="Compact"/>
+              <w:jc w:val="center"/>
+            </w:pPr>
+            <w:r>
+              <w:t xml:space="preserve">Harrell’s C</w:t>
+            </w:r>
+          </w:p>
+        </w:tc>
+      </w:tr>
+      <w:tr>
+        <w:tc>
+          <w:tcPr/>
+          <w:p>
+            <w:pPr>
+              <w:pStyle w:val="Compact"/>
+              <w:jc w:val="left"/>
+            </w:pPr>
+            <w:r>
+              <w:t xml:space="preserve">SCAN-B</w:t>
+            </w:r>
+          </w:p>
+        </w:tc>
+        <w:tc>
+          <w:tcPr/>
+          <w:p>
+            <w:pPr>
+              <w:pStyle w:val="Compact"/>
+              <w:jc w:val="right"/>
+            </w:pPr>
+            <w:r>
+              <w:t xml:space="preserve">3,069</w:t>
+            </w:r>
+          </w:p>
+        </w:tc>
+        <w:tc>
+          <w:tcPr/>
+          <w:p>
+            <w:pPr>
+              <w:pStyle w:val="Compact"/>
+              <w:jc w:val="right"/>
+            </w:pPr>
+            <w:r>
+              <w:t xml:space="preserve">60m</w:t>
+            </w:r>
+          </w:p>
+        </w:tc>
+        <w:tc>
+          <w:tcPr/>
+          <w:p>
+            <w:pPr>
+              <w:pStyle w:val="Compact"/>
+              <w:jc w:val="center"/>
+            </w:pPr>
+            <w:r>
+              <w:t xml:space="preserve">0.674</w:t>
+            </w:r>
+          </w:p>
+        </w:tc>
+        <w:tc>
+          <w:tcPr/>
+          <w:p>
+            <w:pPr>
+              <w:pStyle w:val="Compact"/>
+              <w:jc w:val="center"/>
+            </w:pPr>
+            <w:r>
+              <w:t xml:space="preserve">0.679 (0.643–0.715)</w:t>
+            </w:r>
+          </w:p>
+        </w:tc>
+        <w:tc>
+          <w:tcPr/>
+          <w:p>
+            <w:pPr>
+              <w:pStyle w:val="Compact"/>
+              <w:jc w:val="center"/>
+            </w:pPr>
+            <w:r>
+              <w:t xml:space="preserve">0.698</w:t>
+            </w:r>
+          </w:p>
+        </w:tc>
+      </w:tr>
+      <w:tr>
+        <w:tc>
+          <w:tcPr/>
+          <w:p>
+            <w:pPr>
+              <w:pStyle w:val="Compact"/>
+              <w:jc w:val="left"/>
+            </w:pPr>
+            <w:r>
+              <w:t xml:space="preserve">TCGA-BRCA</w:t>
+            </w:r>
+          </w:p>
+        </w:tc>
+        <w:tc>
+          <w:tcPr/>
+          <w:p>
+            <w:pPr>
+              <w:pStyle w:val="Compact"/>
+              <w:jc w:val="right"/>
+            </w:pPr>
+            <w:r>
+              <w:t xml:space="preserve">1,072</w:t>
+            </w:r>
+          </w:p>
+        </w:tc>
+        <w:tc>
+          <w:tcPr/>
+          <w:p>
+            <w:pPr>
+              <w:pStyle w:val="Compact"/>
+              <w:jc w:val="right"/>
+            </w:pPr>
+            <w:r>
+              <w:t xml:space="preserve">24m</w:t>
+            </w:r>
+          </w:p>
+        </w:tc>
+        <w:tc>
+          <w:tcPr/>
+          <w:p>
+            <w:pPr>
+              <w:pStyle w:val="Compact"/>
+              <w:jc w:val="center"/>
+            </w:pPr>
+            <w:r>
+              <w:t xml:space="preserve">0.669</w:t>
+            </w:r>
+          </w:p>
+        </w:tc>
+        <w:tc>
+          <w:tcPr/>
+          <w:p>
+            <w:pPr>
+              <w:pStyle w:val="Compact"/>
+              <w:jc w:val="center"/>
+            </w:pPr>
+            <w:r>
+              <w:t xml:space="preserve">0.673 (0.598–0.748)</w:t>
+            </w:r>
+          </w:p>
+        </w:tc>
+        <w:tc>
+          <w:tcPr/>
+          <w:p>
+            <w:pPr>
+              <w:pStyle w:val="Compact"/>
+              <w:jc w:val="center"/>
+            </w:pPr>
+            <w:r>
+              <w:t xml:space="preserve">0.624</w:t>
+            </w:r>
+          </w:p>
+        </w:tc>
+      </w:tr>
+      <w:tr>
+        <w:tc>
+          <w:tcPr/>
+          <w:p>
+            <w:pPr>
+              <w:pStyle w:val="Compact"/>
+              <w:jc w:val="left"/>
+            </w:pPr>
+            <w:r>
+              <w:t xml:space="preserve">METABRIC</w:t>
+            </w:r>
+          </w:p>
+        </w:tc>
+        <w:tc>
+          <w:tcPr/>
+          <w:p>
+            <w:pPr>
+              <w:pStyle w:val="Compact"/>
+              <w:jc w:val="right"/>
+            </w:pPr>
+            <w:r>
+              <w:t xml:space="preserve">1,978</w:t>
+            </w:r>
+          </w:p>
+        </w:tc>
+        <w:tc>
+          <w:tcPr/>
+          <w:p>
+            <w:pPr>
+              <w:pStyle w:val="Compact"/>
+              <w:jc w:val="right"/>
+            </w:pPr>
+            <w:r>
+              <w:t xml:space="preserve">60m</w:t>
+            </w:r>
+          </w:p>
+        </w:tc>
+        <w:tc>
+          <w:tcPr/>
+          <w:p>
+            <w:pPr>
+              <w:pStyle w:val="Compact"/>
+              <w:jc w:val="center"/>
+            </w:pPr>
+            <w:r>
+              <w:t xml:space="preserve">0.681</w:t>
+            </w:r>
+          </w:p>
+        </w:tc>
+        <w:tc>
+          <w:tcPr/>
+          <w:p>
+            <w:pPr>
+              <w:pStyle w:val="Compact"/>
+              <w:jc w:val="center"/>
+            </w:pPr>
+            <w:r>
+              <w:t xml:space="preserve">0.695 (0.665–0.725)</w:t>
+            </w:r>
+          </w:p>
+        </w:tc>
+        <w:tc>
+          <w:tcPr/>
+          <w:p>
+            <w:pPr>
+              <w:pStyle w:val="Compact"/>
+              <w:jc w:val="center"/>
+            </w:pPr>
+            <w:r>
+              <w:t xml:space="preserve">0.638</w:t>
+            </w:r>
+          </w:p>
+        </w:tc>
+      </w:tr>
+      <w:tr>
+        <w:tc>
+          <w:tcPr/>
+          <w:p>
+            <w:pPr>
+              <w:pStyle w:val="Compact"/>
+              <w:jc w:val="left"/>
+            </w:pPr>
+            <w:r>
+              <w:t xml:space="preserve">GSE20685</w:t>
+            </w:r>
+          </w:p>
+        </w:tc>
+        <w:tc>
+          <w:tcPr/>
+          <w:p>
+            <w:pPr>
+              <w:pStyle w:val="Compact"/>
+              <w:jc w:val="right"/>
+            </w:pPr>
+            <w:r>
+              <w:t xml:space="preserve">327</w:t>
+            </w:r>
+          </w:p>
+        </w:tc>
+        <w:tc>
+          <w:tcPr/>
+          <w:p>
+            <w:pPr>
+              <w:pStyle w:val="Compact"/>
+              <w:jc w:val="right"/>
+            </w:pPr>
+            <w:r>
+              <w:t xml:space="preserve">60m</w:t>
+            </w:r>
+          </w:p>
+        </w:tc>
+        <w:tc>
+          <w:tcPr/>
+          <w:p>
+            <w:pPr>
+              <w:pStyle w:val="Compact"/>
+              <w:jc w:val="center"/>
+            </w:pPr>
+            <w:r>
+              <w:t xml:space="preserve">0.663</w:t>
+            </w:r>
+          </w:p>
+        </w:tc>
+        <w:tc>
+          <w:tcPr/>
+          <w:p>
+            <w:pPr>
+              <w:pStyle w:val="Compact"/>
+              <w:jc w:val="center"/>
+            </w:pPr>
+            <w:r>
+              <w:t xml:space="preserve">0.671 (0.592–0.750)</w:t>
+            </w:r>
+          </w:p>
+        </w:tc>
+        <w:tc>
+          <w:tcPr/>
+          <w:p>
+            <w:pPr>
+              <w:pStyle w:val="Compact"/>
+              <w:jc w:val="center"/>
+            </w:pPr>
+            <w:r>
+              <w:t xml:space="preserve">0.623</w:t>
+            </w:r>
+          </w:p>
+        </w:tc>
+      </w:tr>
+      <w:tr>
+        <w:tc>
+          <w:tcPr/>
+          <w:p>
+            <w:pPr>
+              <w:pStyle w:val="Compact"/>
+            </w:pPr>
+          </w:p>
+        </w:tc>
+        <w:tc>
+          <w:tcPr/>
+          <w:p>
+            <w:pPr>
+              <w:pStyle w:val="Compact"/>
+            </w:pPr>
+          </w:p>
+        </w:tc>
+        <w:tc>
+          <w:tcPr/>
+          <w:p>
+            <w:pPr>
+              <w:pStyle w:val="Compact"/>
+            </w:pPr>
+          </w:p>
+        </w:tc>
+        <w:tc>
+          <w:tcPr/>
+          <w:p>
+            <w:pPr>
+              <w:pStyle w:val="Compact"/>
+            </w:pPr>
+          </w:p>
+        </w:tc>
+        <w:tc>
+          <w:tcPr/>
+          <w:p>
+            <w:pPr>
+              <w:pStyle w:val="Compact"/>
+            </w:pPr>
+          </w:p>
+        </w:tc>
+        <w:tc>
+          <w:tcPr/>
+          <w:p>
+            <w:pPr>
+              <w:pStyle w:val="Compact"/>
+            </w:pPr>
+          </w:p>
+        </w:tc>
+      </w:tr>
+    </w:tbl>
+    <w:bookmarkEnd w:id="137"/>
+    <w:bookmarkStart w:id="138" w:name="tab:s6-calibration"/>
+    <w:p>
+      <w:pPr>
+        <w:pStyle w:val="TableCaption"/>
+      </w:pPr>
+      <w:r>
+        <w:rPr>
+          <w:b/>
+          <w:bCs/>
+        </w:rPr>
+        <w:t xml:space="preserve">Additional file 16: Table S6.</w:t>
+      </w:r>
+      <w:r>
+        <w:t xml:space="preserve"> </w:t>
+      </w:r>
+      <w:r>
+        <w:t xml:space="preserve">Formal calibration: logistic recalibration intercept (\alpha) and slope (\beta) at cohort-specific horizons. Ideal: \alpha = 0, \beta = 1.</w:t>
+      </w:r>
+    </w:p>
+    <w:tbl>
+      <w:tblPr>
+        <w:tblStyle w:val="Table"/>
+        <w:tblW w:type="auto" w:w="0"/>
+        <w:tblLook w:firstRow="1" w:lastRow="0" w:firstColumn="0" w:lastColumn="0" w:noHBand="0" w:noVBand="0" w:val="0020"/>
+        <w:tblCaption w:val="Additional file 16: Table S6. Formal calibration: logistic recalibration intercept (\alpha) and slope (\beta) at cohort-specific horizons. Ideal: \alpha = 0, \beta = 1."/>
+      </w:tblPr>
+      <w:tblGrid>
+        <w:gridCol w:w="1131"/>
+        <w:gridCol w:w="1131"/>
+        <w:gridCol w:w="1131"/>
+        <w:gridCol w:w="1131"/>
+        <w:gridCol w:w="1131"/>
+        <w:gridCol w:w="1131"/>
+        <w:gridCol w:w="1131"/>
+      </w:tblGrid>
+      <w:tr>
+        <w:trPr>
+          <w:tblHeader w:val="on"/>
+        </w:trPr>
+        <w:tc>
+          <w:tcPr/>
+          <w:p>
+            <w:pPr>
+              <w:pStyle w:val="Compact"/>
+              <w:jc w:val="left"/>
+            </w:pPr>
+            <w:r>
+              <w:t xml:space="preserve">Cohort</w:t>
+            </w:r>
+          </w:p>
+        </w:tc>
+        <w:tc>
+          <w:tcPr/>
+          <w:p>
+            <w:pPr>
+              <w:pStyle w:val="Compact"/>
+              <w:jc w:val="right"/>
+            </w:pPr>
+            <w:r>
+              <w:t xml:space="preserve">N</w:t>
+            </w:r>
+          </w:p>
+        </w:tc>
+        <w:tc>
+          <w:tcPr/>
+          <w:p>
+            <w:pPr>
+              <w:pStyle w:val="Compact"/>
+              <w:jc w:val="right"/>
+            </w:pPr>
+            <w:r>
+              <w:t xml:space="preserve">Horizon</w:t>
+            </w:r>
+          </w:p>
+        </w:tc>
+        <w:tc>
+          <w:tcPr/>
+          <w:p>
+            <w:pPr>
+              <w:pStyle w:val="Compact"/>
+              <w:jc w:val="center"/>
+            </w:pPr>
+            <w:r>
+              <w:t xml:space="preserve">\alpha (SE)</w:t>
+            </w:r>
+          </w:p>
+        </w:tc>
+        <w:tc>
+          <w:tcPr/>
+          <w:p>
+            <w:pPr>
+              <w:pStyle w:val="Compact"/>
+              <w:jc w:val="center"/>
+            </w:pPr>
+            <w:r>
+              <w:t xml:space="preserve">\beta (SE)</w:t>
+            </w:r>
+          </w:p>
+        </w:tc>
+        <w:tc>
+          <w:tcPr/>
+          <w:p>
+            <w:pPr>
+              <w:pStyle w:val="Compact"/>
+              <w:jc w:val="center"/>
+            </w:pPr>
+            <w:r>
+              <w:t xml:space="preserve">E/O</w:t>
+            </w:r>
+          </w:p>
+        </w:tc>
+        <w:tc>
+          <w:tcPr/>
+          <w:p>
+            <w:pPr>
+              <w:pStyle w:val="Compact"/>
+              <w:jc w:val="center"/>
+            </w:pPr>
+            <w:r>
+              <w:t xml:space="preserve">Brier</w:t>
+            </w:r>
+          </w:p>
+        </w:tc>
+      </w:tr>
+      <w:tr>
+        <w:tc>
+          <w:tcPr/>
+          <w:p>
+            <w:pPr>
+              <w:pStyle w:val="Compact"/>
+              <w:jc w:val="left"/>
+            </w:pPr>
+            <w:r>
+              <w:t xml:space="preserve">SCAN-B</w:t>
+            </w:r>
+          </w:p>
+        </w:tc>
+        <w:tc>
+          <w:tcPr/>
+          <w:p>
+            <w:pPr>
+              <w:pStyle w:val="Compact"/>
+              <w:jc w:val="right"/>
+            </w:pPr>
+            <w:r>
+              <w:t xml:space="preserve">3,069</w:t>
+            </w:r>
+          </w:p>
+        </w:tc>
+        <w:tc>
+          <w:tcPr/>
+          <w:p>
+            <w:pPr>
+              <w:pStyle w:val="Compact"/>
+              <w:jc w:val="right"/>
+            </w:pPr>
+            <w:r>
+              <w:t xml:space="preserve">60m</w:t>
+            </w:r>
+          </w:p>
+        </w:tc>
+        <w:tc>
+          <w:tcPr/>
+          <w:p>
+            <w:pPr>
+              <w:pStyle w:val="Compact"/>
+              <w:jc w:val="center"/>
+            </w:pPr>
+            <w:r>
+              <w:t xml:space="preserve">0.56 (0.18)</w:t>
+            </w:r>
+          </w:p>
+        </w:tc>
+        <w:tc>
+          <w:tcPr/>
+          <w:p>
+            <w:pPr>
+              <w:pStyle w:val="Compact"/>
+              <w:jc w:val="center"/>
+            </w:pPr>
+            <w:r>
+              <w:t xml:space="preserve">0.96 (0.09)</w:t>
+            </w:r>
+          </w:p>
+        </w:tc>
+        <w:tc>
+          <w:tcPr/>
+          <w:p>
+            <w:pPr>
+              <w:pStyle w:val="Compact"/>
+              <w:jc w:val="center"/>
+            </w:pPr>
+            <w:r>
+              <w:t xml:space="preserve">0.61</w:t>
+            </w:r>
+          </w:p>
+        </w:tc>
+        <w:tc>
+          <w:tcPr/>
+          <w:p>
+            <w:pPr>
+              <w:pStyle w:val="Compact"/>
+              <w:jc w:val="center"/>
+            </w:pPr>
+            <w:r>
+              <w:t xml:space="preserve">0.158</w:t>
+            </w:r>
+          </w:p>
+        </w:tc>
+      </w:tr>
+      <w:tr>
+        <w:tc>
+          <w:tcPr/>
+          <w:p>
+            <w:pPr>
+              <w:pStyle w:val="Compact"/>
+              <w:jc w:val="left"/>
+            </w:pPr>
+            <w:r>
+              <w:t xml:space="preserve">TCGA-BRCA</w:t>
+            </w:r>
+          </w:p>
+        </w:tc>
+        <w:tc>
+          <w:tcPr/>
+          <w:p>
+            <w:pPr>
+              <w:pStyle w:val="Compact"/>
+              <w:jc w:val="right"/>
+            </w:pPr>
+            <w:r>
+              <w:t xml:space="preserve">1,072</w:t>
+            </w:r>
+          </w:p>
+        </w:tc>
+        <w:tc>
+          <w:tcPr/>
+          <w:p>
+            <w:pPr>
+              <w:pStyle w:val="Compact"/>
+              <w:jc w:val="right"/>
+            </w:pPr>
+            <w:r>
+              <w:t xml:space="preserve">24m</w:t>
+            </w:r>
+          </w:p>
+        </w:tc>
+        <w:tc>
+          <w:tcPr/>
+          <w:p>
+            <w:pPr>
+              <w:pStyle w:val="Compact"/>
+              <w:jc w:val="center"/>
+            </w:pPr>
+            <w:r>
+              <w:t xml:space="preserve">5.40 (2.29)</w:t>
+            </w:r>
+          </w:p>
+        </w:tc>
+        <w:tc>
+          <w:tcPr/>
+          <w:p>
+            <w:pPr>
+              <w:pStyle w:val="Compact"/>
+              <w:jc w:val="center"/>
+            </w:pPr>
+            <w:r>
+              <w:t xml:space="preserve">2.74 (0.79)</w:t>
+            </w:r>
+          </w:p>
+        </w:tc>
+        <w:tc>
+          <w:tcPr/>
+          <w:p>
+            <w:pPr>
+              <w:pStyle w:val="Compact"/>
+              <w:jc w:val="center"/>
+            </w:pPr>
+            <w:r>
+              <w:t xml:space="preserve">0.74</w:t>
+            </w:r>
+          </w:p>
+        </w:tc>
+        <w:tc>
+          <w:tcPr/>
+          <w:p>
+            <w:pPr>
+              <w:pStyle w:val="Compact"/>
+              <w:jc w:val="center"/>
+            </w:pPr>
+            <w:r>
+              <w:t xml:space="preserve">0.061</w:t>
+            </w:r>
+          </w:p>
+        </w:tc>
+      </w:tr>
+      <w:tr>
+        <w:tc>
+          <w:tcPr/>
+          <w:p>
+            <w:pPr>
+              <w:pStyle w:val="Compact"/>
+              <w:jc w:val="left"/>
+            </w:pPr>
+            <w:r>
+              <w:t xml:space="preserve">METABRIC</w:t>
+            </w:r>
+          </w:p>
+        </w:tc>
+        <w:tc>
+          <w:tcPr/>
+          <w:p>
+            <w:pPr>
+              <w:pStyle w:val="Compact"/>
+              <w:jc w:val="right"/>
+            </w:pPr>
+            <w:r>
+              <w:t xml:space="preserve">1,978</w:t>
+            </w:r>
+          </w:p>
+        </w:tc>
+        <w:tc>
+          <w:tcPr/>
+          <w:p>
+            <w:pPr>
+              <w:pStyle w:val="Compact"/>
+              <w:jc w:val="right"/>
+            </w:pPr>
+            <w:r>
+              <w:t xml:space="preserve">60m</w:t>
+            </w:r>
+          </w:p>
+        </w:tc>
+        <w:tc>
+          <w:tcPr/>
+          <w:p>
+            <w:pPr>
+              <w:pStyle w:val="Compact"/>
+              <w:jc w:val="center"/>
+            </w:pPr>
+            <w:r>
+              <w:t xml:space="preserve">1.15 (0.25)</w:t>
+            </w:r>
+          </w:p>
+        </w:tc>
+        <w:tc>
+          <w:tcPr/>
+          <w:p>
+            <w:pPr>
+              <w:pStyle w:val="Compact"/>
+              <w:jc w:val="center"/>
+            </w:pPr>
+            <w:r>
+              <w:t xml:space="preserve">1.77 (0.17)</w:t>
+            </w:r>
+          </w:p>
+        </w:tc>
+        <w:tc>
+          <w:tcPr/>
+          <w:p>
+            <w:pPr>
+              <w:pStyle w:val="Compact"/>
+              <w:jc w:val="center"/>
+            </w:pPr>
+            <w:r>
+              <w:t xml:space="preserve">0.97</w:t>
+            </w:r>
+          </w:p>
+        </w:tc>
+        <w:tc>
+          <w:tcPr/>
+          <w:p>
+            <w:pPr>
+              <w:pStyle w:val="Compact"/>
+              <w:jc w:val="center"/>
+            </w:pPr>
+            <w:r>
+              <w:t xml:space="preserve">0.143</w:t>
+            </w:r>
+          </w:p>
+        </w:tc>
+      </w:tr>
+      <w:tr>
+        <w:tc>
+          <w:tcPr/>
+          <w:p>
+            <w:pPr>
+              <w:pStyle w:val="Compact"/>
+              <w:jc w:val="left"/>
+            </w:pPr>
+            <w:r>
+              <w:t xml:space="preserve">GSE20685</w:t>
+            </w:r>
+          </w:p>
+        </w:tc>
+        <w:tc>
+          <w:tcPr/>
+          <w:p>
+            <w:pPr>
+              <w:pStyle w:val="Compact"/>
+              <w:jc w:val="right"/>
+            </w:pPr>
+            <w:r>
+              <w:t xml:space="preserve">327</w:t>
+            </w:r>
+          </w:p>
+        </w:tc>
+        <w:tc>
+          <w:tcPr/>
+          <w:p>
+            <w:pPr>
+              <w:pStyle w:val="Compact"/>
+              <w:jc w:val="right"/>
+            </w:pPr>
+            <w:r>
+              <w:t xml:space="preserve">60m</w:t>
+            </w:r>
+          </w:p>
+        </w:tc>
+        <w:tc>
+          <w:tcPr/>
+          <w:p>
+            <w:pPr>
+              <w:pStyle w:val="Compact"/>
+              <w:jc w:val="center"/>
+            </w:pPr>
+            <w:r>
+              <w:t xml:space="preserve">0.96 (0.75)</w:t>
+            </w:r>
+          </w:p>
+        </w:tc>
+        <w:tc>
+          <w:tcPr/>
+          <w:p>
+            <w:pPr>
+              <w:pStyle w:val="Compact"/>
+              <w:jc w:val="center"/>
+            </w:pPr>
+            <w:r>
+              <w:t xml:space="preserve">1.58 (0.46)</w:t>
+            </w:r>
+          </w:p>
+        </w:tc>
+        <w:tc>
+          <w:tcPr/>
+          <w:p>
+            <w:pPr>
+              <w:pStyle w:val="Compact"/>
+              <w:jc w:val="center"/>
+            </w:pPr>
+            <w:r>
+              <w:t xml:space="preserve">0.98</w:t>
+            </w:r>
+          </w:p>
+        </w:tc>
+        <w:tc>
+          <w:tcPr/>
+          <w:p>
+            <w:pPr>
+              <w:pStyle w:val="Compact"/>
+              <w:jc w:val="center"/>
+            </w:pPr>
+            <w:r>
+              <w:t xml:space="preserve">0.130</w:t>
+            </w:r>
+          </w:p>
+        </w:tc>
+      </w:tr>
+      <w:tr>
+        <w:tc>
+          <w:tcPr/>
+          <w:p>
+            <w:pPr>
+              <w:pStyle w:val="Compact"/>
+            </w:pPr>
+          </w:p>
+        </w:tc>
+        <w:tc>
+          <w:tcPr/>
+          <w:p>
+            <w:pPr>
+              <w:pStyle w:val="Compact"/>
+            </w:pPr>
+          </w:p>
+        </w:tc>
+        <w:tc>
+          <w:tcPr/>
+          <w:p>
+            <w:pPr>
+              <w:pStyle w:val="Compact"/>
+            </w:pPr>
+          </w:p>
+        </w:tc>
+        <w:tc>
+          <w:tcPr/>
+          <w:p>
+            <w:pPr>
+              <w:pStyle w:val="Compact"/>
+            </w:pPr>
+          </w:p>
+        </w:tc>
+        <w:tc>
+          <w:tcPr/>
+          <w:p>
+            <w:pPr>
+              <w:pStyle w:val="Compact"/>
+            </w:pPr>
+          </w:p>
+        </w:tc>
+        <w:tc>
+          <w:tcPr/>
+          <w:p>
+            <w:pPr>
+              <w:pStyle w:val="Compact"/>
+            </w:pPr>
+          </w:p>
+        </w:tc>
+        <w:tc>
+          <w:tcPr/>
+          <w:p>
+            <w:pPr>
+              <w:pStyle w:val="Compact"/>
+            </w:pPr>
+          </w:p>
+        </w:tc>
+      </w:tr>
+    </w:tbl>
+    <w:bookmarkEnd w:id="138"/>
+    <w:bookmarkStart w:id="179" w:name="refs"/>
+    <w:bookmarkStart w:id="139" w:name="ref-blanche2013"/>
+    <w:p>
+      <w:pPr>
+        <w:pStyle w:val="Bibliography"/>
+      </w:pPr>
+      <w:r>
+        <w:t xml:space="preserve">Blanche, Paul, Jean-François Dartigues, and Hélène Jacqmin-Gadda. 2013.</w:t>
+      </w:r>
+      <w:r>
+        <w:t xml:space="preserve"> </w:t>
+      </w:r>
+      <w:r>
+        <w:t xml:space="preserve">“Estimating and Comparing Time-Dependent Areas Under Receiver Operating Characteristic Curves for Censored Event Times with Competing Risks.”</w:t>
+      </w:r>
+      <w:r>
+        <w:t xml:space="preserve"> </w:t>
+      </w:r>
+      <w:r>
+        <w:rPr>
+          <w:i/>
+          <w:iCs/>
+        </w:rPr>
+        <w:t xml:space="preserve">Stat Med</w:t>
+      </w:r>
+      <w:r>
+        <w:t xml:space="preserve"> </w:t>
+      </w:r>
+      <w:r>
+        <w:t xml:space="preserve">32 (30): 5381–97.</w:t>
+      </w:r>
+    </w:p>
+    <w:bookmarkEnd w:id="139"/>
+    <w:bookmarkStart w:id="140" w:name="ref-botan2026"/>
     <w:p>
       <w:pPr>
         <w:pStyle w:val="Bibliography"/>
@@ -10451,8 +10240,8 @@
         <w:t xml:space="preserve">.</w:t>
       </w:r>
     </w:p>
-    <w:bookmarkEnd w:id="135"/>
-    <w:bookmarkStart w:id="136" w:name="ref-brueffer2018"/>
+    <w:bookmarkEnd w:id="140"/>
+    <w:bookmarkStart w:id="141" w:name="ref-brueffer2018"/>
     <w:p>
       <w:pPr>
         <w:pStyle w:val="Bibliography"/>
@@ -10507,8 +10296,8 @@
         <w:t xml:space="preserve">2: 1–18.</w:t>
       </w:r>
     </w:p>
-    <w:bookmarkEnd w:id="136"/>
-    <w:bookmarkStart w:id="137" w:name="ref-tcga2012"/>
+    <w:bookmarkEnd w:id="141"/>
+    <w:bookmarkStart w:id="142" w:name="ref-tcga2012"/>
     <w:p>
       <w:pPr>
         <w:pStyle w:val="Bibliography"/>
@@ -10539,8 +10328,8 @@
         <w:t xml:space="preserve">490 (7418): 61–70.</w:t>
       </w:r>
     </w:p>
-    <w:bookmarkEnd w:id="137"/>
-    <w:bookmarkStart w:id="138" w:name="ref-cardoso2016"/>
+    <w:bookmarkEnd w:id="142"/>
+    <w:bookmarkStart w:id="143" w:name="ref-cardoso2016"/>
     <w:p>
       <w:pPr>
         <w:pStyle w:val="Bibliography"/>
@@ -10571,8 +10360,8 @@
         <w:t xml:space="preserve">375 (8): 717–29.</w:t>
       </w:r>
     </w:p>
-    <w:bookmarkEnd w:id="138"/>
-    <w:bookmarkStart w:id="139" w:name="ref-curtis2012"/>
+    <w:bookmarkEnd w:id="143"/>
+    <w:bookmarkStart w:id="144" w:name="ref-curtis2012"/>
     <w:p>
       <w:pPr>
         <w:pStyle w:val="Bibliography"/>
@@ -10603,8 +10392,8 @@
         <w:t xml:space="preserve">486 (7403): 346–52.</w:t>
       </w:r>
     </w:p>
-    <w:bookmarkEnd w:id="139"/>
-    <w:bookmarkStart w:id="140" w:name="ref-dersimonian1986"/>
+    <w:bookmarkEnd w:id="144"/>
+    <w:bookmarkStart w:id="145" w:name="ref-dersimonian1986"/>
     <w:p>
       <w:pPr>
         <w:pStyle w:val="Bibliography"/>
@@ -10635,8 +10424,8 @@
         <w:t xml:space="preserve">7 (3): 177–88.</w:t>
       </w:r>
     </w:p>
-    <w:bookmarkEnd w:id="140"/>
-    <w:bookmarkStart w:id="141" w:name="ref-esserman2012"/>
+    <w:bookmarkEnd w:id="145"/>
+    <w:bookmarkStart w:id="146" w:name="ref-esserman2012"/>
     <w:p>
       <w:pPr>
         <w:pStyle w:val="Bibliography"/>
@@ -10676,8 +10465,8 @@
         <w:t xml:space="preserve">132 (3): 1049–62.</w:t>
       </w:r>
     </w:p>
-    <w:bookmarkEnd w:id="141"/>
-    <w:bookmarkStart w:id="142" w:name="ref-fine1999"/>
+    <w:bookmarkEnd w:id="146"/>
+    <w:bookmarkStart w:id="147" w:name="ref-fine1999"/>
     <w:p>
       <w:pPr>
         <w:pStyle w:val="Bibliography"/>
@@ -10708,8 +10497,8 @@
         <w:t xml:space="preserve">94 (446): 496–509.</w:t>
       </w:r>
     </w:p>
-    <w:bookmarkEnd w:id="142"/>
-    <w:bookmarkStart w:id="143" w:name="ref-friedman2010"/>
+    <w:bookmarkEnd w:id="147"/>
+    <w:bookmarkStart w:id="148" w:name="ref-friedman2010"/>
     <w:p>
       <w:pPr>
         <w:pStyle w:val="Bibliography"/>
@@ -10740,8 +10529,8 @@
         <w:t xml:space="preserve">33 (1): 1–22.</w:t>
       </w:r>
     </w:p>
-    <w:bookmarkEnd w:id="143"/>
-    <w:bookmarkStart w:id="144" w:name="ref-gendoo2016"/>
+    <w:bookmarkEnd w:id="148"/>
+    <w:bookmarkStart w:id="149" w:name="ref-gendoo2016"/>
     <w:p>
       <w:pPr>
         <w:pStyle w:val="Bibliography"/>
@@ -10784,8 +10573,8 @@
         <w:t xml:space="preserve">32 (7): 1097–99.</w:t>
       </w:r>
     </w:p>
-    <w:bookmarkEnd w:id="144"/>
-    <w:bookmarkStart w:id="145" w:name="ref-grambsch1994"/>
+    <w:bookmarkEnd w:id="149"/>
+    <w:bookmarkStart w:id="150" w:name="ref-grambsch1994"/>
     <w:p>
       <w:pPr>
         <w:pStyle w:val="Bibliography"/>
@@ -10816,8 +10605,8 @@
         <w:t xml:space="preserve">81 (3): 515–26.</w:t>
       </w:r>
     </w:p>
-    <w:bookmarkEnd w:id="145"/>
-    <w:bookmarkStart w:id="146" w:name="ref-harrell1982"/>
+    <w:bookmarkEnd w:id="150"/>
+    <w:bookmarkStart w:id="151" w:name="ref-harrell1982"/>
     <w:p>
       <w:pPr>
         <w:pStyle w:val="Bibliography"/>
@@ -10848,8 +10637,8 @@
         <w:t xml:space="preserve">247 (18): 2543–46.</w:t>
       </w:r>
     </w:p>
-    <w:bookmarkEnd w:id="146"/>
-    <w:bookmarkStart w:id="147" w:name="ref-hartung2001"/>
+    <w:bookmarkEnd w:id="151"/>
+    <w:bookmarkStart w:id="152" w:name="ref-hartung2001"/>
     <w:p>
       <w:pPr>
         <w:pStyle w:val="Bibliography"/>
@@ -10880,8 +10669,8 @@
         <w:t xml:space="preserve">20 (24): 3875–89.</w:t>
       </w:r>
     </w:p>
-    <w:bookmarkEnd w:id="147"/>
-    <w:bookmarkStart w:id="148" w:name="ref-hatzis2011"/>
+    <w:bookmarkEnd w:id="152"/>
+    <w:bookmarkStart w:id="153" w:name="ref-hatzis2011"/>
     <w:p>
       <w:pPr>
         <w:pStyle w:val="Bibliography"/>
@@ -10912,8 +10701,8 @@
         <w:t xml:space="preserve">305 (18): 1873–81.</w:t>
       </w:r>
     </w:p>
-    <w:bookmarkEnd w:id="148"/>
-    <w:bookmarkStart w:id="149" w:name="ref-higgins2003"/>
+    <w:bookmarkEnd w:id="153"/>
+    <w:bookmarkStart w:id="154" w:name="ref-higgins2003"/>
     <w:p>
       <w:pPr>
         <w:pStyle w:val="Bibliography"/>
@@ -10944,8 +10733,8 @@
         <w:t xml:space="preserve">327 (7414): 557–60.</w:t>
       </w:r>
     </w:p>
-    <w:bookmarkEnd w:id="149"/>
-    <w:bookmarkStart w:id="150" w:name="ref-kao2011"/>
+    <w:bookmarkEnd w:id="154"/>
+    <w:bookmarkStart w:id="155" w:name="ref-kao2011"/>
     <w:p>
       <w:pPr>
         <w:pStyle w:val="Bibliography"/>
@@ -10976,8 +10765,8 @@
         <w:t xml:space="preserve">11: 143.</w:t>
       </w:r>
     </w:p>
-    <w:bookmarkEnd w:id="150"/>
-    <w:bookmarkStart w:id="151" w:name="ref-maqc2010"/>
+    <w:bookmarkEnd w:id="155"/>
+    <w:bookmarkStart w:id="156" w:name="ref-maqc2010"/>
     <w:p>
       <w:pPr>
         <w:pStyle w:val="Bibliography"/>
@@ -11020,8 +10809,8 @@
         <w:t xml:space="preserve">28 (8): 827–38.</w:t>
       </w:r>
     </w:p>
-    <w:bookmarkEnd w:id="151"/>
-    <w:bookmarkStart w:id="152" w:name="ref-miyake2012"/>
+    <w:bookmarkEnd w:id="156"/>
+    <w:bookmarkStart w:id="157" w:name="ref-miyake2012"/>
     <w:p>
       <w:pPr>
         <w:pStyle w:val="Bibliography"/>
@@ -11070,8 +10859,8 @@
         <w:t xml:space="preserve">103 (5): 913–20.</w:t>
       </w:r>
     </w:p>
-    <w:bookmarkEnd w:id="152"/>
-    <w:bookmarkStart w:id="153" w:name="ref-moons2015"/>
+    <w:bookmarkEnd w:id="157"/>
+    <w:bookmarkStart w:id="158" w:name="ref-moons2015"/>
     <w:p>
       <w:pPr>
         <w:pStyle w:val="Bibliography"/>
@@ -11144,8 +10933,8 @@
         <w:t xml:space="preserve">162 (1): W1–73.</w:t>
       </w:r>
     </w:p>
-    <w:bookmarkEnd w:id="153"/>
-    <w:bookmarkStart w:id="154" w:name="ref-nielsen2014"/>
+    <w:bookmarkEnd w:id="158"/>
+    <w:bookmarkStart w:id="159" w:name="ref-nielsen2014"/>
     <w:p>
       <w:pPr>
         <w:pStyle w:val="Bibliography"/>
@@ -11209,8 +10998,8 @@
         <w:t xml:space="preserve">14: 177.</w:t>
       </w:r>
     </w:p>
-    <w:bookmarkEnd w:id="154"/>
-    <w:bookmarkStart w:id="155" w:name="ref-paik2004"/>
+    <w:bookmarkEnd w:id="159"/>
+    <w:bookmarkStart w:id="160" w:name="ref-paik2004"/>
     <w:p>
       <w:pPr>
         <w:pStyle w:val="Bibliography"/>
@@ -11241,8 +11030,8 @@
         <w:t xml:space="preserve">351 (27): 2817–26.</w:t>
       </w:r>
     </w:p>
-    <w:bookmarkEnd w:id="155"/>
-    <w:bookmarkStart w:id="156" w:name="ref-parker2009"/>
+    <w:bookmarkEnd w:id="160"/>
+    <w:bookmarkStart w:id="161" w:name="ref-parker2009"/>
     <w:p>
       <w:pPr>
         <w:pStyle w:val="Bibliography"/>
@@ -11273,8 +11062,8 @@
         <w:t xml:space="preserve">27 (8): 1160–67.</w:t>
       </w:r>
     </w:p>
-    <w:bookmarkEnd w:id="156"/>
-    <w:bookmarkStart w:id="157" w:name="ref-pawitan2005"/>
+    <w:bookmarkEnd w:id="161"/>
+    <w:bookmarkStart w:id="162" w:name="ref-pawitan2005"/>
     <w:p>
       <w:pPr>
         <w:pStyle w:val="Bibliography"/>
@@ -11305,8 +11094,8 @@
         <w:t xml:space="preserve">7 (6): R953–64.</w:t>
       </w:r>
     </w:p>
-    <w:bookmarkEnd w:id="157"/>
-    <w:bookmarkStart w:id="158" w:name="ref-perou2000"/>
+    <w:bookmarkEnd w:id="162"/>
+    <w:bookmarkStart w:id="163" w:name="ref-perou2000"/>
     <w:p>
       <w:pPr>
         <w:pStyle w:val="Bibliography"/>
@@ -11337,8 +11126,8 @@
         <w:t xml:space="preserve">406 (6797): 747–52.</w:t>
       </w:r>
     </w:p>
-    <w:bookmarkEnd w:id="158"/>
-    <w:bookmarkStart w:id="159" w:name="ref-prat2015"/>
+    <w:bookmarkEnd w:id="163"/>
+    <w:bookmarkStart w:id="164" w:name="ref-prat2015"/>
     <w:p>
       <w:pPr>
         <w:pStyle w:val="Bibliography"/>
@@ -11369,8 +11158,8 @@
         <w:t xml:space="preserve">13: 303.</w:t>
       </w:r>
     </w:p>
-    <w:bookmarkEnd w:id="159"/>
-    <w:bookmarkStart w:id="160" w:name="ref-robinson2010"/>
+    <w:bookmarkEnd w:id="164"/>
+    <w:bookmarkStart w:id="165" w:name="ref-robinson2010"/>
     <w:p>
       <w:pPr>
         <w:pStyle w:val="Bibliography"/>
@@ -11416,8 +11205,8 @@
         <w:t xml:space="preserve">26 (1): 139–40.</w:t>
       </w:r>
     </w:p>
-    <w:bookmarkEnd w:id="160"/>
-    <w:bookmarkStart w:id="161" w:name="ref-royston2004"/>
+    <w:bookmarkEnd w:id="165"/>
+    <w:bookmarkStart w:id="166" w:name="ref-royston2004"/>
     <w:p>
       <w:pPr>
         <w:pStyle w:val="Bibliography"/>
@@ -11457,8 +11246,8 @@
         <w:t xml:space="preserve">13: 33.</w:t>
       </w:r>
     </w:p>
-    <w:bookmarkEnd w:id="161"/>
-    <w:bookmarkStart w:id="162" w:name="ref-saal2015"/>
+    <w:bookmarkEnd w:id="166"/>
+    <w:bookmarkStart w:id="167" w:name="ref-saal2015"/>
     <w:p>
       <w:pPr>
         <w:pStyle w:val="Bibliography"/>
@@ -11498,8 +11287,8 @@
         <w:t xml:space="preserve">7: 20.</w:t>
       </w:r>
     </w:p>
-    <w:bookmarkEnd w:id="162"/>
-    <w:bookmarkStart w:id="163" w:name="ref-simon2011"/>
+    <w:bookmarkEnd w:id="167"/>
+    <w:bookmarkStart w:id="168" w:name="ref-simon2011"/>
     <w:p>
       <w:pPr>
         <w:pStyle w:val="Bibliography"/>
@@ -11539,8 +11328,8 @@
         <w:t xml:space="preserve">39 (5): 1–13.</w:t>
       </w:r>
     </w:p>
-    <w:bookmarkEnd w:id="163"/>
-    <w:bookmarkStart w:id="164" w:name="ref-sorlie2001"/>
+    <w:bookmarkEnd w:id="168"/>
+    <w:bookmarkStart w:id="169" w:name="ref-sorlie2001"/>
     <w:p>
       <w:pPr>
         <w:pStyle w:val="Bibliography"/>
@@ -11571,8 +11360,8 @@
         <w:t xml:space="preserve">98 (19): 10869–74.</w:t>
       </w:r>
     </w:p>
-    <w:bookmarkEnd w:id="164"/>
-    <w:bookmarkStart w:id="165" w:name="ref-sparano2018"/>
+    <w:bookmarkEnd w:id="169"/>
+    <w:bookmarkStart w:id="170" w:name="ref-sparano2018"/>
     <w:p>
       <w:pPr>
         <w:pStyle w:val="Bibliography"/>
@@ -11603,8 +11392,8 @@
         <w:t xml:space="preserve">379 (2): 111–21.</w:t>
       </w:r>
     </w:p>
-    <w:bookmarkEnd w:id="165"/>
-    <w:bookmarkStart w:id="166" w:name="ref-therneau2000"/>
+    <w:bookmarkEnd w:id="170"/>
+    <w:bookmarkStart w:id="171" w:name="ref-therneau2000"/>
     <w:p>
       <w:pPr>
         <w:pStyle w:val="Bibliography"/>
@@ -11647,8 +11436,8 @@
         <w:t xml:space="preserve">. New York: Springer.</w:t>
       </w:r>
     </w:p>
-    <w:bookmarkEnd w:id="166"/>
-    <w:bookmarkStart w:id="167" w:name="ref-tibshirani1997"/>
+    <w:bookmarkEnd w:id="171"/>
+    <w:bookmarkStart w:id="172" w:name="ref-tibshirani1997"/>
     <w:p>
       <w:pPr>
         <w:pStyle w:val="Bibliography"/>
@@ -11688,8 +11477,49 @@
         <w:t xml:space="preserve">16 (4): 385–95.</w:t>
       </w:r>
     </w:p>
-    <w:bookmarkEnd w:id="167"/>
-    <w:bookmarkStart w:id="168" w:name="ref-vantveer2002"/>
+    <w:bookmarkEnd w:id="172"/>
+    <w:bookmarkStart w:id="173" w:name="ref-uno2011"/>
+    <w:p>
+      <w:pPr>
+        <w:pStyle w:val="Bibliography"/>
+      </w:pPr>
+      <w:r>
+        <w:t xml:space="preserve">Uno, Hajime, Tianxi Cai, Michael J. Pencina, Ralph B. D’Agostino, and L. J. Wei. 2011.</w:t>
+      </w:r>
+      <w:r>
+        <w:t xml:space="preserve"> </w:t>
+      </w:r>
+      <w:r>
+        <w:t xml:space="preserve">“On the</w:t>
+      </w:r>
+      <w:r>
+        <w:t xml:space="preserve"> </w:t>
+      </w:r>
+      <w:r>
+        <w:t xml:space="preserve">C</w:t>
+      </w:r>
+      <w:r>
+        <w:t xml:space="preserve">-Statistics for Evaluating Overall Adequacy of Risk Prediction Procedures with Censored Survival Data.”</w:t>
+      </w:r>
+      <w:r>
+        <w:t xml:space="preserve"> </w:t>
+      </w:r>
+      <w:r>
+        <w:rPr>
+          <w:i/>
+          <w:iCs/>
+        </w:rPr>
+        <w:t xml:space="preserve">Stat Med</w:t>
+      </w:r>
+      <w:r>
+        <w:t xml:space="preserve"> </w:t>
+      </w:r>
+      <w:r>
+        <w:t xml:space="preserve">30 (10): 1105–17.</w:t>
+      </w:r>
+    </w:p>
+    <w:bookmarkEnd w:id="173"/>
+    <w:bookmarkStart w:id="174" w:name="ref-vantveer2002"/>
     <w:p>
       <w:pPr>
         <w:pStyle w:val="Bibliography"/>
@@ -11720,8 +11550,8 @@
         <w:t xml:space="preserve">415 (6871): 530–36.</w:t>
       </w:r>
     </w:p>
-    <w:bookmarkEnd w:id="168"/>
-    <w:bookmarkStart w:id="169" w:name="ref-vickers2006"/>
+    <w:bookmarkEnd w:id="174"/>
+    <w:bookmarkStart w:id="175" w:name="ref-vickers2006"/>
     <w:p>
       <w:pPr>
         <w:pStyle w:val="Bibliography"/>
@@ -11752,8 +11582,8 @@
         <w:t xml:space="preserve">26 (6): 565–74.</w:t>
       </w:r>
     </w:p>
-    <w:bookmarkEnd w:id="169"/>
-    <w:bookmarkStart w:id="170" w:name="ref-viechtbauer2010"/>
+    <w:bookmarkEnd w:id="175"/>
+    <w:bookmarkStart w:id="176" w:name="ref-viechtbauer2010"/>
     <w:p>
       <w:pPr>
         <w:pStyle w:val="Bibliography"/>
@@ -11796,8 +11626,8 @@
         <w:t xml:space="preserve">36 (3): 1–48.</w:t>
       </w:r>
     </w:p>
-    <w:bookmarkEnd w:id="170"/>
-    <w:bookmarkStart w:id="171" w:name="ref-wolf2022"/>
+    <w:bookmarkEnd w:id="176"/>
+    <w:bookmarkStart w:id="177" w:name="ref-wolf2022"/>
     <w:p>
       <w:pPr>
         <w:pStyle w:val="Bibliography"/>
@@ -11828,8 +11658,8 @@
         <w:t xml:space="preserve">40 (6): 609–23.</w:t>
       </w:r>
     </w:p>
-    <w:bookmarkEnd w:id="171"/>
-    <w:bookmarkStart w:id="172" w:name="ref-zou2005"/>
+    <w:bookmarkEnd w:id="177"/>
+    <w:bookmarkStart w:id="178" w:name="ref-zou2005"/>
     <w:p>
       <w:pPr>
         <w:pStyle w:val="Bibliography"/>
@@ -11860,9 +11690,9 @@
         <w:t xml:space="preserve">67 (2): 301–20.</w:t>
       </w:r>
     </w:p>
-    <w:bookmarkEnd w:id="172"/>
-    <w:bookmarkEnd w:id="173"/>
-    <w:bookmarkEnd w:id="174"/>
+    <w:bookmarkEnd w:id="178"/>
+    <w:bookmarkEnd w:id="179"/>
+    <w:bookmarkEnd w:id="180"/>
     <w:sectPr>
       <w:footnotePr>
         <w:numRestart w:val="eachSect"/>

--- a/submission/CorePAM_manuscript.docx
+++ b/submission/CorePAM_manuscript.docx
@@ -1573,7 +1573,25 @@
         <w:t xml:space="preserve"> </w:t>
       </w:r>
       <w:r>
-        <w:t xml:space="preserve">ER-stratified analyses were performed in SCAN-B (ER status available in 94% of samples). Cox HR and C-index were computed separately for ER-positive and ER-negative subgroups, with an interaction test (score \times ER status).</w:t>
+        <w:t xml:space="preserve">ER-stratified Cox HR, C-index, and formal score\timesER interaction tests were performed in SCAN-B (OS; ER available in 94%) and METABRIC (DSS; ER available in 98%). These analyses were added post hoc in response to reviewer feedback; all other modelling choices remained frozen.</w:t>
+      </w:r>
+    </w:p>
+    <w:p>
+      <w:pPr>
+        <w:pStyle w:val="BodyText"/>
+      </w:pPr>
+      <w:r>
+        <w:rPr>
+          <w:b/>
+          <w:bCs/>
+        </w:rPr>
+        <w:t xml:space="preserve">Full clinical baseline:</w:t>
+      </w:r>
+      <w:r>
+        <w:t xml:space="preserve"> </w:t>
+      </w:r>
+      <w:r>
+        <w:t xml:space="preserve">As a secondary analysis, CorePAM was tested for incremental value beyond a comprehensive 6-variable clinical model (age + ER status + T-stage + N-status + grade + HER2 status) in SCAN-B and METABRIC—the two cohorts where all covariates were available. Incremental value was quantified by \DeltaC-index (bootstrap B = 1,000) and a likelihood ratio test (LRT) comparing the clinical-only versus clinical + CorePAM models. This analysis was also performed restricted to ER-positive patients.</w:t>
       </w:r>
     </w:p>
     <w:p>
@@ -4317,7 +4335,7 @@
         <w:t xml:space="preserve"> </w:t>
       </w:r>
       <w:r>
-        <w:t xml:space="preserve">In SCAN-B (N = 2,870 with ER status), CorePAM was significantly associated with OS in both ER-positive (HR = 1.92; 95% CI 1.69–2.17; p &lt; 0.001; N = 2,646) and ER-negative (HR = 2.53; 95% CI 1.51–4.25; p &lt; 0.001; N = 224) subgroups. The interaction test was not significant (p = 0.25), indicating that the CorePAM prognostic effect does not differ significantly by ER status.</w:t>
+        <w:t xml:space="preserve">In SCAN-B (N = 2,870; OS), CorePAM was significantly associated with survival in both ER-positive (HR = 1.92; 95% CI 1.69–2.17; p &lt; 0.001; N = 2,646) and ER-negative (HR = 2.53; 95% CI 1.51–4.25; p &lt; 0.001; N = 224) subgroups; the interaction test was not significant (p = 0.25). In METABRIC (N = 1,936; DSS), CorePAM was strongly prognostic in ER-positive patients (HR = 1.59; 95% CI 1.44–1.76; p &lt; 0.001; N = 1,497) but showed no signal in ER-negative patients (HR = 0.97; 95% CI 0.82–1.15; p = 0.75; N = 439); the interaction was significant (p = 3.2 \times 10⁻⁷). The discrepancy in ER-negative results reflects statistical power: SCAN-B ER- had only 35 events in 224 patients (bootstrap 95% CI for HR: 1.45–4.89; width = 3.44), whereas METABRIC ER- had 186 events in 439 patients (bootstrap 95% CI: 0.83–1.15; width = 0.32; 10.8\times narrower). The well-powered METABRIC estimate indicates that the clinically meaningful signal is concentrated in ER-positive disease, consistent with the luminal biology of the retained CorePAM genes.</w:t>
       </w:r>
     </w:p>
     <w:bookmarkEnd w:id="80"/>
@@ -4327,7 +4345,7 @@
         <w:pStyle w:val="Heading2"/>
       </w:pPr>
       <w:r>
-        <w:t xml:space="preserve">Independence from anatomical staging</w:t>
+        <w:t xml:space="preserve">Independence from clinical-pathological staging</w:t>
       </w:r>
     </w:p>
     <w:p>
@@ -4336,6 +4354,14 @@
       </w:pPr>
       <w:r>
         <w:t xml:space="preserve">To address whether CorePAM retains prognostic value after adjustment for standard clinical-pathological variables, we fitted expanded multivariable Cox models adjusting for age, ER status (where available), pathological T-stage, and nodal status. T-stage and nodal status were available in 96–100% of samples across the four cohorts with clinical covariates (SCAN-B, TCGA-BRCA, METABRIC, GSE20685). CorePAM remained independently significant in all four (all p &lt; 0.002; Additional file 12: Table S2), with HR change of less than 10% compared to the primary CORE-A baseline. Adding CorePAM to the expanded clinical model increased the C-index by +0.022 to +0.027.</w:t>
+      </w:r>
+    </w:p>
+    <w:p>
+      <w:pPr>
+        <w:pStyle w:val="BodyText"/>
+      </w:pPr>
+      <w:r>
+        <w:t xml:space="preserve">In a comprehensive secondary analysis including all six standard clinical-pathological variables (age, ER status, T-stage, nodal status, histological grade, and HER2 status), CorePAM retained independent significance in both SCAN-B (adjusted HR = 1.75; 95% CI 1.51–2.03; p = 1.6 \times 10⁻¹³; \DeltaC = +0.017) and METABRIC (adjusted HR = 1.25; 95% CI 1.14–1.38; p = 5.5 \times 10⁻⁶; \DeltaC = +0.015). Likelihood ratio tests confirmed that CorePAM adds significant information beyond the full clinical model (both p &lt; 10⁻⁵). In ER-positive patients, the incremental value was most pronounced in METABRIC (\DeltaC = +0.032; 95% CI 0.018–0.050; LRT p = 10⁻¹⁰).</w:t>
       </w:r>
     </w:p>
     <w:bookmarkEnd w:id="81"/>
@@ -5260,7 +5286,13 @@
         <w:t xml:space="preserve"> </w:t>
       </w:r>
       <w:r>
-        <w:t xml:space="preserve">CorePAM was significantly associated with OS in both ER-positive and ER-negative subgroups in SCAN-B, with no significant interaction (p = 0.25). The numerically higher HR in ER-negative patients (2.53 vs 1.92) likely reflects the stronger contribution of proliferation and basal genes in triple-negative biology. However, the small ER-negative sample (N = 224, 35 events) limits the precision of this estimate. Full ER-stratified analysis across all cohorts was not feasible because TCGA-BRCA and GSE20685 lack harmonised ER status.</w:t>
+        <w:t xml:space="preserve">CorePAM is prognostic in unselected cohorts overall, with the clinically meaningful signal concentrated in ER-positive disease. In both SCAN-B and METABRIC, the ER-positive HR was robust (1.92 and 1.59, respectively; both p &lt; 0.001). In ER-negative patients, SCAN-B showed an apparent effect (HR = 2.53) that was not replicated in the better-powered METABRIC analysis (HR = 0.97; N = 439, 186 events). Bootstrap analysis confirmed that the SCAN-B ER-negative estimate is highly unstable (95% CI width = 3.44 vs 0.32 in METABRIC), consistent with its small sample (35 events). This behaviour is consistent with luminal biology and with the clinical use of multigene prognostic assays primarily in ER-positive disease </w:t>
+      </w:r>
+      <w:r>
+        <w:t xml:space="preserve">(Sparano et al. 2018; Dowsett et al. 2013)</w:t>
+      </w:r>
+      <w:r>
+        <w:t xml:space="preserve">.</w:t>
       </w:r>
     </w:p>
     <w:p>
@@ -5272,13 +5304,13 @@
           <w:b/>
           <w:bCs/>
         </w:rPr>
-        <w:t xml:space="preserve">Independence from anatomical staging.</w:t>
-      </w:r>
-      <w:r>
-        <w:t xml:space="preserve"> </w:t>
-      </w:r>
-      <w:r>
-        <w:t xml:space="preserve">An exploratory sensitivity analysis adjusting for pathological T-stage and nodal status—the key clinical-pathological confounders not included in the primary CORE-A baseline—confirmed that CorePAM retains independent prognostic value in all four cohorts (Additional file 12: Table S2). The absolute HR change was less than 10% in all cohorts, and the incremental C-index remained positive (+0.022 to +0.027). This does not alter the primary endpoint or replace the main analyses; it corroborates robustness against pathological confounding.</w:t>
+        <w:t xml:space="preserve">Independence from clinical-pathological staging.</w:t>
+      </w:r>
+      <w:r>
+        <w:t xml:space="preserve"> </w:t>
+      </w:r>
+      <w:r>
+        <w:t xml:space="preserve">CorePAM retained independent prognostic value after adjustment for all six standard clinical-pathological variables (age, ER, T-stage, N-status, grade, HER2) in both SCAN-B (LRT p = 4.9 \times 10⁻¹³) and METABRIC (LRT p = 6.1 \times 10⁻⁶). The \DeltaC of +0.015 to +0.017 over this comprehensive baseline—and +0.032 in ER-positive METABRIC—confirms that CorePAM captures molecular heterogeneity not accessible through routine clinical-pathological assessment.</w:t>
       </w:r>
     </w:p>
     <w:p>
@@ -5356,7 +5388,7 @@
         <w:pStyle w:val="FirstParagraph"/>
       </w:pPr>
       <w:r>
-        <w:t xml:space="preserve">CorePAM is a 24-gene data-driven reduction of the PAM50 panel, derived without pre-specifying gene count, that achieves non-inferior prognostic discrimination relative to a full 50-gene Cox elastic-net model across four independent validation cohorts and two distinct expression platforms (RNA-seq and microarray). The score provides incremental value beyond a clinical baseline model, remains independently significant after adjustment for anatomical staging (T-stage and nodal status), and predicts pathologic complete response to neoadjuvant chemotherapy with high cross-cohort consistency (I² = 0%). The analytical pipeline is fully reproducible from publicly available data.</w:t>
+        <w:t xml:space="preserve">CorePAM is a 24-gene data-driven reduction of the PAM50 panel, derived without pre-specifying gene count, that achieves non-inferior prognostic discrimination relative to a full 50-gene Cox elastic-net model across four independent validation cohorts and two distinct expression platforms (RNA-seq and microarray). The score provides incremental value beyond a comprehensive six-variable clinical baseline (age, ER, T-stage, N-status, grade, HER2; LRT p &lt; 10⁻⁵), with the clinically meaningful signal concentrated in ER-positive disease. CorePAM also predicts pathologic complete response to neoadjuvant chemotherapy with high cross-cohort consistency (I² = 0%). The analytical pipeline is fully reproducible from publicly available data.</w:t>
       </w:r>
     </w:p>
     <w:bookmarkEnd w:id="90"/>
@@ -5550,7 +5582,7 @@
         <w:pStyle w:val="BodyText"/>
       </w:pPr>
       <w:r>
-        <w:t xml:space="preserve">Additional files 1–16 are available as supplementary material. See the Additional files section at the end of this article for descriptions.</w:t>
+        <w:t xml:space="preserve">Additional files 1–17 are available as supplementary material. See the Additional files section at the end of this article for descriptions.</w:t>
       </w:r>
     </w:p>
     <w:p>
@@ -5691,7 +5723,7 @@
       </w:r>
     </w:p>
     <w:bookmarkEnd w:id="92"/>
-    <w:bookmarkStart w:id="180" w:name="additional-files"/>
+    <w:bookmarkStart w:id="182" w:name="additional-files"/>
     <w:p>
       <w:pPr>
         <w:pStyle w:val="Heading1"/>
@@ -10160,8 +10192,674 @@
       </w:tr>
     </w:tbl>
     <w:bookmarkEnd w:id="138"/>
-    <w:bookmarkStart w:id="179" w:name="refs"/>
-    <w:bookmarkStart w:id="139" w:name="ref-blanche2013"/>
+    <w:bookmarkStart w:id="139" w:name="tab:s7-fullbaseline"/>
+    <w:p>
+      <w:pPr>
+        <w:pStyle w:val="TableCaption"/>
+      </w:pPr>
+      <w:r>
+        <w:rPr>
+          <w:b/>
+          <w:bCs/>
+        </w:rPr>
+        <w:t xml:space="preserve">Additional file 17: Table S7.</w:t>
+      </w:r>
+      <w:r>
+        <w:t xml:space="preserve"> </w:t>
+      </w:r>
+      <w:r>
+        <w:t xml:space="preserve">Full clinical baseline incremental value analysis. Cox regression with six clinical-pathological covariates (age, ER, T-stage, N-status, grade, HER2) \pm CorePAM. LRT: likelihood ratio test for CorePAM addition.</w:t>
+      </w:r>
+    </w:p>
+    <w:tbl>
+      <w:tblPr>
+        <w:tblStyle w:val="Table"/>
+        <w:tblW w:type="auto" w:w="0"/>
+        <w:tblLook w:firstRow="1" w:lastRow="0" w:firstColumn="0" w:lastColumn="0" w:noHBand="0" w:noVBand="0" w:val="0020"/>
+        <w:tblCaption w:val="Additional file 17: Table S7. Full clinical baseline incremental value analysis. Cox regression with six clinical-pathological covariates (age, ER, T-stage, N-status, grade, HER2) \pm CorePAM. LRT: likelihood ratio test for CorePAM addition."/>
+      </w:tblPr>
+      <w:tblGrid>
+        <w:gridCol w:w="880"/>
+        <w:gridCol w:w="880"/>
+        <w:gridCol w:w="880"/>
+        <w:gridCol w:w="880"/>
+        <w:gridCol w:w="880"/>
+        <w:gridCol w:w="880"/>
+        <w:gridCol w:w="880"/>
+        <w:gridCol w:w="880"/>
+        <w:gridCol w:w="880"/>
+      </w:tblGrid>
+      <w:tr>
+        <w:trPr>
+          <w:tblHeader w:val="on"/>
+        </w:trPr>
+        <w:tc>
+          <w:tcPr/>
+          <w:p>
+            <w:pPr>
+              <w:pStyle w:val="Compact"/>
+              <w:jc w:val="left"/>
+            </w:pPr>
+            <w:r>
+              <w:t xml:space="preserve">Cohort</w:t>
+            </w:r>
+          </w:p>
+        </w:tc>
+        <w:tc>
+          <w:tcPr/>
+          <w:p>
+            <w:pPr>
+              <w:pStyle w:val="Compact"/>
+              <w:jc w:val="left"/>
+            </w:pPr>
+            <w:r>
+              <w:t xml:space="preserve">Endpoint</w:t>
+            </w:r>
+          </w:p>
+        </w:tc>
+        <w:tc>
+          <w:tcPr/>
+          <w:p>
+            <w:pPr>
+              <w:pStyle w:val="Compact"/>
+              <w:jc w:val="right"/>
+            </w:pPr>
+            <w:r>
+              <w:t xml:space="preserve">Population</w:t>
+            </w:r>
+          </w:p>
+        </w:tc>
+        <w:tc>
+          <w:tcPr/>
+          <w:p>
+            <w:pPr>
+              <w:pStyle w:val="Compact"/>
+              <w:jc w:val="right"/>
+            </w:pPr>
+            <w:r>
+              <w:t xml:space="preserve">N</w:t>
+            </w:r>
+          </w:p>
+        </w:tc>
+        <w:tc>
+          <w:tcPr/>
+          <w:p>
+            <w:pPr>
+              <w:pStyle w:val="Compact"/>
+              <w:jc w:val="center"/>
+            </w:pPr>
+            <w:r>
+              <w:t xml:space="preserve">C clinical</w:t>
+            </w:r>
+          </w:p>
+        </w:tc>
+        <w:tc>
+          <w:tcPr/>
+          <w:p>
+            <w:pPr>
+              <w:pStyle w:val="Compact"/>
+              <w:jc w:val="center"/>
+            </w:pPr>
+            <w:r>
+              <w:t xml:space="preserve">C clin+CorePAM</w:t>
+            </w:r>
+          </w:p>
+        </w:tc>
+        <w:tc>
+          <w:tcPr/>
+          <w:p>
+            <w:pPr>
+              <w:pStyle w:val="Compact"/>
+              <w:jc w:val="center"/>
+            </w:pPr>
+            <w:r>
+              <w:t xml:space="preserve">\DeltaC</w:t>
+            </w:r>
+          </w:p>
+        </w:tc>
+        <w:tc>
+          <w:tcPr/>
+          <w:p>
+            <w:pPr>
+              <w:pStyle w:val="Compact"/>
+              <w:jc w:val="center"/>
+            </w:pPr>
+            <w:r>
+              <w:t xml:space="preserve">LRT p</w:t>
+            </w:r>
+          </w:p>
+        </w:tc>
+        <w:tc>
+          <w:tcPr/>
+          <w:p>
+            <w:pPr>
+              <w:pStyle w:val="Compact"/>
+              <w:jc w:val="center"/>
+            </w:pPr>
+            <w:r>
+              <w:t xml:space="preserve">HRadⱼ</w:t>
+            </w:r>
+          </w:p>
+        </w:tc>
+      </w:tr>
+      <w:tr>
+        <w:tc>
+          <w:tcPr/>
+          <w:p>
+            <w:pPr>
+              <w:pStyle w:val="Compact"/>
+              <w:jc w:val="left"/>
+            </w:pPr>
+            <w:r>
+              <w:t xml:space="preserve">SCAN-B</w:t>
+            </w:r>
+          </w:p>
+        </w:tc>
+        <w:tc>
+          <w:tcPr/>
+          <w:p>
+            <w:pPr>
+              <w:pStyle w:val="Compact"/>
+              <w:jc w:val="left"/>
+            </w:pPr>
+            <w:r>
+              <w:t xml:space="preserve">OS</w:t>
+            </w:r>
+          </w:p>
+        </w:tc>
+        <w:tc>
+          <w:tcPr/>
+          <w:p>
+            <w:pPr>
+              <w:pStyle w:val="Compact"/>
+              <w:jc w:val="right"/>
+            </w:pPr>
+            <w:r>
+              <w:t xml:space="preserve">All</w:t>
+            </w:r>
+          </w:p>
+        </w:tc>
+        <w:tc>
+          <w:tcPr/>
+          <w:p>
+            <w:pPr>
+              <w:pStyle w:val="Compact"/>
+              <w:jc w:val="right"/>
+            </w:pPr>
+            <w:r>
+              <w:t xml:space="preserve">2,649</w:t>
+            </w:r>
+          </w:p>
+        </w:tc>
+        <w:tc>
+          <w:tcPr/>
+          <w:p>
+            <w:pPr>
+              <w:pStyle w:val="Compact"/>
+              <w:jc w:val="center"/>
+            </w:pPr>
+            <w:r>
+              <w:t xml:space="preserve">0.770</w:t>
+            </w:r>
+          </w:p>
+        </w:tc>
+        <w:tc>
+          <w:tcPr/>
+          <w:p>
+            <w:pPr>
+              <w:pStyle w:val="Compact"/>
+              <w:jc w:val="center"/>
+            </w:pPr>
+            <w:r>
+              <w:t xml:space="preserve">0.787</w:t>
+            </w:r>
+          </w:p>
+        </w:tc>
+        <w:tc>
+          <w:tcPr/>
+          <w:p>
+            <w:pPr>
+              <w:pStyle w:val="Compact"/>
+              <w:jc w:val="center"/>
+            </w:pPr>
+            <w:r>
+              <w:t xml:space="preserve">+0.017</w:t>
+            </w:r>
+          </w:p>
+        </w:tc>
+        <w:tc>
+          <w:tcPr/>
+          <w:p>
+            <w:pPr>
+              <w:pStyle w:val="Compact"/>
+              <w:jc w:val="center"/>
+            </w:pPr>
+            <w:r>
+              <w:t xml:space="preserve">4.9 \times 10⁻¹³</w:t>
+            </w:r>
+          </w:p>
+        </w:tc>
+        <w:tc>
+          <w:tcPr/>
+          <w:p>
+            <w:pPr>
+              <w:pStyle w:val="Compact"/>
+              <w:jc w:val="center"/>
+            </w:pPr>
+            <w:r>
+              <w:t xml:space="preserve">1.75</w:t>
+            </w:r>
+          </w:p>
+        </w:tc>
+      </w:tr>
+      <w:tr>
+        <w:tc>
+          <w:tcPr/>
+          <w:p>
+            <w:pPr>
+              <w:pStyle w:val="Compact"/>
+              <w:jc w:val="left"/>
+            </w:pPr>
+            <w:r>
+              <w:t xml:space="preserve">SCAN-B</w:t>
+            </w:r>
+          </w:p>
+        </w:tc>
+        <w:tc>
+          <w:tcPr/>
+          <w:p>
+            <w:pPr>
+              <w:pStyle w:val="Compact"/>
+              <w:jc w:val="left"/>
+            </w:pPr>
+            <w:r>
+              <w:t xml:space="preserve">OS</w:t>
+            </w:r>
+          </w:p>
+        </w:tc>
+        <w:tc>
+          <w:tcPr/>
+          <w:p>
+            <w:pPr>
+              <w:pStyle w:val="Compact"/>
+              <w:jc w:val="right"/>
+            </w:pPr>
+            <w:r>
+              <w:t xml:space="preserve">ER+</w:t>
+            </w:r>
+          </w:p>
+        </w:tc>
+        <w:tc>
+          <w:tcPr/>
+          <w:p>
+            <w:pPr>
+              <w:pStyle w:val="Compact"/>
+              <w:jc w:val="right"/>
+            </w:pPr>
+            <w:r>
+              <w:t xml:space="preserve">2,450</w:t>
+            </w:r>
+          </w:p>
+        </w:tc>
+        <w:tc>
+          <w:tcPr/>
+          <w:p>
+            <w:pPr>
+              <w:pStyle w:val="Compact"/>
+              <w:jc w:val="center"/>
+            </w:pPr>
+            <w:r>
+              <w:t xml:space="preserve">0.770</w:t>
+            </w:r>
+          </w:p>
+        </w:tc>
+        <w:tc>
+          <w:tcPr/>
+          <w:p>
+            <w:pPr>
+              <w:pStyle w:val="Compact"/>
+              <w:jc w:val="center"/>
+            </w:pPr>
+            <w:r>
+              <w:t xml:space="preserve">0.784</w:t>
+            </w:r>
+          </w:p>
+        </w:tc>
+        <w:tc>
+          <w:tcPr/>
+          <w:p>
+            <w:pPr>
+              <w:pStyle w:val="Compact"/>
+              <w:jc w:val="center"/>
+            </w:pPr>
+            <w:r>
+              <w:t xml:space="preserve">+0.014</w:t>
+            </w:r>
+          </w:p>
+        </w:tc>
+        <w:tc>
+          <w:tcPr/>
+          <w:p>
+            <w:pPr>
+              <w:pStyle w:val="Compact"/>
+              <w:jc w:val="center"/>
+            </w:pPr>
+            <w:r>
+              <w:t xml:space="preserve">1.1 \times 10⁻¹⁰</w:t>
+            </w:r>
+          </w:p>
+        </w:tc>
+        <w:tc>
+          <w:tcPr/>
+          <w:p>
+            <w:pPr>
+              <w:pStyle w:val="Compact"/>
+              <w:jc w:val="center"/>
+            </w:pPr>
+            <w:r>
+              <w:t xml:space="preserve">1.68</w:t>
+            </w:r>
+          </w:p>
+        </w:tc>
+      </w:tr>
+      <w:tr>
+        <w:tc>
+          <w:tcPr/>
+          <w:p>
+            <w:pPr>
+              <w:pStyle w:val="Compact"/>
+              <w:jc w:val="left"/>
+            </w:pPr>
+            <w:r>
+              <w:t xml:space="preserve">METABRIC</w:t>
+            </w:r>
+          </w:p>
+        </w:tc>
+        <w:tc>
+          <w:tcPr/>
+          <w:p>
+            <w:pPr>
+              <w:pStyle w:val="Compact"/>
+              <w:jc w:val="left"/>
+            </w:pPr>
+            <w:r>
+              <w:t xml:space="preserve">DSS</w:t>
+            </w:r>
+          </w:p>
+        </w:tc>
+        <w:tc>
+          <w:tcPr/>
+          <w:p>
+            <w:pPr>
+              <w:pStyle w:val="Compact"/>
+              <w:jc w:val="right"/>
+            </w:pPr>
+            <w:r>
+              <w:t xml:space="preserve">All</w:t>
+            </w:r>
+          </w:p>
+        </w:tc>
+        <w:tc>
+          <w:tcPr/>
+          <w:p>
+            <w:pPr>
+              <w:pStyle w:val="Compact"/>
+              <w:jc w:val="right"/>
+            </w:pPr>
+            <w:r>
+              <w:t xml:space="preserve">1,792</w:t>
+            </w:r>
+          </w:p>
+        </w:tc>
+        <w:tc>
+          <w:tcPr/>
+          <w:p>
+            <w:pPr>
+              <w:pStyle w:val="Compact"/>
+              <w:jc w:val="center"/>
+            </w:pPr>
+            <w:r>
+              <w:t xml:space="preserve">0.678</w:t>
+            </w:r>
+          </w:p>
+        </w:tc>
+        <w:tc>
+          <w:tcPr/>
+          <w:p>
+            <w:pPr>
+              <w:pStyle w:val="Compact"/>
+              <w:jc w:val="center"/>
+            </w:pPr>
+            <w:r>
+              <w:t xml:space="preserve">0.693</w:t>
+            </w:r>
+          </w:p>
+        </w:tc>
+        <w:tc>
+          <w:tcPr/>
+          <w:p>
+            <w:pPr>
+              <w:pStyle w:val="Compact"/>
+              <w:jc w:val="center"/>
+            </w:pPr>
+            <w:r>
+              <w:t xml:space="preserve">+0.015</w:t>
+            </w:r>
+          </w:p>
+        </w:tc>
+        <w:tc>
+          <w:tcPr/>
+          <w:p>
+            <w:pPr>
+              <w:pStyle w:val="Compact"/>
+              <w:jc w:val="center"/>
+            </w:pPr>
+            <w:r>
+              <w:t xml:space="preserve">6.1 \times 10⁻⁶</w:t>
+            </w:r>
+          </w:p>
+        </w:tc>
+        <w:tc>
+          <w:tcPr/>
+          <w:p>
+            <w:pPr>
+              <w:pStyle w:val="Compact"/>
+              <w:jc w:val="center"/>
+            </w:pPr>
+            <w:r>
+              <w:t xml:space="preserve">1.25</w:t>
+            </w:r>
+          </w:p>
+        </w:tc>
+      </w:tr>
+      <w:tr>
+        <w:tc>
+          <w:tcPr/>
+          <w:p>
+            <w:pPr>
+              <w:pStyle w:val="Compact"/>
+              <w:jc w:val="left"/>
+            </w:pPr>
+            <w:r>
+              <w:t xml:space="preserve">METABRIC</w:t>
+            </w:r>
+          </w:p>
+        </w:tc>
+        <w:tc>
+          <w:tcPr/>
+          <w:p>
+            <w:pPr>
+              <w:pStyle w:val="Compact"/>
+              <w:jc w:val="left"/>
+            </w:pPr>
+            <w:r>
+              <w:t xml:space="preserve">DSS</w:t>
+            </w:r>
+          </w:p>
+        </w:tc>
+        <w:tc>
+          <w:tcPr/>
+          <w:p>
+            <w:pPr>
+              <w:pStyle w:val="Compact"/>
+              <w:jc w:val="right"/>
+            </w:pPr>
+            <w:r>
+              <w:t xml:space="preserve">ER+</w:t>
+            </w:r>
+          </w:p>
+        </w:tc>
+        <w:tc>
+          <w:tcPr/>
+          <w:p>
+            <w:pPr>
+              <w:pStyle w:val="Compact"/>
+              <w:jc w:val="right"/>
+            </w:pPr>
+            <w:r>
+              <w:t xml:space="preserve">1,377</w:t>
+            </w:r>
+          </w:p>
+        </w:tc>
+        <w:tc>
+          <w:tcPr/>
+          <w:p>
+            <w:pPr>
+              <w:pStyle w:val="Compact"/>
+              <w:jc w:val="center"/>
+            </w:pPr>
+            <w:r>
+              <w:t xml:space="preserve">0.674</w:t>
+            </w:r>
+          </w:p>
+        </w:tc>
+        <w:tc>
+          <w:tcPr/>
+          <w:p>
+            <w:pPr>
+              <w:pStyle w:val="Compact"/>
+              <w:jc w:val="center"/>
+            </w:pPr>
+            <w:r>
+              <w:t xml:space="preserve">0.707</w:t>
+            </w:r>
+          </w:p>
+        </w:tc>
+        <w:tc>
+          <w:tcPr/>
+          <w:p>
+            <w:pPr>
+              <w:pStyle w:val="Compact"/>
+              <w:jc w:val="center"/>
+            </w:pPr>
+            <w:r>
+              <w:t xml:space="preserve">+0.032</w:t>
+            </w:r>
+          </w:p>
+        </w:tc>
+        <w:tc>
+          <w:tcPr/>
+          <w:p>
+            <w:pPr>
+              <w:pStyle w:val="Compact"/>
+              <w:jc w:val="center"/>
+            </w:pPr>
+            <w:r>
+              <w:t xml:space="preserve">1.0 \times 10⁻¹⁰</w:t>
+            </w:r>
+          </w:p>
+        </w:tc>
+        <w:tc>
+          <w:tcPr/>
+          <w:p>
+            <w:pPr>
+              <w:pStyle w:val="Compact"/>
+              <w:jc w:val="center"/>
+            </w:pPr>
+            <w:r>
+              <w:t xml:space="preserve">1.47</w:t>
+            </w:r>
+          </w:p>
+        </w:tc>
+      </w:tr>
+      <w:tr>
+        <w:tc>
+          <w:tcPr/>
+          <w:p>
+            <w:pPr>
+              <w:pStyle w:val="Compact"/>
+            </w:pPr>
+          </w:p>
+        </w:tc>
+        <w:tc>
+          <w:tcPr/>
+          <w:p>
+            <w:pPr>
+              <w:pStyle w:val="Compact"/>
+            </w:pPr>
+          </w:p>
+        </w:tc>
+        <w:tc>
+          <w:tcPr/>
+          <w:p>
+            <w:pPr>
+              <w:pStyle w:val="Compact"/>
+            </w:pPr>
+          </w:p>
+        </w:tc>
+        <w:tc>
+          <w:tcPr/>
+          <w:p>
+            <w:pPr>
+              <w:pStyle w:val="Compact"/>
+            </w:pPr>
+          </w:p>
+        </w:tc>
+        <w:tc>
+          <w:tcPr/>
+          <w:p>
+            <w:pPr>
+              <w:pStyle w:val="Compact"/>
+            </w:pPr>
+          </w:p>
+        </w:tc>
+        <w:tc>
+          <w:tcPr/>
+          <w:p>
+            <w:pPr>
+              <w:pStyle w:val="Compact"/>
+            </w:pPr>
+          </w:p>
+        </w:tc>
+        <w:tc>
+          <w:tcPr/>
+          <w:p>
+            <w:pPr>
+              <w:pStyle w:val="Compact"/>
+            </w:pPr>
+          </w:p>
+        </w:tc>
+        <w:tc>
+          <w:tcPr/>
+          <w:p>
+            <w:pPr>
+              <w:pStyle w:val="Compact"/>
+            </w:pPr>
+          </w:p>
+        </w:tc>
+        <w:tc>
+          <w:tcPr/>
+          <w:p>
+            <w:pPr>
+              <w:pStyle w:val="Compact"/>
+            </w:pPr>
+          </w:p>
+        </w:tc>
+      </w:tr>
+    </w:tbl>
+    <w:bookmarkEnd w:id="139"/>
+    <w:bookmarkStart w:id="181" w:name="refs"/>
+    <w:bookmarkStart w:id="140" w:name="ref-blanche2013"/>
     <w:p>
       <w:pPr>
         <w:pStyle w:val="Bibliography"/>
@@ -10192,8 +10890,8 @@
         <w:t xml:space="preserve">32 (30): 5381–97.</w:t>
       </w:r>
     </w:p>
-    <w:bookmarkEnd w:id="139"/>
-    <w:bookmarkStart w:id="140" w:name="ref-botan2026"/>
+    <w:bookmarkEnd w:id="140"/>
+    <w:bookmarkStart w:id="141" w:name="ref-botan2026"/>
     <w:p>
       <w:pPr>
         <w:pStyle w:val="Bibliography"/>
@@ -10240,8 +10938,8 @@
         <w:t xml:space="preserve">.</w:t>
       </w:r>
     </w:p>
-    <w:bookmarkEnd w:id="140"/>
-    <w:bookmarkStart w:id="141" w:name="ref-brueffer2018"/>
+    <w:bookmarkEnd w:id="141"/>
+    <w:bookmarkStart w:id="142" w:name="ref-brueffer2018"/>
     <w:p>
       <w:pPr>
         <w:pStyle w:val="Bibliography"/>
@@ -10296,8 +10994,8 @@
         <w:t xml:space="preserve">2: 1–18.</w:t>
       </w:r>
     </w:p>
-    <w:bookmarkEnd w:id="141"/>
-    <w:bookmarkStart w:id="142" w:name="ref-tcga2012"/>
+    <w:bookmarkEnd w:id="142"/>
+    <w:bookmarkStart w:id="143" w:name="ref-tcga2012"/>
     <w:p>
       <w:pPr>
         <w:pStyle w:val="Bibliography"/>
@@ -10328,8 +11026,8 @@
         <w:t xml:space="preserve">490 (7418): 61–70.</w:t>
       </w:r>
     </w:p>
-    <w:bookmarkEnd w:id="142"/>
-    <w:bookmarkStart w:id="143" w:name="ref-cardoso2016"/>
+    <w:bookmarkEnd w:id="143"/>
+    <w:bookmarkStart w:id="144" w:name="ref-cardoso2016"/>
     <w:p>
       <w:pPr>
         <w:pStyle w:val="Bibliography"/>
@@ -10360,8 +11058,8 @@
         <w:t xml:space="preserve">375 (8): 717–29.</w:t>
       </w:r>
     </w:p>
-    <w:bookmarkEnd w:id="143"/>
-    <w:bookmarkStart w:id="144" w:name="ref-curtis2012"/>
+    <w:bookmarkEnd w:id="144"/>
+    <w:bookmarkStart w:id="145" w:name="ref-curtis2012"/>
     <w:p>
       <w:pPr>
         <w:pStyle w:val="Bibliography"/>
@@ -10392,8 +11090,8 @@
         <w:t xml:space="preserve">486 (7403): 346–52.</w:t>
       </w:r>
     </w:p>
-    <w:bookmarkEnd w:id="144"/>
-    <w:bookmarkStart w:id="145" w:name="ref-dersimonian1986"/>
+    <w:bookmarkEnd w:id="145"/>
+    <w:bookmarkStart w:id="146" w:name="ref-dersimonian1986"/>
     <w:p>
       <w:pPr>
         <w:pStyle w:val="Bibliography"/>
@@ -10424,8 +11122,85 @@
         <w:t xml:space="preserve">7 (3): 177–88.</w:t>
       </w:r>
     </w:p>
-    <w:bookmarkEnd w:id="145"/>
-    <w:bookmarkStart w:id="146" w:name="ref-esserman2012"/>
+    <w:bookmarkEnd w:id="146"/>
+    <w:bookmarkStart w:id="147" w:name="ref-dowsett2013"/>
+    <w:p>
+      <w:pPr>
+        <w:pStyle w:val="Bibliography"/>
+      </w:pPr>
+      <w:r>
+        <w:t xml:space="preserve">Dowsett, Mitch, Ivana Sestak, Elena Lopez-Knowles, Kally Sidhu, Anita K. Dunbier, J. Wayne Cowens, Sean Ferree, James Storhoff, Christopher Schaper, and Jack Cuzick. 2013.</w:t>
+      </w:r>
+      <w:r>
+        <w:t xml:space="preserve"> </w:t>
+      </w:r>
+      <w:r>
+        <w:t xml:space="preserve">“Comparison of</w:t>
+      </w:r>
+      <w:r>
+        <w:t xml:space="preserve"> </w:t>
+      </w:r>
+      <w:r>
+        <w:t xml:space="preserve">PAM50</w:t>
+      </w:r>
+      <w:r>
+        <w:t xml:space="preserve"> </w:t>
+      </w:r>
+      <w:r>
+        <w:t xml:space="preserve">Risk of Recurrence Score with</w:t>
+      </w:r>
+      <w:r>
+        <w:t xml:space="preserve"> </w:t>
+      </w:r>
+      <w:r>
+        <w:t xml:space="preserve">O</w:t>
+      </w:r>
+      <w:r>
+        <w:t xml:space="preserve">ncotype</w:t>
+      </w:r>
+      <w:r>
+        <w:t xml:space="preserve"> </w:t>
+      </w:r>
+      <w:r>
+        <w:t xml:space="preserve">DX</w:t>
+      </w:r>
+      <w:r>
+        <w:t xml:space="preserve"> </w:t>
+      </w:r>
+      <w:r>
+        <w:t xml:space="preserve">and</w:t>
+      </w:r>
+      <w:r>
+        <w:t xml:space="preserve"> </w:t>
+      </w:r>
+      <w:r>
+        <w:t xml:space="preserve">IHC4</w:t>
+      </w:r>
+      <w:r>
+        <w:t xml:space="preserve"> </w:t>
+      </w:r>
+      <w:r>
+        <w:t xml:space="preserve">for Predicting Risk of Distant Recurrence After Endocrine Therapy.”</w:t>
+      </w:r>
+      <w:r>
+        <w:t xml:space="preserve"> </w:t>
+      </w:r>
+      <w:r>
+        <w:rPr>
+          <w:i/>
+          <w:iCs/>
+        </w:rPr>
+        <w:t xml:space="preserve">J Clin Oncol</w:t>
+      </w:r>
+      <w:r>
+        <w:t xml:space="preserve"> </w:t>
+      </w:r>
+      <w:r>
+        <w:t xml:space="preserve">31 (22): 2783–90.</w:t>
+      </w:r>
+    </w:p>
+    <w:bookmarkEnd w:id="147"/>
+    <w:bookmarkStart w:id="148" w:name="ref-esserman2012"/>
     <w:p>
       <w:pPr>
         <w:pStyle w:val="Bibliography"/>
@@ -10465,8 +11240,8 @@
         <w:t xml:space="preserve">132 (3): 1049–62.</w:t>
       </w:r>
     </w:p>
-    <w:bookmarkEnd w:id="146"/>
-    <w:bookmarkStart w:id="147" w:name="ref-fine1999"/>
+    <w:bookmarkEnd w:id="148"/>
+    <w:bookmarkStart w:id="149" w:name="ref-fine1999"/>
     <w:p>
       <w:pPr>
         <w:pStyle w:val="Bibliography"/>
@@ -10497,8 +11272,8 @@
         <w:t xml:space="preserve">94 (446): 496–509.</w:t>
       </w:r>
     </w:p>
-    <w:bookmarkEnd w:id="147"/>
-    <w:bookmarkStart w:id="148" w:name="ref-friedman2010"/>
+    <w:bookmarkEnd w:id="149"/>
+    <w:bookmarkStart w:id="150" w:name="ref-friedman2010"/>
     <w:p>
       <w:pPr>
         <w:pStyle w:val="Bibliography"/>
@@ -10529,8 +11304,8 @@
         <w:t xml:space="preserve">33 (1): 1–22.</w:t>
       </w:r>
     </w:p>
-    <w:bookmarkEnd w:id="148"/>
-    <w:bookmarkStart w:id="149" w:name="ref-gendoo2016"/>
+    <w:bookmarkEnd w:id="150"/>
+    <w:bookmarkStart w:id="151" w:name="ref-gendoo2016"/>
     <w:p>
       <w:pPr>
         <w:pStyle w:val="Bibliography"/>
@@ -10573,8 +11348,8 @@
         <w:t xml:space="preserve">32 (7): 1097–99.</w:t>
       </w:r>
     </w:p>
-    <w:bookmarkEnd w:id="149"/>
-    <w:bookmarkStart w:id="150" w:name="ref-grambsch1994"/>
+    <w:bookmarkEnd w:id="151"/>
+    <w:bookmarkStart w:id="152" w:name="ref-grambsch1994"/>
     <w:p>
       <w:pPr>
         <w:pStyle w:val="Bibliography"/>
@@ -10605,8 +11380,8 @@
         <w:t xml:space="preserve">81 (3): 515–26.</w:t>
       </w:r>
     </w:p>
-    <w:bookmarkEnd w:id="150"/>
-    <w:bookmarkStart w:id="151" w:name="ref-harrell1982"/>
+    <w:bookmarkEnd w:id="152"/>
+    <w:bookmarkStart w:id="153" w:name="ref-harrell1982"/>
     <w:p>
       <w:pPr>
         <w:pStyle w:val="Bibliography"/>
@@ -10637,8 +11412,8 @@
         <w:t xml:space="preserve">247 (18): 2543–46.</w:t>
       </w:r>
     </w:p>
-    <w:bookmarkEnd w:id="151"/>
-    <w:bookmarkStart w:id="152" w:name="ref-hartung2001"/>
+    <w:bookmarkEnd w:id="153"/>
+    <w:bookmarkStart w:id="154" w:name="ref-hartung2001"/>
     <w:p>
       <w:pPr>
         <w:pStyle w:val="Bibliography"/>
@@ -10669,8 +11444,8 @@
         <w:t xml:space="preserve">20 (24): 3875–89.</w:t>
       </w:r>
     </w:p>
-    <w:bookmarkEnd w:id="152"/>
-    <w:bookmarkStart w:id="153" w:name="ref-hatzis2011"/>
+    <w:bookmarkEnd w:id="154"/>
+    <w:bookmarkStart w:id="155" w:name="ref-hatzis2011"/>
     <w:p>
       <w:pPr>
         <w:pStyle w:val="Bibliography"/>
@@ -10701,8 +11476,8 @@
         <w:t xml:space="preserve">305 (18): 1873–81.</w:t>
       </w:r>
     </w:p>
-    <w:bookmarkEnd w:id="153"/>
-    <w:bookmarkStart w:id="154" w:name="ref-higgins2003"/>
+    <w:bookmarkEnd w:id="155"/>
+    <w:bookmarkStart w:id="156" w:name="ref-higgins2003"/>
     <w:p>
       <w:pPr>
         <w:pStyle w:val="Bibliography"/>
@@ -10733,8 +11508,8 @@
         <w:t xml:space="preserve">327 (7414): 557–60.</w:t>
       </w:r>
     </w:p>
-    <w:bookmarkEnd w:id="154"/>
-    <w:bookmarkStart w:id="155" w:name="ref-kao2011"/>
+    <w:bookmarkEnd w:id="156"/>
+    <w:bookmarkStart w:id="157" w:name="ref-kao2011"/>
     <w:p>
       <w:pPr>
         <w:pStyle w:val="Bibliography"/>
@@ -10765,8 +11540,8 @@
         <w:t xml:space="preserve">11: 143.</w:t>
       </w:r>
     </w:p>
-    <w:bookmarkEnd w:id="155"/>
-    <w:bookmarkStart w:id="156" w:name="ref-maqc2010"/>
+    <w:bookmarkEnd w:id="157"/>
+    <w:bookmarkStart w:id="158" w:name="ref-maqc2010"/>
     <w:p>
       <w:pPr>
         <w:pStyle w:val="Bibliography"/>
@@ -10809,8 +11584,8 @@
         <w:t xml:space="preserve">28 (8): 827–38.</w:t>
       </w:r>
     </w:p>
-    <w:bookmarkEnd w:id="156"/>
-    <w:bookmarkStart w:id="157" w:name="ref-miyake2012"/>
+    <w:bookmarkEnd w:id="158"/>
+    <w:bookmarkStart w:id="159" w:name="ref-miyake2012"/>
     <w:p>
       <w:pPr>
         <w:pStyle w:val="Bibliography"/>
@@ -10859,8 +11634,8 @@
         <w:t xml:space="preserve">103 (5): 913–20.</w:t>
       </w:r>
     </w:p>
-    <w:bookmarkEnd w:id="157"/>
-    <w:bookmarkStart w:id="158" w:name="ref-moons2015"/>
+    <w:bookmarkEnd w:id="159"/>
+    <w:bookmarkStart w:id="160" w:name="ref-moons2015"/>
     <w:p>
       <w:pPr>
         <w:pStyle w:val="Bibliography"/>
@@ -10933,8 +11708,8 @@
         <w:t xml:space="preserve">162 (1): W1–73.</w:t>
       </w:r>
     </w:p>
-    <w:bookmarkEnd w:id="158"/>
-    <w:bookmarkStart w:id="159" w:name="ref-nielsen2014"/>
+    <w:bookmarkEnd w:id="160"/>
+    <w:bookmarkStart w:id="161" w:name="ref-nielsen2014"/>
     <w:p>
       <w:pPr>
         <w:pStyle w:val="Bibliography"/>
@@ -10998,8 +11773,8 @@
         <w:t xml:space="preserve">14: 177.</w:t>
       </w:r>
     </w:p>
-    <w:bookmarkEnd w:id="159"/>
-    <w:bookmarkStart w:id="160" w:name="ref-paik2004"/>
+    <w:bookmarkEnd w:id="161"/>
+    <w:bookmarkStart w:id="162" w:name="ref-paik2004"/>
     <w:p>
       <w:pPr>
         <w:pStyle w:val="Bibliography"/>
@@ -11030,8 +11805,8 @@
         <w:t xml:space="preserve">351 (27): 2817–26.</w:t>
       </w:r>
     </w:p>
-    <w:bookmarkEnd w:id="160"/>
-    <w:bookmarkStart w:id="161" w:name="ref-parker2009"/>
+    <w:bookmarkEnd w:id="162"/>
+    <w:bookmarkStart w:id="163" w:name="ref-parker2009"/>
     <w:p>
       <w:pPr>
         <w:pStyle w:val="Bibliography"/>
@@ -11062,8 +11837,8 @@
         <w:t xml:space="preserve">27 (8): 1160–67.</w:t>
       </w:r>
     </w:p>
-    <w:bookmarkEnd w:id="161"/>
-    <w:bookmarkStart w:id="162" w:name="ref-pawitan2005"/>
+    <w:bookmarkEnd w:id="163"/>
+    <w:bookmarkStart w:id="164" w:name="ref-pawitan2005"/>
     <w:p>
       <w:pPr>
         <w:pStyle w:val="Bibliography"/>
@@ -11094,8 +11869,8 @@
         <w:t xml:space="preserve">7 (6): R953–64.</w:t>
       </w:r>
     </w:p>
-    <w:bookmarkEnd w:id="162"/>
-    <w:bookmarkStart w:id="163" w:name="ref-perou2000"/>
+    <w:bookmarkEnd w:id="164"/>
+    <w:bookmarkStart w:id="165" w:name="ref-perou2000"/>
     <w:p>
       <w:pPr>
         <w:pStyle w:val="Bibliography"/>
@@ -11126,8 +11901,8 @@
         <w:t xml:space="preserve">406 (6797): 747–52.</w:t>
       </w:r>
     </w:p>
-    <w:bookmarkEnd w:id="163"/>
-    <w:bookmarkStart w:id="164" w:name="ref-prat2015"/>
+    <w:bookmarkEnd w:id="165"/>
+    <w:bookmarkStart w:id="166" w:name="ref-prat2015"/>
     <w:p>
       <w:pPr>
         <w:pStyle w:val="Bibliography"/>
@@ -11158,8 +11933,8 @@
         <w:t xml:space="preserve">13: 303.</w:t>
       </w:r>
     </w:p>
-    <w:bookmarkEnd w:id="164"/>
-    <w:bookmarkStart w:id="165" w:name="ref-robinson2010"/>
+    <w:bookmarkEnd w:id="166"/>
+    <w:bookmarkStart w:id="167" w:name="ref-robinson2010"/>
     <w:p>
       <w:pPr>
         <w:pStyle w:val="Bibliography"/>
@@ -11205,8 +11980,8 @@
         <w:t xml:space="preserve">26 (1): 139–40.</w:t>
       </w:r>
     </w:p>
-    <w:bookmarkEnd w:id="165"/>
-    <w:bookmarkStart w:id="166" w:name="ref-royston2004"/>
+    <w:bookmarkEnd w:id="167"/>
+    <w:bookmarkStart w:id="168" w:name="ref-royston2004"/>
     <w:p>
       <w:pPr>
         <w:pStyle w:val="Bibliography"/>
@@ -11246,8 +12021,8 @@
         <w:t xml:space="preserve">13: 33.</w:t>
       </w:r>
     </w:p>
-    <w:bookmarkEnd w:id="166"/>
-    <w:bookmarkStart w:id="167" w:name="ref-saal2015"/>
+    <w:bookmarkEnd w:id="168"/>
+    <w:bookmarkStart w:id="169" w:name="ref-saal2015"/>
     <w:p>
       <w:pPr>
         <w:pStyle w:val="Bibliography"/>
@@ -11287,8 +12062,8 @@
         <w:t xml:space="preserve">7: 20.</w:t>
       </w:r>
     </w:p>
-    <w:bookmarkEnd w:id="167"/>
-    <w:bookmarkStart w:id="168" w:name="ref-simon2011"/>
+    <w:bookmarkEnd w:id="169"/>
+    <w:bookmarkStart w:id="170" w:name="ref-simon2011"/>
     <w:p>
       <w:pPr>
         <w:pStyle w:val="Bibliography"/>
@@ -11328,8 +12103,8 @@
         <w:t xml:space="preserve">39 (5): 1–13.</w:t>
       </w:r>
     </w:p>
-    <w:bookmarkEnd w:id="168"/>
-    <w:bookmarkStart w:id="169" w:name="ref-sorlie2001"/>
+    <w:bookmarkEnd w:id="170"/>
+    <w:bookmarkStart w:id="171" w:name="ref-sorlie2001"/>
     <w:p>
       <w:pPr>
         <w:pStyle w:val="Bibliography"/>
@@ -11360,8 +12135,8 @@
         <w:t xml:space="preserve">98 (19): 10869–74.</w:t>
       </w:r>
     </w:p>
-    <w:bookmarkEnd w:id="169"/>
-    <w:bookmarkStart w:id="170" w:name="ref-sparano2018"/>
+    <w:bookmarkEnd w:id="171"/>
+    <w:bookmarkStart w:id="172" w:name="ref-sparano2018"/>
     <w:p>
       <w:pPr>
         <w:pStyle w:val="Bibliography"/>
@@ -11392,8 +12167,8 @@
         <w:t xml:space="preserve">379 (2): 111–21.</w:t>
       </w:r>
     </w:p>
-    <w:bookmarkEnd w:id="170"/>
-    <w:bookmarkStart w:id="171" w:name="ref-therneau2000"/>
+    <w:bookmarkEnd w:id="172"/>
+    <w:bookmarkStart w:id="173" w:name="ref-therneau2000"/>
     <w:p>
       <w:pPr>
         <w:pStyle w:val="Bibliography"/>
@@ -11436,8 +12211,8 @@
         <w:t xml:space="preserve">. New York: Springer.</w:t>
       </w:r>
     </w:p>
-    <w:bookmarkEnd w:id="171"/>
-    <w:bookmarkStart w:id="172" w:name="ref-tibshirani1997"/>
+    <w:bookmarkEnd w:id="173"/>
+    <w:bookmarkStart w:id="174" w:name="ref-tibshirani1997"/>
     <w:p>
       <w:pPr>
         <w:pStyle w:val="Bibliography"/>
@@ -11477,8 +12252,8 @@
         <w:t xml:space="preserve">16 (4): 385–95.</w:t>
       </w:r>
     </w:p>
-    <w:bookmarkEnd w:id="172"/>
-    <w:bookmarkStart w:id="173" w:name="ref-uno2011"/>
+    <w:bookmarkEnd w:id="174"/>
+    <w:bookmarkStart w:id="175" w:name="ref-uno2011"/>
     <w:p>
       <w:pPr>
         <w:pStyle w:val="Bibliography"/>
@@ -11518,8 +12293,8 @@
         <w:t xml:space="preserve">30 (10): 1105–17.</w:t>
       </w:r>
     </w:p>
-    <w:bookmarkEnd w:id="173"/>
-    <w:bookmarkStart w:id="174" w:name="ref-vantveer2002"/>
+    <w:bookmarkEnd w:id="175"/>
+    <w:bookmarkStart w:id="176" w:name="ref-vantveer2002"/>
     <w:p>
       <w:pPr>
         <w:pStyle w:val="Bibliography"/>
@@ -11550,8 +12325,8 @@
         <w:t xml:space="preserve">415 (6871): 530–36.</w:t>
       </w:r>
     </w:p>
-    <w:bookmarkEnd w:id="174"/>
-    <w:bookmarkStart w:id="175" w:name="ref-vickers2006"/>
+    <w:bookmarkEnd w:id="176"/>
+    <w:bookmarkStart w:id="177" w:name="ref-vickers2006"/>
     <w:p>
       <w:pPr>
         <w:pStyle w:val="Bibliography"/>
@@ -11582,8 +12357,8 @@
         <w:t xml:space="preserve">26 (6): 565–74.</w:t>
       </w:r>
     </w:p>
-    <w:bookmarkEnd w:id="175"/>
-    <w:bookmarkStart w:id="176" w:name="ref-viechtbauer2010"/>
+    <w:bookmarkEnd w:id="177"/>
+    <w:bookmarkStart w:id="178" w:name="ref-viechtbauer2010"/>
     <w:p>
       <w:pPr>
         <w:pStyle w:val="Bibliography"/>
@@ -11626,8 +12401,8 @@
         <w:t xml:space="preserve">36 (3): 1–48.</w:t>
       </w:r>
     </w:p>
-    <w:bookmarkEnd w:id="176"/>
-    <w:bookmarkStart w:id="177" w:name="ref-wolf2022"/>
+    <w:bookmarkEnd w:id="178"/>
+    <w:bookmarkStart w:id="179" w:name="ref-wolf2022"/>
     <w:p>
       <w:pPr>
         <w:pStyle w:val="Bibliography"/>
@@ -11658,8 +12433,8 @@
         <w:t xml:space="preserve">40 (6): 609–23.</w:t>
       </w:r>
     </w:p>
-    <w:bookmarkEnd w:id="177"/>
-    <w:bookmarkStart w:id="178" w:name="ref-zou2005"/>
+    <w:bookmarkEnd w:id="179"/>
+    <w:bookmarkStart w:id="180" w:name="ref-zou2005"/>
     <w:p>
       <w:pPr>
         <w:pStyle w:val="Bibliography"/>
@@ -11690,9 +12465,9 @@
         <w:t xml:space="preserve">67 (2): 301–20.</w:t>
       </w:r>
     </w:p>
-    <w:bookmarkEnd w:id="178"/>
-    <w:bookmarkEnd w:id="179"/>
     <w:bookmarkEnd w:id="180"/>
+    <w:bookmarkEnd w:id="181"/>
+    <w:bookmarkEnd w:id="182"/>
     <w:sectPr>
       <w:footnotePr>
         <w:numRestart w:val="eachSect"/>

--- a/submission/CorePAM_manuscript.docx
+++ b/submission/CorePAM_manuscript.docx
@@ -11981,7 +11981,7 @@
       </w:r>
     </w:p>
     <w:bookmarkEnd w:id="167"/>
-    <w:bookmarkStart w:id="168" w:name="ref-royston2004"/>
+    <w:bookmarkStart w:id="168" w:name="ref-royston2013"/>
     <w:p>
       <w:pPr>
         <w:pStyle w:val="Bibliography"/>
@@ -12430,7 +12430,7 @@
         <w:t xml:space="preserve"> </w:t>
       </w:r>
       <w:r>
-        <w:t xml:space="preserve">40 (6): 609–23.</w:t>
+        <w:t xml:space="preserve">40 (6): 609–623.e6.</w:t>
       </w:r>
     </w:p>
     <w:bookmarkEnd w:id="179"/>

--- a/submission/CorePAM_manuscript.docx
+++ b/submission/CorePAM_manuscript.docx
@@ -7047,7 +7047,7 @@
       </w:r>
     </w:p>
     <w:bookmarkEnd w:id="92"/>
-    <w:bookmarkStart w:id="182" w:name="additional-files"/>
+    <w:bookmarkStart w:id="222" w:name="additional-files"/>
     <w:p>
       <w:pPr>
         <w:pStyle w:val="Ttulo1"/>
@@ -12528,8 +12528,8 @@
       </w:tr>
     </w:tbl>
     <w:bookmarkEnd w:id="139"/>
-    <w:bookmarkStart w:id="181" w:name="refs"/>
-    <w:bookmarkStart w:id="140" w:name="ref-blanche2013"/>
+    <w:bookmarkStart w:id="221" w:name="refs"/>
+    <w:bookmarkStart w:id="141" w:name="ref-blanche2013"/>
     <w:p>
       <w:pPr>
         <w:pStyle w:val="Bibliografia"/>
@@ -12579,9 +12579,29 @@
         </w:rPr>
         <w:t xml:space="preserve">32 (30): 5381–97.</w:t>
       </w:r>
-    </w:p>
-    <w:bookmarkEnd w:id="140"/>
-    <w:bookmarkStart w:id="141" w:name="ref-botan2026"/>
+      <w:r>
+        <w:rPr>
+          <w:rFonts w:ascii="Times New Roman" w:hAnsi="Times New Roman"/>
+        </w:rPr>
+        <w:t xml:space="preserve"> </w:t>
+      </w:r>
+      <w:hyperlink r:id="rId140">
+        <w:r>
+          <w:rPr>
+            <w:rStyle w:val="Hyperlink"/>
+          </w:rPr>
+          <w:t xml:space="preserve">https://doi.org/10.1002/sim.5958</w:t>
+        </w:r>
+      </w:hyperlink>
+      <w:r>
+        <w:rPr>
+          <w:rFonts w:ascii="Times New Roman" w:hAnsi="Times New Roman"/>
+        </w:rPr>
+        <w:t xml:space="preserve">.</w:t>
+      </w:r>
+    </w:p>
+    <w:bookmarkEnd w:id="141"/>
+    <w:bookmarkStart w:id="142" w:name="ref-botan2026"/>
     <w:p>
       <w:pPr>
         <w:pStyle w:val="Bibliografia"/>
@@ -12662,8 +12682,8 @@
         <w:t xml:space="preserve">.</w:t>
       </w:r>
     </w:p>
-    <w:bookmarkEnd w:id="141"/>
-    <w:bookmarkStart w:id="142" w:name="ref-brueffer2018"/>
+    <w:bookmarkEnd w:id="142"/>
+    <w:bookmarkStart w:id="144" w:name="ref-brueffer2018"/>
     <w:p>
       <w:pPr>
         <w:pStyle w:val="Bibliografia"/>
@@ -12761,9 +12781,29 @@
         </w:rPr>
         <w:t xml:space="preserve">2: 1–18.</w:t>
       </w:r>
-    </w:p>
-    <w:bookmarkEnd w:id="142"/>
-    <w:bookmarkStart w:id="143" w:name="ref-tcga2012"/>
+      <w:r>
+        <w:rPr>
+          <w:rFonts w:ascii="Times New Roman" w:hAnsi="Times New Roman"/>
+        </w:rPr>
+        <w:t xml:space="preserve"> </w:t>
+      </w:r>
+      <w:hyperlink r:id="rId143">
+        <w:r>
+          <w:rPr>
+            <w:rStyle w:val="Hyperlink"/>
+          </w:rPr>
+          <w:t xml:space="preserve">https://doi.org/10.1200/po.17.00135</w:t>
+        </w:r>
+      </w:hyperlink>
+      <w:r>
+        <w:rPr>
+          <w:rFonts w:ascii="Times New Roman" w:hAnsi="Times New Roman"/>
+        </w:rPr>
+        <w:t xml:space="preserve">.</w:t>
+      </w:r>
+    </w:p>
+    <w:bookmarkEnd w:id="144"/>
+    <w:bookmarkStart w:id="146" w:name="ref-tcga2012"/>
     <w:p>
       <w:pPr>
         <w:pStyle w:val="Bibliografia"/>
@@ -12813,9 +12853,29 @@
         </w:rPr>
         <w:t xml:space="preserve">490 (7418): 61–70.</w:t>
       </w:r>
-    </w:p>
-    <w:bookmarkEnd w:id="143"/>
-    <w:bookmarkStart w:id="144" w:name="ref-cardoso2016"/>
+      <w:r>
+        <w:rPr>
+          <w:rFonts w:ascii="Times New Roman" w:hAnsi="Times New Roman"/>
+        </w:rPr>
+        <w:t xml:space="preserve"> </w:t>
+      </w:r>
+      <w:hyperlink r:id="rId145">
+        <w:r>
+          <w:rPr>
+            <w:rStyle w:val="Hyperlink"/>
+          </w:rPr>
+          <w:t xml:space="preserve">https://doi.org/10.1038/nature11412</w:t>
+        </w:r>
+      </w:hyperlink>
+      <w:r>
+        <w:rPr>
+          <w:rFonts w:ascii="Times New Roman" w:hAnsi="Times New Roman"/>
+        </w:rPr>
+        <w:t xml:space="preserve">.</w:t>
+      </w:r>
+    </w:p>
+    <w:bookmarkEnd w:id="146"/>
+    <w:bookmarkStart w:id="148" w:name="ref-cardoso2016"/>
     <w:p>
       <w:pPr>
         <w:pStyle w:val="Bibliografia"/>
@@ -12865,9 +12925,29 @@
         </w:rPr>
         <w:t xml:space="preserve">375 (8): 717–29.</w:t>
       </w:r>
-    </w:p>
-    <w:bookmarkEnd w:id="144"/>
-    <w:bookmarkStart w:id="145" w:name="ref-curtis2012"/>
+      <w:r>
+        <w:rPr>
+          <w:rFonts w:ascii="Times New Roman" w:hAnsi="Times New Roman"/>
+        </w:rPr>
+        <w:t xml:space="preserve"> </w:t>
+      </w:r>
+      <w:hyperlink r:id="rId147">
+        <w:r>
+          <w:rPr>
+            <w:rStyle w:val="Hyperlink"/>
+          </w:rPr>
+          <w:t xml:space="preserve">https://doi.org/10.1056/NEJMoa1602253</w:t>
+        </w:r>
+      </w:hyperlink>
+      <w:r>
+        <w:rPr>
+          <w:rFonts w:ascii="Times New Roman" w:hAnsi="Times New Roman"/>
+        </w:rPr>
+        <w:t xml:space="preserve">.</w:t>
+      </w:r>
+    </w:p>
+    <w:bookmarkEnd w:id="148"/>
+    <w:bookmarkStart w:id="150" w:name="ref-curtis2012"/>
     <w:p>
       <w:pPr>
         <w:pStyle w:val="Bibliografia"/>
@@ -12917,9 +12997,29 @@
         </w:rPr>
         <w:t xml:space="preserve">486 (7403): 346–52.</w:t>
       </w:r>
-    </w:p>
-    <w:bookmarkEnd w:id="145"/>
-    <w:bookmarkStart w:id="146" w:name="ref-dersimonian1986"/>
+      <w:r>
+        <w:rPr>
+          <w:rFonts w:ascii="Times New Roman" w:hAnsi="Times New Roman"/>
+        </w:rPr>
+        <w:t xml:space="preserve"> </w:t>
+      </w:r>
+      <w:hyperlink r:id="rId149">
+        <w:r>
+          <w:rPr>
+            <w:rStyle w:val="Hyperlink"/>
+          </w:rPr>
+          <w:t xml:space="preserve">https://doi.org/10.1038/nature10983</w:t>
+        </w:r>
+      </w:hyperlink>
+      <w:r>
+        <w:rPr>
+          <w:rFonts w:ascii="Times New Roman" w:hAnsi="Times New Roman"/>
+        </w:rPr>
+        <w:t xml:space="preserve">.</w:t>
+      </w:r>
+    </w:p>
+    <w:bookmarkEnd w:id="150"/>
+    <w:bookmarkStart w:id="152" w:name="ref-dersimonian1986"/>
     <w:p>
       <w:pPr>
         <w:pStyle w:val="Bibliografia"/>
@@ -12969,9 +13069,29 @@
         </w:rPr>
         <w:t xml:space="preserve">7 (3): 177–88.</w:t>
       </w:r>
-    </w:p>
-    <w:bookmarkEnd w:id="146"/>
-    <w:bookmarkStart w:id="147" w:name="ref-dowsett2013"/>
+      <w:r>
+        <w:rPr>
+          <w:rFonts w:ascii="Times New Roman" w:hAnsi="Times New Roman"/>
+        </w:rPr>
+        <w:t xml:space="preserve"> </w:t>
+      </w:r>
+      <w:hyperlink r:id="rId151">
+        <w:r>
+          <w:rPr>
+            <w:rStyle w:val="Hyperlink"/>
+          </w:rPr>
+          <w:t xml:space="preserve">https://doi.org/10.1016/0197-2456(86)90046-2</w:t>
+        </w:r>
+      </w:hyperlink>
+      <w:r>
+        <w:rPr>
+          <w:rFonts w:ascii="Times New Roman" w:hAnsi="Times New Roman"/>
+        </w:rPr>
+        <w:t xml:space="preserve">.</w:t>
+      </w:r>
+    </w:p>
+    <w:bookmarkEnd w:id="152"/>
+    <w:bookmarkStart w:id="154" w:name="ref-dowsett2013"/>
     <w:p>
       <w:pPr>
         <w:pStyle w:val="Bibliografia"/>
@@ -13111,9 +13231,29 @@
         </w:rPr>
         <w:t xml:space="preserve">31 (22): 2783–90.</w:t>
       </w:r>
-    </w:p>
-    <w:bookmarkEnd w:id="147"/>
-    <w:bookmarkStart w:id="148" w:name="ref-esserman2012"/>
+      <w:r>
+        <w:rPr>
+          <w:rFonts w:ascii="Times New Roman" w:hAnsi="Times New Roman"/>
+        </w:rPr>
+        <w:t xml:space="preserve"> </w:t>
+      </w:r>
+      <w:hyperlink r:id="rId153">
+        <w:r>
+          <w:rPr>
+            <w:rStyle w:val="Hyperlink"/>
+          </w:rPr>
+          <w:t xml:space="preserve">https://doi.org/10.1200/jco.2012.46.1558</w:t>
+        </w:r>
+      </w:hyperlink>
+      <w:r>
+        <w:rPr>
+          <w:rFonts w:ascii="Times New Roman" w:hAnsi="Times New Roman"/>
+        </w:rPr>
+        <w:t xml:space="preserve">.</w:t>
+      </w:r>
+    </w:p>
+    <w:bookmarkEnd w:id="154"/>
+    <w:bookmarkStart w:id="156" w:name="ref-esserman2012"/>
     <w:p>
       <w:pPr>
         <w:pStyle w:val="Bibliografia"/>
@@ -13181,9 +13321,29 @@
         </w:rPr>
         <w:t xml:space="preserve">132 (3): 1049–62.</w:t>
       </w:r>
-    </w:p>
-    <w:bookmarkEnd w:id="148"/>
-    <w:bookmarkStart w:id="149" w:name="ref-fine1999"/>
+      <w:r>
+        <w:rPr>
+          <w:rFonts w:ascii="Times New Roman" w:hAnsi="Times New Roman"/>
+        </w:rPr>
+        <w:t xml:space="preserve"> </w:t>
+      </w:r>
+      <w:hyperlink r:id="rId155">
+        <w:r>
+          <w:rPr>
+            <w:rStyle w:val="Hyperlink"/>
+          </w:rPr>
+          <w:t xml:space="preserve">https://doi.org/10.1007/s10549-011-1895-2</w:t>
+        </w:r>
+      </w:hyperlink>
+      <w:r>
+        <w:rPr>
+          <w:rFonts w:ascii="Times New Roman" w:hAnsi="Times New Roman"/>
+        </w:rPr>
+        <w:t xml:space="preserve">.</w:t>
+      </w:r>
+    </w:p>
+    <w:bookmarkEnd w:id="156"/>
+    <w:bookmarkStart w:id="158" w:name="ref-fine1999"/>
     <w:p>
       <w:pPr>
         <w:pStyle w:val="Bibliografia"/>
@@ -13233,9 +13393,29 @@
         </w:rPr>
         <w:t xml:space="preserve">94 (446): 496–509.</w:t>
       </w:r>
-    </w:p>
-    <w:bookmarkEnd w:id="149"/>
-    <w:bookmarkStart w:id="150" w:name="ref-friedman2010"/>
+      <w:r>
+        <w:rPr>
+          <w:rFonts w:ascii="Times New Roman" w:hAnsi="Times New Roman"/>
+        </w:rPr>
+        <w:t xml:space="preserve"> </w:t>
+      </w:r>
+      <w:hyperlink r:id="rId157">
+        <w:r>
+          <w:rPr>
+            <w:rStyle w:val="Hyperlink"/>
+          </w:rPr>
+          <w:t xml:space="preserve">https://doi.org/10.1080/01621459.1999.10474144</w:t>
+        </w:r>
+      </w:hyperlink>
+      <w:r>
+        <w:rPr>
+          <w:rFonts w:ascii="Times New Roman" w:hAnsi="Times New Roman"/>
+        </w:rPr>
+        <w:t xml:space="preserve">.</w:t>
+      </w:r>
+    </w:p>
+    <w:bookmarkEnd w:id="158"/>
+    <w:bookmarkStart w:id="160" w:name="ref-friedman2010"/>
     <w:p>
       <w:pPr>
         <w:pStyle w:val="Bibliografia"/>
@@ -13285,9 +13465,29 @@
         </w:rPr>
         <w:t xml:space="preserve">33 (1): 1–22.</w:t>
       </w:r>
-    </w:p>
-    <w:bookmarkEnd w:id="150"/>
-    <w:bookmarkStart w:id="151" w:name="ref-gendoo2016"/>
+      <w:r>
+        <w:rPr>
+          <w:rFonts w:ascii="Times New Roman" w:hAnsi="Times New Roman"/>
+        </w:rPr>
+        <w:t xml:space="preserve"> </w:t>
+      </w:r>
+      <w:hyperlink r:id="rId159">
+        <w:r>
+          <w:rPr>
+            <w:rStyle w:val="Hyperlink"/>
+          </w:rPr>
+          <w:t xml:space="preserve">https://doi.org/10.18637/jss.v033.i01</w:t>
+        </w:r>
+      </w:hyperlink>
+      <w:r>
+        <w:rPr>
+          <w:rFonts w:ascii="Times New Roman" w:hAnsi="Times New Roman"/>
+        </w:rPr>
+        <w:t xml:space="preserve">.</w:t>
+      </w:r>
+    </w:p>
+    <w:bookmarkEnd w:id="160"/>
+    <w:bookmarkStart w:id="162" w:name="ref-gendoo2016"/>
     <w:p>
       <w:pPr>
         <w:pStyle w:val="Bibliografia"/>
@@ -13361,9 +13561,29 @@
         </w:rPr>
         <w:t xml:space="preserve">32 (7): 1097–99.</w:t>
       </w:r>
-    </w:p>
-    <w:bookmarkEnd w:id="151"/>
-    <w:bookmarkStart w:id="152" w:name="ref-grambsch1994"/>
+      <w:r>
+        <w:rPr>
+          <w:rFonts w:ascii="Times New Roman" w:hAnsi="Times New Roman"/>
+        </w:rPr>
+        <w:t xml:space="preserve"> </w:t>
+      </w:r>
+      <w:hyperlink r:id="rId161">
+        <w:r>
+          <w:rPr>
+            <w:rStyle w:val="Hyperlink"/>
+          </w:rPr>
+          <w:t xml:space="preserve">https://doi.org/10.1093/bioinformatics/btv693</w:t>
+        </w:r>
+      </w:hyperlink>
+      <w:r>
+        <w:rPr>
+          <w:rFonts w:ascii="Times New Roman" w:hAnsi="Times New Roman"/>
+        </w:rPr>
+        <w:t xml:space="preserve">.</w:t>
+      </w:r>
+    </w:p>
+    <w:bookmarkEnd w:id="162"/>
+    <w:bookmarkStart w:id="164" w:name="ref-grambsch1994"/>
     <w:p>
       <w:pPr>
         <w:pStyle w:val="Bibliografia"/>
@@ -13413,9 +13633,29 @@
         </w:rPr>
         <w:t xml:space="preserve">81 (3): 515–26.</w:t>
       </w:r>
-    </w:p>
-    <w:bookmarkEnd w:id="152"/>
-    <w:bookmarkStart w:id="153" w:name="ref-harrell1982"/>
+      <w:r>
+        <w:rPr>
+          <w:rFonts w:ascii="Times New Roman" w:hAnsi="Times New Roman"/>
+        </w:rPr>
+        <w:t xml:space="preserve"> </w:t>
+      </w:r>
+      <w:hyperlink r:id="rId163">
+        <w:r>
+          <w:rPr>
+            <w:rStyle w:val="Hyperlink"/>
+          </w:rPr>
+          <w:t xml:space="preserve">https://doi.org/10.1093/biomet/81.3.515</w:t>
+        </w:r>
+      </w:hyperlink>
+      <w:r>
+        <w:rPr>
+          <w:rFonts w:ascii="Times New Roman" w:hAnsi="Times New Roman"/>
+        </w:rPr>
+        <w:t xml:space="preserve">.</w:t>
+      </w:r>
+    </w:p>
+    <w:bookmarkEnd w:id="164"/>
+    <w:bookmarkStart w:id="166" w:name="ref-harrell1982"/>
     <w:p>
       <w:pPr>
         <w:pStyle w:val="Bibliografia"/>
@@ -13465,9 +13705,29 @@
         </w:rPr>
         <w:t xml:space="preserve">247 (18): 2543–46.</w:t>
       </w:r>
-    </w:p>
-    <w:bookmarkEnd w:id="153"/>
-    <w:bookmarkStart w:id="154" w:name="ref-hartung2001"/>
+      <w:r>
+        <w:rPr>
+          <w:rFonts w:ascii="Times New Roman" w:hAnsi="Times New Roman"/>
+        </w:rPr>
+        <w:t xml:space="preserve"> </w:t>
+      </w:r>
+      <w:hyperlink r:id="rId165">
+        <w:r>
+          <w:rPr>
+            <w:rStyle w:val="Hyperlink"/>
+          </w:rPr>
+          <w:t xml:space="preserve">https://doi.org/10.1001/jama.1982.03320430047030</w:t>
+        </w:r>
+      </w:hyperlink>
+      <w:r>
+        <w:rPr>
+          <w:rFonts w:ascii="Times New Roman" w:hAnsi="Times New Roman"/>
+        </w:rPr>
+        <w:t xml:space="preserve">.</w:t>
+      </w:r>
+    </w:p>
+    <w:bookmarkEnd w:id="166"/>
+    <w:bookmarkStart w:id="168" w:name="ref-hartung2001"/>
     <w:p>
       <w:pPr>
         <w:pStyle w:val="Bibliografia"/>
@@ -13517,9 +13777,29 @@
         </w:rPr>
         <w:t xml:space="preserve">20 (24): 3875–89.</w:t>
       </w:r>
-    </w:p>
-    <w:bookmarkEnd w:id="154"/>
-    <w:bookmarkStart w:id="155" w:name="ref-hatzis2011"/>
+      <w:r>
+        <w:rPr>
+          <w:rFonts w:ascii="Times New Roman" w:hAnsi="Times New Roman"/>
+        </w:rPr>
+        <w:t xml:space="preserve"> </w:t>
+      </w:r>
+      <w:hyperlink r:id="rId167">
+        <w:r>
+          <w:rPr>
+            <w:rStyle w:val="Hyperlink"/>
+          </w:rPr>
+          <w:t xml:space="preserve">https://doi.org/10.1002/sim.1009</w:t>
+        </w:r>
+      </w:hyperlink>
+      <w:r>
+        <w:rPr>
+          <w:rFonts w:ascii="Times New Roman" w:hAnsi="Times New Roman"/>
+        </w:rPr>
+        <w:t xml:space="preserve">.</w:t>
+      </w:r>
+    </w:p>
+    <w:bookmarkEnd w:id="168"/>
+    <w:bookmarkStart w:id="170" w:name="ref-hatzis2011"/>
     <w:p>
       <w:pPr>
         <w:pStyle w:val="Bibliografia"/>
@@ -13569,9 +13849,29 @@
         </w:rPr>
         <w:t xml:space="preserve">305 (18): 1873–81.</w:t>
       </w:r>
-    </w:p>
-    <w:bookmarkEnd w:id="155"/>
-    <w:bookmarkStart w:id="156" w:name="ref-higgins2003"/>
+      <w:r>
+        <w:rPr>
+          <w:rFonts w:ascii="Times New Roman" w:hAnsi="Times New Roman"/>
+        </w:rPr>
+        <w:t xml:space="preserve"> </w:t>
+      </w:r>
+      <w:hyperlink r:id="rId169">
+        <w:r>
+          <w:rPr>
+            <w:rStyle w:val="Hyperlink"/>
+          </w:rPr>
+          <w:t xml:space="preserve">https://doi.org/10.1001/jama.2011.593</w:t>
+        </w:r>
+      </w:hyperlink>
+      <w:r>
+        <w:rPr>
+          <w:rFonts w:ascii="Times New Roman" w:hAnsi="Times New Roman"/>
+        </w:rPr>
+        <w:t xml:space="preserve">.</w:t>
+      </w:r>
+    </w:p>
+    <w:bookmarkEnd w:id="170"/>
+    <w:bookmarkStart w:id="172" w:name="ref-higgins2003"/>
     <w:p>
       <w:pPr>
         <w:pStyle w:val="Bibliografia"/>
@@ -13621,9 +13921,29 @@
         </w:rPr>
         <w:t xml:space="preserve">327 (7414): 557–60.</w:t>
       </w:r>
-    </w:p>
-    <w:bookmarkEnd w:id="156"/>
-    <w:bookmarkStart w:id="157" w:name="ref-kao2011"/>
+      <w:r>
+        <w:rPr>
+          <w:rFonts w:ascii="Times New Roman" w:hAnsi="Times New Roman"/>
+        </w:rPr>
+        <w:t xml:space="preserve"> </w:t>
+      </w:r>
+      <w:hyperlink r:id="rId171">
+        <w:r>
+          <w:rPr>
+            <w:rStyle w:val="Hyperlink"/>
+          </w:rPr>
+          <w:t xml:space="preserve">https://doi.org/10.1136/bmj.327.7414.557</w:t>
+        </w:r>
+      </w:hyperlink>
+      <w:r>
+        <w:rPr>
+          <w:rFonts w:ascii="Times New Roman" w:hAnsi="Times New Roman"/>
+        </w:rPr>
+        <w:t xml:space="preserve">.</w:t>
+      </w:r>
+    </w:p>
+    <w:bookmarkEnd w:id="172"/>
+    <w:bookmarkStart w:id="174" w:name="ref-kao2011"/>
     <w:p>
       <w:pPr>
         <w:pStyle w:val="Bibliografia"/>
@@ -13673,9 +13993,29 @@
         </w:rPr>
         <w:t xml:space="preserve">11: 143.</w:t>
       </w:r>
-    </w:p>
-    <w:bookmarkEnd w:id="157"/>
-    <w:bookmarkStart w:id="158" w:name="ref-maqc2010"/>
+      <w:r>
+        <w:rPr>
+          <w:rFonts w:ascii="Times New Roman" w:hAnsi="Times New Roman"/>
+        </w:rPr>
+        <w:t xml:space="preserve"> </w:t>
+      </w:r>
+      <w:hyperlink r:id="rId173">
+        <w:r>
+          <w:rPr>
+            <w:rStyle w:val="Hyperlink"/>
+          </w:rPr>
+          <w:t xml:space="preserve">https://doi.org/10.1186/1471-2407-11-143</w:t>
+        </w:r>
+      </w:hyperlink>
+      <w:r>
+        <w:rPr>
+          <w:rFonts w:ascii="Times New Roman" w:hAnsi="Times New Roman"/>
+        </w:rPr>
+        <w:t xml:space="preserve">.</w:t>
+      </w:r>
+    </w:p>
+    <w:bookmarkEnd w:id="174"/>
+    <w:bookmarkStart w:id="176" w:name="ref-maqc2010"/>
     <w:p>
       <w:pPr>
         <w:pStyle w:val="Bibliografia"/>
@@ -13749,9 +14089,29 @@
         </w:rPr>
         <w:t xml:space="preserve">28 (8): 827–38.</w:t>
       </w:r>
-    </w:p>
-    <w:bookmarkEnd w:id="158"/>
-    <w:bookmarkStart w:id="159" w:name="ref-miyake2012"/>
+      <w:r>
+        <w:rPr>
+          <w:rFonts w:ascii="Times New Roman" w:hAnsi="Times New Roman"/>
+        </w:rPr>
+        <w:t xml:space="preserve"> </w:t>
+      </w:r>
+      <w:hyperlink r:id="rId175">
+        <w:r>
+          <w:rPr>
+            <w:rStyle w:val="Hyperlink"/>
+          </w:rPr>
+          <w:t xml:space="preserve">https://doi.org/10.1038/nbt.1665</w:t>
+        </w:r>
+      </w:hyperlink>
+      <w:r>
+        <w:rPr>
+          <w:rFonts w:ascii="Times New Roman" w:hAnsi="Times New Roman"/>
+        </w:rPr>
+        <w:t xml:space="preserve">.</w:t>
+      </w:r>
+    </w:p>
+    <w:bookmarkEnd w:id="176"/>
+    <w:bookmarkStart w:id="178" w:name="ref-miyake2012"/>
     <w:p>
       <w:pPr>
         <w:pStyle w:val="Bibliografia"/>
@@ -13837,9 +14197,29 @@
         </w:rPr>
         <w:t xml:space="preserve">103 (5): 913–20.</w:t>
       </w:r>
-    </w:p>
-    <w:bookmarkEnd w:id="159"/>
-    <w:bookmarkStart w:id="160" w:name="ref-moons2015"/>
+      <w:r>
+        <w:rPr>
+          <w:rFonts w:ascii="Times New Roman" w:hAnsi="Times New Roman"/>
+        </w:rPr>
+        <w:t xml:space="preserve"> </w:t>
+      </w:r>
+      <w:hyperlink r:id="rId177">
+        <w:r>
+          <w:rPr>
+            <w:rStyle w:val="Hyperlink"/>
+          </w:rPr>
+          <w:t xml:space="preserve">https://doi.org/10.1111/j.1349-7006.2012.02231.x</w:t>
+        </w:r>
+      </w:hyperlink>
+      <w:r>
+        <w:rPr>
+          <w:rFonts w:ascii="Times New Roman" w:hAnsi="Times New Roman"/>
+        </w:rPr>
+        <w:t xml:space="preserve">.</w:t>
+      </w:r>
+    </w:p>
+    <w:bookmarkEnd w:id="178"/>
+    <w:bookmarkStart w:id="180" w:name="ref-moons2015"/>
     <w:p>
       <w:pPr>
         <w:pStyle w:val="Bibliografia"/>
@@ -13973,9 +14353,29 @@
         </w:rPr>
         <w:t xml:space="preserve">162 (1): W1–73.</w:t>
       </w:r>
-    </w:p>
-    <w:bookmarkEnd w:id="160"/>
-    <w:bookmarkStart w:id="161" w:name="ref-nielsen2014"/>
+      <w:r>
+        <w:rPr>
+          <w:rFonts w:ascii="Times New Roman" w:hAnsi="Times New Roman"/>
+        </w:rPr>
+        <w:t xml:space="preserve"> </w:t>
+      </w:r>
+      <w:hyperlink r:id="rId179">
+        <w:r>
+          <w:rPr>
+            <w:rStyle w:val="Hyperlink"/>
+          </w:rPr>
+          <w:t xml:space="preserve">https://doi.org/10.7326/M14-0698</w:t>
+        </w:r>
+      </w:hyperlink>
+      <w:r>
+        <w:rPr>
+          <w:rFonts w:ascii="Times New Roman" w:hAnsi="Times New Roman"/>
+        </w:rPr>
+        <w:t xml:space="preserve">.</w:t>
+      </w:r>
+    </w:p>
+    <w:bookmarkEnd w:id="180"/>
+    <w:bookmarkStart w:id="182" w:name="ref-nielsen2014"/>
     <w:p>
       <w:pPr>
         <w:pStyle w:val="Bibliografia"/>
@@ -14091,9 +14491,29 @@
         </w:rPr>
         <w:t xml:space="preserve">14: 177.</w:t>
       </w:r>
-    </w:p>
-    <w:bookmarkEnd w:id="161"/>
-    <w:bookmarkStart w:id="162" w:name="ref-paik2004"/>
+      <w:r>
+        <w:rPr>
+          <w:rFonts w:ascii="Times New Roman" w:hAnsi="Times New Roman"/>
+        </w:rPr>
+        <w:t xml:space="preserve"> </w:t>
+      </w:r>
+      <w:hyperlink r:id="rId181">
+        <w:r>
+          <w:rPr>
+            <w:rStyle w:val="Hyperlink"/>
+          </w:rPr>
+          <w:t xml:space="preserve">https://doi.org/10.1186/1471-2407-14-177</w:t>
+        </w:r>
+      </w:hyperlink>
+      <w:r>
+        <w:rPr>
+          <w:rFonts w:ascii="Times New Roman" w:hAnsi="Times New Roman"/>
+        </w:rPr>
+        <w:t xml:space="preserve">.</w:t>
+      </w:r>
+    </w:p>
+    <w:bookmarkEnd w:id="182"/>
+    <w:bookmarkStart w:id="184" w:name="ref-paik2004"/>
     <w:p>
       <w:pPr>
         <w:pStyle w:val="Bibliografia"/>
@@ -14143,9 +14563,29 @@
         </w:rPr>
         <w:t xml:space="preserve">351 (27): 2817–26.</w:t>
       </w:r>
-    </w:p>
-    <w:bookmarkEnd w:id="162"/>
-    <w:bookmarkStart w:id="163" w:name="ref-parker2009"/>
+      <w:r>
+        <w:rPr>
+          <w:rFonts w:ascii="Times New Roman" w:hAnsi="Times New Roman"/>
+        </w:rPr>
+        <w:t xml:space="preserve"> </w:t>
+      </w:r>
+      <w:hyperlink r:id="rId183">
+        <w:r>
+          <w:rPr>
+            <w:rStyle w:val="Hyperlink"/>
+          </w:rPr>
+          <w:t xml:space="preserve">https://doi.org/10.1056/nejmoa041588</w:t>
+        </w:r>
+      </w:hyperlink>
+      <w:r>
+        <w:rPr>
+          <w:rFonts w:ascii="Times New Roman" w:hAnsi="Times New Roman"/>
+        </w:rPr>
+        <w:t xml:space="preserve">.</w:t>
+      </w:r>
+    </w:p>
+    <w:bookmarkEnd w:id="184"/>
+    <w:bookmarkStart w:id="186" w:name="ref-parker2009"/>
     <w:p>
       <w:pPr>
         <w:pStyle w:val="Bibliografia"/>
@@ -14195,9 +14635,29 @@
         </w:rPr>
         <w:t xml:space="preserve">27 (8): 1160–67.</w:t>
       </w:r>
-    </w:p>
-    <w:bookmarkEnd w:id="163"/>
-    <w:bookmarkStart w:id="164" w:name="ref-pawitan2005"/>
+      <w:r>
+        <w:rPr>
+          <w:rFonts w:ascii="Times New Roman" w:hAnsi="Times New Roman"/>
+        </w:rPr>
+        <w:t xml:space="preserve"> </w:t>
+      </w:r>
+      <w:hyperlink r:id="rId185">
+        <w:r>
+          <w:rPr>
+            <w:rStyle w:val="Hyperlink"/>
+          </w:rPr>
+          <w:t xml:space="preserve">https://doi.org/10.1200/jco.2008.18.1370</w:t>
+        </w:r>
+      </w:hyperlink>
+      <w:r>
+        <w:rPr>
+          <w:rFonts w:ascii="Times New Roman" w:hAnsi="Times New Roman"/>
+        </w:rPr>
+        <w:t xml:space="preserve">.</w:t>
+      </w:r>
+    </w:p>
+    <w:bookmarkEnd w:id="186"/>
+    <w:bookmarkStart w:id="188" w:name="ref-pawitan2005"/>
     <w:p>
       <w:pPr>
         <w:pStyle w:val="Bibliografia"/>
@@ -14247,9 +14707,29 @@
         </w:rPr>
         <w:t xml:space="preserve">7 (6): R953–64.</w:t>
       </w:r>
-    </w:p>
-    <w:bookmarkEnd w:id="164"/>
-    <w:bookmarkStart w:id="165" w:name="ref-perou2000"/>
+      <w:r>
+        <w:rPr>
+          <w:rFonts w:ascii="Times New Roman" w:hAnsi="Times New Roman"/>
+        </w:rPr>
+        <w:t xml:space="preserve"> </w:t>
+      </w:r>
+      <w:hyperlink r:id="rId187">
+        <w:r>
+          <w:rPr>
+            <w:rStyle w:val="Hyperlink"/>
+          </w:rPr>
+          <w:t xml:space="preserve">https://doi.org/10.1186/bcr1325</w:t>
+        </w:r>
+      </w:hyperlink>
+      <w:r>
+        <w:rPr>
+          <w:rFonts w:ascii="Times New Roman" w:hAnsi="Times New Roman"/>
+        </w:rPr>
+        <w:t xml:space="preserve">.</w:t>
+      </w:r>
+    </w:p>
+    <w:bookmarkEnd w:id="188"/>
+    <w:bookmarkStart w:id="190" w:name="ref-perou2000"/>
     <w:p>
       <w:pPr>
         <w:pStyle w:val="Bibliografia"/>
@@ -14299,9 +14779,29 @@
         </w:rPr>
         <w:t xml:space="preserve">406 (6797): 747–52.</w:t>
       </w:r>
-    </w:p>
-    <w:bookmarkEnd w:id="165"/>
-    <w:bookmarkStart w:id="166" w:name="ref-prat2015"/>
+      <w:r>
+        <w:rPr>
+          <w:rFonts w:ascii="Times New Roman" w:hAnsi="Times New Roman"/>
+        </w:rPr>
+        <w:t xml:space="preserve"> </w:t>
+      </w:r>
+      <w:hyperlink r:id="rId189">
+        <w:r>
+          <w:rPr>
+            <w:rStyle w:val="Hyperlink"/>
+          </w:rPr>
+          <w:t xml:space="preserve">https://doi.org/10.1038/35021093</w:t>
+        </w:r>
+      </w:hyperlink>
+      <w:r>
+        <w:rPr>
+          <w:rFonts w:ascii="Times New Roman" w:hAnsi="Times New Roman"/>
+        </w:rPr>
+        <w:t xml:space="preserve">.</w:t>
+      </w:r>
+    </w:p>
+    <w:bookmarkEnd w:id="190"/>
+    <w:bookmarkStart w:id="192" w:name="ref-prat2015"/>
     <w:p>
       <w:pPr>
         <w:pStyle w:val="Bibliografia"/>
@@ -14351,9 +14851,29 @@
         </w:rPr>
         <w:t xml:space="preserve">13: 303.</w:t>
       </w:r>
-    </w:p>
-    <w:bookmarkEnd w:id="166"/>
-    <w:bookmarkStart w:id="167" w:name="ref-robinson2010"/>
+      <w:r>
+        <w:rPr>
+          <w:rFonts w:ascii="Times New Roman" w:hAnsi="Times New Roman"/>
+        </w:rPr>
+        <w:t xml:space="preserve"> </w:t>
+      </w:r>
+      <w:hyperlink r:id="rId191">
+        <w:r>
+          <w:rPr>
+            <w:rStyle w:val="Hyperlink"/>
+          </w:rPr>
+          <w:t xml:space="preserve">https://doi.org/10.1186/s12916-015-0540-z</w:t>
+        </w:r>
+      </w:hyperlink>
+      <w:r>
+        <w:rPr>
+          <w:rFonts w:ascii="Times New Roman" w:hAnsi="Times New Roman"/>
+        </w:rPr>
+        <w:t xml:space="preserve">.</w:t>
+      </w:r>
+    </w:p>
+    <w:bookmarkEnd w:id="192"/>
+    <w:bookmarkStart w:id="194" w:name="ref-robinson2010"/>
     <w:p>
       <w:pPr>
         <w:pStyle w:val="Bibliografia"/>
@@ -14433,9 +14953,29 @@
         </w:rPr>
         <w:t xml:space="preserve">26 (1): 139–40.</w:t>
       </w:r>
-    </w:p>
-    <w:bookmarkEnd w:id="167"/>
-    <w:bookmarkStart w:id="168" w:name="ref-royston2013"/>
+      <w:r>
+        <w:rPr>
+          <w:rFonts w:ascii="Times New Roman" w:hAnsi="Times New Roman"/>
+        </w:rPr>
+        <w:t xml:space="preserve"> </w:t>
+      </w:r>
+      <w:hyperlink r:id="rId193">
+        <w:r>
+          <w:rPr>
+            <w:rStyle w:val="Hyperlink"/>
+          </w:rPr>
+          <w:t xml:space="preserve">https://doi.org/10.1093/bioinformatics/btp616</w:t>
+        </w:r>
+      </w:hyperlink>
+      <w:r>
+        <w:rPr>
+          <w:rFonts w:ascii="Times New Roman" w:hAnsi="Times New Roman"/>
+        </w:rPr>
+        <w:t xml:space="preserve">.</w:t>
+      </w:r>
+    </w:p>
+    <w:bookmarkEnd w:id="194"/>
+    <w:bookmarkStart w:id="196" w:name="ref-royston2013"/>
     <w:p>
       <w:pPr>
         <w:pStyle w:val="Bibliografia"/>
@@ -14503,9 +15043,29 @@
         </w:rPr>
         <w:t xml:space="preserve">13: 33.</w:t>
       </w:r>
-    </w:p>
-    <w:bookmarkEnd w:id="168"/>
-    <w:bookmarkStart w:id="169" w:name="ref-saal2015"/>
+      <w:r>
+        <w:rPr>
+          <w:rFonts w:ascii="Times New Roman" w:hAnsi="Times New Roman"/>
+        </w:rPr>
+        <w:t xml:space="preserve"> </w:t>
+      </w:r>
+      <w:hyperlink r:id="rId195">
+        <w:r>
+          <w:rPr>
+            <w:rStyle w:val="Hyperlink"/>
+          </w:rPr>
+          <w:t xml:space="preserve">https://doi.org/10.1186/1471-2288-13-33</w:t>
+        </w:r>
+      </w:hyperlink>
+      <w:r>
+        <w:rPr>
+          <w:rFonts w:ascii="Times New Roman" w:hAnsi="Times New Roman"/>
+        </w:rPr>
+        <w:t xml:space="preserve">.</w:t>
+      </w:r>
+    </w:p>
+    <w:bookmarkEnd w:id="196"/>
+    <w:bookmarkStart w:id="198" w:name="ref-saal2015"/>
     <w:p>
       <w:pPr>
         <w:pStyle w:val="Bibliografia"/>
@@ -14573,9 +15133,29 @@
         </w:rPr>
         <w:t xml:space="preserve">7: 20.</w:t>
       </w:r>
-    </w:p>
-    <w:bookmarkEnd w:id="169"/>
-    <w:bookmarkStart w:id="170" w:name="ref-simon2011"/>
+      <w:r>
+        <w:rPr>
+          <w:rFonts w:ascii="Times New Roman" w:hAnsi="Times New Roman"/>
+        </w:rPr>
+        <w:t xml:space="preserve"> </w:t>
+      </w:r>
+      <w:hyperlink r:id="rId197">
+        <w:r>
+          <w:rPr>
+            <w:rStyle w:val="Hyperlink"/>
+          </w:rPr>
+          <w:t xml:space="preserve">https://doi.org/10.1186/s13073-015-0131-9</w:t>
+        </w:r>
+      </w:hyperlink>
+      <w:r>
+        <w:rPr>
+          <w:rFonts w:ascii="Times New Roman" w:hAnsi="Times New Roman"/>
+        </w:rPr>
+        <w:t xml:space="preserve">.</w:t>
+      </w:r>
+    </w:p>
+    <w:bookmarkEnd w:id="198"/>
+    <w:bookmarkStart w:id="200" w:name="ref-simon2011"/>
     <w:p>
       <w:pPr>
         <w:pStyle w:val="Bibliografia"/>
@@ -14643,9 +15223,29 @@
         </w:rPr>
         <w:t xml:space="preserve">39 (5): 1–13.</w:t>
       </w:r>
-    </w:p>
-    <w:bookmarkEnd w:id="170"/>
-    <w:bookmarkStart w:id="171" w:name="ref-sorlie2001"/>
+      <w:r>
+        <w:rPr>
+          <w:rFonts w:ascii="Times New Roman" w:hAnsi="Times New Roman"/>
+        </w:rPr>
+        <w:t xml:space="preserve"> </w:t>
+      </w:r>
+      <w:hyperlink r:id="rId199">
+        <w:r>
+          <w:rPr>
+            <w:rStyle w:val="Hyperlink"/>
+          </w:rPr>
+          <w:t xml:space="preserve">https://doi.org/10.18637/jss.v039.i05</w:t>
+        </w:r>
+      </w:hyperlink>
+      <w:r>
+        <w:rPr>
+          <w:rFonts w:ascii="Times New Roman" w:hAnsi="Times New Roman"/>
+        </w:rPr>
+        <w:t xml:space="preserve">.</w:t>
+      </w:r>
+    </w:p>
+    <w:bookmarkEnd w:id="200"/>
+    <w:bookmarkStart w:id="202" w:name="ref-sorlie2001"/>
     <w:p>
       <w:pPr>
         <w:pStyle w:val="Bibliografia"/>
@@ -14695,9 +15295,29 @@
         </w:rPr>
         <w:t xml:space="preserve">98 (19): 10869–74.</w:t>
       </w:r>
-    </w:p>
-    <w:bookmarkEnd w:id="171"/>
-    <w:bookmarkStart w:id="172" w:name="ref-sparano2018"/>
+      <w:r>
+        <w:rPr>
+          <w:rFonts w:ascii="Times New Roman" w:hAnsi="Times New Roman"/>
+        </w:rPr>
+        <w:t xml:space="preserve"> </w:t>
+      </w:r>
+      <w:hyperlink r:id="rId201">
+        <w:r>
+          <w:rPr>
+            <w:rStyle w:val="Hyperlink"/>
+          </w:rPr>
+          <w:t xml:space="preserve">https://doi.org/10.1073/pnas.191367098</w:t>
+        </w:r>
+      </w:hyperlink>
+      <w:r>
+        <w:rPr>
+          <w:rFonts w:ascii="Times New Roman" w:hAnsi="Times New Roman"/>
+        </w:rPr>
+        <w:t xml:space="preserve">.</w:t>
+      </w:r>
+    </w:p>
+    <w:bookmarkEnd w:id="202"/>
+    <w:bookmarkStart w:id="204" w:name="ref-sparano2018"/>
     <w:p>
       <w:pPr>
         <w:pStyle w:val="Bibliografia"/>
@@ -14747,9 +15367,29 @@
         </w:rPr>
         <w:t xml:space="preserve">379 (2): 111–21.</w:t>
       </w:r>
-    </w:p>
-    <w:bookmarkEnd w:id="172"/>
-    <w:bookmarkStart w:id="173" w:name="ref-therneau2000"/>
+      <w:r>
+        <w:rPr>
+          <w:rFonts w:ascii="Times New Roman" w:hAnsi="Times New Roman"/>
+        </w:rPr>
+        <w:t xml:space="preserve"> </w:t>
+      </w:r>
+      <w:hyperlink r:id="rId203">
+        <w:r>
+          <w:rPr>
+            <w:rStyle w:val="Hyperlink"/>
+          </w:rPr>
+          <w:t xml:space="preserve">https://doi.org/10.1056/NEJMoa1804710</w:t>
+        </w:r>
+      </w:hyperlink>
+      <w:r>
+        <w:rPr>
+          <w:rFonts w:ascii="Times New Roman" w:hAnsi="Times New Roman"/>
+        </w:rPr>
+        <w:t xml:space="preserve">.</w:t>
+      </w:r>
+    </w:p>
+    <w:bookmarkEnd w:id="204"/>
+    <w:bookmarkStart w:id="206" w:name="ref-therneau2000"/>
     <w:p>
       <w:pPr>
         <w:pStyle w:val="Bibliografia"/>
@@ -14805,9 +15445,29 @@
         </w:rPr>
         <w:t xml:space="preserve">. New York: Springer.</w:t>
       </w:r>
-    </w:p>
-    <w:bookmarkEnd w:id="173"/>
-    <w:bookmarkStart w:id="174" w:name="ref-tibshirani1997"/>
+      <w:r>
+        <w:rPr>
+          <w:rFonts w:ascii="Times New Roman" w:hAnsi="Times New Roman"/>
+        </w:rPr>
+        <w:t xml:space="preserve"> </w:t>
+      </w:r>
+      <w:hyperlink r:id="rId205">
+        <w:r>
+          <w:rPr>
+            <w:rStyle w:val="Hyperlink"/>
+          </w:rPr>
+          <w:t xml:space="preserve">https://doi.org/10.1007/978-1-4757-3294-8</w:t>
+        </w:r>
+      </w:hyperlink>
+      <w:r>
+        <w:rPr>
+          <w:rFonts w:ascii="Times New Roman" w:hAnsi="Times New Roman"/>
+        </w:rPr>
+        <w:t xml:space="preserve">.</w:t>
+      </w:r>
+    </w:p>
+    <w:bookmarkEnd w:id="206"/>
+    <w:bookmarkStart w:id="208" w:name="ref-tibshirani1997"/>
     <w:p>
       <w:pPr>
         <w:pStyle w:val="Bibliografia"/>
@@ -14875,9 +15535,29 @@
         </w:rPr>
         <w:t xml:space="preserve">16 (4): 385–95.</w:t>
       </w:r>
-    </w:p>
-    <w:bookmarkEnd w:id="174"/>
-    <w:bookmarkStart w:id="175" w:name="ref-uno2011"/>
+      <w:r>
+        <w:rPr>
+          <w:rFonts w:ascii="Times New Roman" w:hAnsi="Times New Roman"/>
+        </w:rPr>
+        <w:t xml:space="preserve"> </w:t>
+      </w:r>
+      <w:hyperlink r:id="rId207">
+        <w:r>
+          <w:rPr>
+            <w:rStyle w:val="Hyperlink"/>
+          </w:rPr>
+          <w:t xml:space="preserve">https://doi.org/10.1002/(sici)1097-0258(19970228)16:4&lt;385::aid-sim380&gt;3.0.co;2-3</w:t>
+        </w:r>
+      </w:hyperlink>
+      <w:r>
+        <w:rPr>
+          <w:rFonts w:ascii="Times New Roman" w:hAnsi="Times New Roman"/>
+        </w:rPr>
+        <w:t xml:space="preserve">.</w:t>
+      </w:r>
+    </w:p>
+    <w:bookmarkEnd w:id="208"/>
+    <w:bookmarkStart w:id="210" w:name="ref-uno2011"/>
     <w:p>
       <w:pPr>
         <w:pStyle w:val="Bibliografia"/>
@@ -14945,9 +15625,29 @@
         </w:rPr>
         <w:t xml:space="preserve">30 (10): 1105–17.</w:t>
       </w:r>
-    </w:p>
-    <w:bookmarkEnd w:id="175"/>
-    <w:bookmarkStart w:id="176" w:name="ref-vantveer2002"/>
+      <w:r>
+        <w:rPr>
+          <w:rFonts w:ascii="Times New Roman" w:hAnsi="Times New Roman"/>
+        </w:rPr>
+        <w:t xml:space="preserve"> </w:t>
+      </w:r>
+      <w:hyperlink r:id="rId209">
+        <w:r>
+          <w:rPr>
+            <w:rStyle w:val="Hyperlink"/>
+          </w:rPr>
+          <w:t xml:space="preserve">https://doi.org/10.1002/sim.4154</w:t>
+        </w:r>
+      </w:hyperlink>
+      <w:r>
+        <w:rPr>
+          <w:rFonts w:ascii="Times New Roman" w:hAnsi="Times New Roman"/>
+        </w:rPr>
+        <w:t xml:space="preserve">.</w:t>
+      </w:r>
+    </w:p>
+    <w:bookmarkEnd w:id="210"/>
+    <w:bookmarkStart w:id="212" w:name="ref-vantveer2002"/>
     <w:p>
       <w:pPr>
         <w:pStyle w:val="Bibliografia"/>
@@ -14997,9 +15697,29 @@
         </w:rPr>
         <w:t xml:space="preserve">415 (6871): 530–36.</w:t>
       </w:r>
-    </w:p>
-    <w:bookmarkEnd w:id="176"/>
-    <w:bookmarkStart w:id="177" w:name="ref-vickers2006"/>
+      <w:r>
+        <w:rPr>
+          <w:rFonts w:ascii="Times New Roman" w:hAnsi="Times New Roman"/>
+        </w:rPr>
+        <w:t xml:space="preserve"> </w:t>
+      </w:r>
+      <w:hyperlink r:id="rId211">
+        <w:r>
+          <w:rPr>
+            <w:rStyle w:val="Hyperlink"/>
+          </w:rPr>
+          <w:t xml:space="preserve">https://doi.org/10.1038/415530a</w:t>
+        </w:r>
+      </w:hyperlink>
+      <w:r>
+        <w:rPr>
+          <w:rFonts w:ascii="Times New Roman" w:hAnsi="Times New Roman"/>
+        </w:rPr>
+        <w:t xml:space="preserve">.</w:t>
+      </w:r>
+    </w:p>
+    <w:bookmarkEnd w:id="212"/>
+    <w:bookmarkStart w:id="214" w:name="ref-vickers2006"/>
     <w:p>
       <w:pPr>
         <w:pStyle w:val="Bibliografia"/>
@@ -15049,9 +15769,29 @@
         </w:rPr>
         <w:t xml:space="preserve">26 (6): 565–74.</w:t>
       </w:r>
-    </w:p>
-    <w:bookmarkEnd w:id="177"/>
-    <w:bookmarkStart w:id="178" w:name="ref-viechtbauer2010"/>
+      <w:r>
+        <w:rPr>
+          <w:rFonts w:ascii="Times New Roman" w:hAnsi="Times New Roman"/>
+        </w:rPr>
+        <w:t xml:space="preserve"> </w:t>
+      </w:r>
+      <w:hyperlink r:id="rId213">
+        <w:r>
+          <w:rPr>
+            <w:rStyle w:val="Hyperlink"/>
+          </w:rPr>
+          <w:t xml:space="preserve">https://doi.org/10.1177/0272989x06295361</w:t>
+        </w:r>
+      </w:hyperlink>
+      <w:r>
+        <w:rPr>
+          <w:rFonts w:ascii="Times New Roman" w:hAnsi="Times New Roman"/>
+        </w:rPr>
+        <w:t xml:space="preserve">.</w:t>
+      </w:r>
+    </w:p>
+    <w:bookmarkEnd w:id="214"/>
+    <w:bookmarkStart w:id="216" w:name="ref-viechtbauer2010"/>
     <w:p>
       <w:pPr>
         <w:pStyle w:val="Bibliografia"/>
@@ -15125,9 +15865,29 @@
         </w:rPr>
         <w:t xml:space="preserve">36 (3): 1–48.</w:t>
       </w:r>
-    </w:p>
-    <w:bookmarkEnd w:id="178"/>
-    <w:bookmarkStart w:id="179" w:name="ref-wolf2022"/>
+      <w:r>
+        <w:rPr>
+          <w:rFonts w:ascii="Times New Roman" w:hAnsi="Times New Roman"/>
+        </w:rPr>
+        <w:t xml:space="preserve"> </w:t>
+      </w:r>
+      <w:hyperlink r:id="rId215">
+        <w:r>
+          <w:rPr>
+            <w:rStyle w:val="Hyperlink"/>
+          </w:rPr>
+          <w:t xml:space="preserve">https://doi.org/10.18637/jss.v036.i03</w:t>
+        </w:r>
+      </w:hyperlink>
+      <w:r>
+        <w:rPr>
+          <w:rFonts w:ascii="Times New Roman" w:hAnsi="Times New Roman"/>
+        </w:rPr>
+        <w:t xml:space="preserve">.</w:t>
+      </w:r>
+    </w:p>
+    <w:bookmarkEnd w:id="216"/>
+    <w:bookmarkStart w:id="218" w:name="ref-wolf2022"/>
     <w:p>
       <w:pPr>
         <w:pStyle w:val="Bibliografia"/>
@@ -15177,9 +15937,29 @@
         </w:rPr>
         <w:t xml:space="preserve">40 (6): 609–623.e6.</w:t>
       </w:r>
-    </w:p>
-    <w:bookmarkEnd w:id="179"/>
-    <w:bookmarkStart w:id="180" w:name="ref-zou2005"/>
+      <w:r>
+        <w:rPr>
+          <w:rFonts w:ascii="Times New Roman" w:hAnsi="Times New Roman"/>
+        </w:rPr>
+        <w:t xml:space="preserve"> </w:t>
+      </w:r>
+      <w:hyperlink r:id="rId217">
+        <w:r>
+          <w:rPr>
+            <w:rStyle w:val="Hyperlink"/>
+          </w:rPr>
+          <w:t xml:space="preserve">https://doi.org/10.1016/j.ccell.2022.05.005</w:t>
+        </w:r>
+      </w:hyperlink>
+      <w:r>
+        <w:rPr>
+          <w:rFonts w:ascii="Times New Roman" w:hAnsi="Times New Roman"/>
+        </w:rPr>
+        <w:t xml:space="preserve">.</w:t>
+      </w:r>
+    </w:p>
+    <w:bookmarkEnd w:id="218"/>
+    <w:bookmarkStart w:id="220" w:name="ref-zou2005"/>
     <w:p>
       <w:pPr>
         <w:pStyle w:val="Bibliografia"/>
@@ -15229,10 +16009,30 @@
         </w:rPr>
         <w:t xml:space="preserve">67 (2): 301–20.</w:t>
       </w:r>
-    </w:p>
-    <w:bookmarkEnd w:id="180"/>
-    <w:bookmarkEnd w:id="181"/>
-    <w:bookmarkEnd w:id="182"/>
+      <w:r>
+        <w:rPr>
+          <w:rFonts w:ascii="Times New Roman" w:hAnsi="Times New Roman"/>
+        </w:rPr>
+        <w:t xml:space="preserve"> </w:t>
+      </w:r>
+      <w:hyperlink r:id="rId219">
+        <w:r>
+          <w:rPr>
+            <w:rStyle w:val="Hyperlink"/>
+          </w:rPr>
+          <w:t xml:space="preserve">https://doi.org/10.1111/j.1467-9868.2005.00503.x</w:t>
+        </w:r>
+      </w:hyperlink>
+      <w:r>
+        <w:rPr>
+          <w:rFonts w:ascii="Times New Roman" w:hAnsi="Times New Roman"/>
+        </w:rPr>
+        <w:t xml:space="preserve">.</w:t>
+      </w:r>
+    </w:p>
+    <w:bookmarkEnd w:id="220"/>
+    <w:bookmarkEnd w:id="221"/>
+    <w:bookmarkEnd w:id="222"/>
     <w:sectPr>
       <w:headerReference r:id="rId9" w:type="default"/>
       <w:footnotePr>
